--- a/7A-diagnostika/chop_etish/7A_toliq_qollanma.docx
+++ b/7A-diagnostika/chop_etish/7A_toliq_qollanma.docx
@@ -1346,7 +1346,7 @@
         <w:t xml:space="preserve"> </w:t>
       </w:r>
       <w:r>
-        <w:t xml:space="preserve">(pastda).</w:t>
+        <w:t xml:space="preserve">— mustaqil papka (pastda).</w:t>
       </w:r>
     </w:p>
     <w:p>
@@ -1371,7 +1371,7 @@
         <w:pStyle w:val="FirstParagraph"/>
       </w:pPr>
       <w:r>
-        <w:t xml:space="preserve">Saytingizga (JazbaAI)</w:t>
+        <w:t xml:space="preserve">Onlayn qism — bitta mustaqil</w:t>
       </w:r>
       <w:r>
         <w:t xml:space="preserve"> </w:t>
@@ -1382,13 +1382,50 @@
           <w:bCs/>
           <w:b/>
         </w:rPr>
-        <w:t xml:space="preserve">/7a/</w:t>
-      </w:r>
-      <w:r>
-        <w:t xml:space="preserve"> </w:t>
-      </w:r>
-      <w:r>
-        <w:t xml:space="preserve">bo‘limi qo‘shildi. O‘quvchilar kompyuter yoki telefondan kiradi, javoblar serverga saqlanadi, natijalar o‘zi hisoblanadi.</w:t>
+        <w:t xml:space="preserve">7a</w:t>
+      </w:r>
+      <w:r>
+        <w:t xml:space="preserve"> </w:t>
+      </w:r>
+      <w:r>
+        <w:t xml:space="preserve">papkasi (</w:t>
+      </w:r>
+      <w:r>
+        <w:rPr>
+          <w:rStyle w:val="VerbatimChar"/>
+        </w:rPr>
+        <w:t xml:space="preserve">public/7a/</w:t>
+      </w:r>
+      <w:r>
+        <w:t xml:space="preserve">). U boshqa fayllarga bog‘liq emas:</w:t>
+      </w:r>
+      <w:r>
+        <w:t xml:space="preserve"> </w:t>
+      </w:r>
+      <w:r>
+        <w:t xml:space="preserve">PHP ishlaydigan istalgan joyga (XAMPP, maktab sayti, JazbaAI) papkani</w:t>
+      </w:r>
+      <w:r>
+        <w:t xml:space="preserve"> </w:t>
+      </w:r>
+      <w:r>
+        <w:rPr>
+          <w:bCs/>
+          <w:b/>
+        </w:rPr>
+        <w:t xml:space="preserve">to‘liq</w:t>
+      </w:r>
+      <w:r>
+        <w:t xml:space="preserve"> </w:t>
+      </w:r>
+      <w:r>
+        <w:t xml:space="preserve">ko‘chirsangiz ishlaydi.</w:t>
+      </w:r>
+      <w:r>
+        <w:t xml:space="preserve"> </w:t>
+      </w:r>
+      <w:r>
+        <w:t xml:space="preserve">O‘quvchilar kompyuter yoki telefondan kiradi, javoblar serverga saqlanadi, natijalar o‘zi hisoblanadi.</w:t>
       </w:r>
     </w:p>
     <w:tbl>
@@ -1427,7 +1464,7 @@
               <w:jc w:val="left"/>
             </w:pPr>
             <w:r>
-              <w:t xml:space="preserve">Manzil</w:t>
+              <w:t xml:space="preserve">Manzil (misol)</w:t>
             </w:r>
           </w:p>
         </w:tc>
@@ -1468,7 +1505,7 @@
               <w:rPr>
                 <w:rStyle w:val="VerbatimChar"/>
               </w:rPr>
-              <w:t xml:space="preserve">https://cloud.com.uz/7a/</w:t>
+              <w:t xml:space="preserve">…/7a/</w:t>
             </w:r>
           </w:p>
         </w:tc>
@@ -1509,35 +1546,19 @@
               <w:rPr>
                 <w:rStyle w:val="VerbatimChar"/>
               </w:rPr>
-              <w:t xml:space="preserve">https://cloud.com.uz/7a/admin.php</w:t>
-            </w:r>
-          </w:p>
-        </w:tc>
-        <w:tc>
-          <w:tcPr/>
-          <w:p>
-            <w:pPr>
-              <w:pStyle w:val="Compact"/>
-              <w:jc w:val="left"/>
-            </w:pPr>
-            <w:r>
-              <w:t xml:space="preserve">JazbaAI’ga</w:t>
-            </w:r>
-            <w:r>
-              <w:t xml:space="preserve"> </w:t>
-            </w:r>
-            <w:r>
-              <w:rPr>
-                <w:bCs/>
-                <w:b/>
-              </w:rPr>
-              <w:t xml:space="preserve">Begdulla</w:t>
-            </w:r>
-            <w:r>
-              <w:t xml:space="preserve"> </w:t>
-            </w:r>
-            <w:r>
-              <w:t xml:space="preserve">login bilan kirgan bo‘lsangiz ochiladi: sozlamalar, natijalar, o‘quvchi kartasi, CSV yuklab olish</w:t>
+              <w:t xml:space="preserve">…/7a/admin.php</w:t>
+            </w:r>
+          </w:p>
+        </w:tc>
+        <w:tc>
+          <w:tcPr/>
+          <w:p>
+            <w:pPr>
+              <w:pStyle w:val="Compact"/>
+              <w:jc w:val="left"/>
+            </w:pPr>
+            <w:r>
+              <w:t xml:space="preserve">Parol bilan kiradi: sozlamalar, natijalar, o‘quvchi kartasi, CSV yuklab olish</w:t>
             </w:r>
           </w:p>
         </w:tc>
@@ -1552,6 +1573,144 @@
           <w:bCs/>
           <w:b/>
         </w:rPr>
+        <w:t xml:space="preserve">Manzil papka qayerda turganiga bog‘liq.</w:t>
+      </w:r>
+      <w:r>
+        <w:t xml:space="preserve"> </w:t>
+      </w:r>
+      <w:r>
+        <w:t xml:space="preserve">Masalan, XAMPP’da:</w:t>
+      </w:r>
+      <w:r>
+        <w:t xml:space="preserve"> </w:t>
+      </w:r>
+      <w:r>
+        <w:rPr>
+          <w:rStyle w:val="VerbatimChar"/>
+        </w:rPr>
+        <w:t xml:space="preserve">C:\xampp\htdocs\7a\</w:t>
+      </w:r>
+      <w:r>
+        <w:t xml:space="preserve"> </w:t>
+      </w:r>
+      <w:r>
+        <w:t xml:space="preserve">→</w:t>
+      </w:r>
+      <w:r>
+        <w:t xml:space="preserve"> </w:t>
+      </w:r>
+      <w:r>
+        <w:rPr>
+          <w:rStyle w:val="VerbatimChar"/>
+        </w:rPr>
+        <w:t xml:space="preserve">http://localhost/7a/</w:t>
+      </w:r>
+      <w:r>
+        <w:t xml:space="preserve">;</w:t>
+      </w:r>
+      <w:r>
+        <w:t xml:space="preserve"> </w:t>
+      </w:r>
+      <w:r>
+        <w:t xml:space="preserve">sayt papkasi</w:t>
+      </w:r>
+      <w:r>
+        <w:t xml:space="preserve"> </w:t>
+      </w:r>
+      <w:r>
+        <w:rPr>
+          <w:rStyle w:val="VerbatimChar"/>
+        </w:rPr>
+        <w:t xml:space="preserve">E:\Xojeli 5-mektep\</w:t>
+      </w:r>
+      <w:r>
+        <w:t xml:space="preserve"> </w:t>
+      </w:r>
+      <w:r>
+        <w:t xml:space="preserve">bo‘lsa va</w:t>
+      </w:r>
+      <w:r>
+        <w:t xml:space="preserve"> </w:t>
+      </w:r>
+      <w:r>
+        <w:rPr>
+          <w:rStyle w:val="VerbatimChar"/>
+        </w:rPr>
+        <w:t xml:space="preserve">7a</w:t>
+      </w:r>
+      <w:r>
+        <w:t xml:space="preserve"> </w:t>
+      </w:r>
+      <w:r>
+        <w:t xml:space="preserve">uning</w:t>
+      </w:r>
+      <w:r>
+        <w:t xml:space="preserve"> </w:t>
+      </w:r>
+      <w:r>
+        <w:rPr>
+          <w:rStyle w:val="VerbatimChar"/>
+        </w:rPr>
+        <w:t xml:space="preserve">public</w:t>
+      </w:r>
+      <w:r>
+        <w:t xml:space="preserve"> </w:t>
+      </w:r>
+      <w:r>
+        <w:t xml:space="preserve">ichida bo‘lsa →</w:t>
+      </w:r>
+      <w:r>
+        <w:t xml:space="preserve"> </w:t>
+      </w:r>
+      <w:r>
+        <w:rPr>
+          <w:rStyle w:val="VerbatimChar"/>
+        </w:rPr>
+        <w:t xml:space="preserve">http://localhost/public/7a/</w:t>
+      </w:r>
+      <w:r>
+        <w:t xml:space="preserve"> </w:t>
+      </w:r>
+      <w:r>
+        <w:t xml:space="preserve">(Apache’da qaysi papka sayt ildizi qilib sozlanganiga qarab). Sinfdagi boshqa kompyuterlardan kirish uchun</w:t>
+      </w:r>
+      <w:r>
+        <w:t xml:space="preserve"> </w:t>
+      </w:r>
+      <w:r>
+        <w:rPr>
+          <w:rStyle w:val="VerbatimChar"/>
+        </w:rPr>
+        <w:t xml:space="preserve">localhost</w:t>
+      </w:r>
+      <w:r>
+        <w:t xml:space="preserve"> </w:t>
+      </w:r>
+      <w:r>
+        <w:t xml:space="preserve">o‘rniga ustoz kompyuterining IP manzilini yozing (masalan</w:t>
+      </w:r>
+      <w:r>
+        <w:t xml:space="preserve"> </w:t>
+      </w:r>
+      <w:r>
+        <w:rPr>
+          <w:rStyle w:val="VerbatimChar"/>
+        </w:rPr>
+        <w:t xml:space="preserve">http://192.168.1.10/7a/</w:t>
+      </w:r>
+      <w:r>
+        <w:t xml:space="preserve">).</w:t>
+      </w:r>
+    </w:p>
+    <w:p>
+      <w:pPr>
+        <w:pStyle w:val="BodyText"/>
+      </w:pPr>
+      <w:r>
+        <w:rPr>
+          <w:bCs/>
+          <w:b/>
+        </w:rPr>
         <w:t xml:space="preserve">Birinchi sozlash (5 daqiqa):</w:t>
       </w:r>
     </w:p>
@@ -1564,52 +1723,81 @@
         <w:pStyle w:val="Compact"/>
       </w:pPr>
       <w:r>
-        <w:t xml:space="preserve">Serverda</w:t>
-      </w:r>
-      <w:r>
-        <w:t xml:space="preserve"> </w:t>
-      </w:r>
-      <w:r>
         <w:rPr>
           <w:rStyle w:val="VerbatimChar"/>
         </w:rPr>
-        <w:t xml:space="preserve">git pull</w:t>
-      </w:r>
-      <w:r>
-        <w:t xml:space="preserve"> </w:t>
-      </w:r>
-      <w:r>
-        <w:t xml:space="preserve">qiling (yoki</w:t>
-      </w:r>
-      <w:r>
-        <w:t xml:space="preserve"> </w:t>
+        <w:t xml:space="preserve">7a</w:t>
+      </w:r>
+      <w:r>
+        <w:t xml:space="preserve"> </w:t>
+      </w:r>
+      <w:r>
+        <w:t xml:space="preserve">papkasini</w:t>
+      </w:r>
+      <w:r>
+        <w:t xml:space="preserve"> </w:t>
+      </w:r>
+      <w:r>
+        <w:rPr>
+          <w:bCs/>
+          <w:b/>
+        </w:rPr>
+        <w:t xml:space="preserve">ichidagi hamma narsa bilan</w:t>
+      </w:r>
+      <w:r>
+        <w:t xml:space="preserve"> </w:t>
+      </w:r>
+      <w:r>
+        <w:t xml:space="preserve">(</w:t>
       </w:r>
       <w:r>
         <w:rPr>
           <w:rStyle w:val="VerbatimChar"/>
         </w:rPr>
-        <w:t xml:space="preserve">public/7a/</w:t>
-      </w:r>
-      <w:r>
-        <w:t xml:space="preserve"> </w:t>
-      </w:r>
-      <w:r>
-        <w:t xml:space="preserve">va</w:t>
-      </w:r>
-      <w:r>
-        <w:t xml:space="preserve"> </w:t>
-      </w:r>
+        <w:t xml:space="preserve">_savollar</w:t>
+      </w:r>
+      <w:r>
+        <w:t xml:space="preserve"> </w:t>
+      </w:r>
+      <w:r>
+        <w:t xml:space="preserve">papkasi ham!) saytingizga ko‘chiring.</w:t>
+      </w:r>
+    </w:p>
+    <w:p>
+      <w:pPr>
+        <w:numPr>
+          <w:ilvl w:val="0"/>
+          <w:numId w:val="1001"/>
+        </w:numPr>
+        <w:pStyle w:val="Compact"/>
+      </w:pPr>
       <w:r>
         <w:rPr>
           <w:rStyle w:val="VerbatimChar"/>
         </w:rPr>
-        <w:t xml:space="preserve">7A-diagnostika/savollar/</w:t>
-      </w:r>
-      <w:r>
-        <w:t xml:space="preserve"> </w:t>
-      </w:r>
-      <w:r>
-        <w:t xml:space="preserve">papkalarini serverga ko‘chiring).</w:t>
+        <w:t xml:space="preserve">…/7a/admin.php</w:t>
+      </w:r>
+      <w:r>
+        <w:t xml:space="preserve"> </w:t>
+      </w:r>
+      <w:r>
+        <w:t xml:space="preserve">ni oching → birinchi marta</w:t>
+      </w:r>
+      <w:r>
+        <w:t xml:space="preserve"> </w:t>
+      </w:r>
+      <w:r>
+        <w:rPr>
+          <w:bCs/>
+          <w:b/>
+        </w:rPr>
+        <w:t xml:space="preserve">ustoz parolini o‘rnating</w:t>
+      </w:r>
+      <w:r>
+        <w:t xml:space="preserve"> </w:t>
+      </w:r>
+      <w:r>
+        <w:t xml:space="preserve">(kamida 6 belgi). Buni o‘quvchilar kirishidan oldin qiling.</w:t>
       </w:r>
     </w:p>
     <w:p>
@@ -1621,7 +1809,17 @@
         <w:pStyle w:val="Compact"/>
       </w:pPr>
       <w:r>
-        <w:t xml:space="preserve">JazbaAI’ga ustoz sifatida kiring →</w:t>
+        <w:rPr>
+          <w:bCs/>
+          <w:b/>
+        </w:rPr>
+        <w:t xml:space="preserve">Sozlamalar</w:t>
+      </w:r>
+      <w:r>
+        <w:t xml:space="preserve"> </w:t>
+      </w:r>
+      <w:r>
+        <w:t xml:space="preserve">bo‘limida: sinf kodini yozing (masalan</w:t>
       </w:r>
       <w:r>
         <w:t xml:space="preserve"> </w:t>
@@ -1630,13 +1828,29 @@
         <w:rPr>
           <w:rStyle w:val="VerbatimChar"/>
         </w:rPr>
-        <w:t xml:space="preserve">…/7a/admin.php</w:t>
-      </w:r>
-      <w:r>
-        <w:t xml:space="preserve"> </w:t>
-      </w:r>
-      <w:r>
-        <w:t xml:space="preserve">ni oching.</w:t>
+        <w:t xml:space="preserve">7A2026</w:t>
+      </w:r>
+      <w:r>
+        <w:t xml:space="preserve">), o‘quvchilar ro‘yxatini (har qatorda bitta F.I.) joylang,</w:t>
+      </w:r>
+      <w:r>
+        <w:t xml:space="preserve"> </w:t>
+      </w:r>
+      <w:r>
+        <w:t xml:space="preserve">«Tanishuv so‘rovnomasi» va «Kirish testi (A)» ni yoqing →</w:t>
+      </w:r>
+      <w:r>
+        <w:t xml:space="preserve"> </w:t>
+      </w:r>
+      <w:r>
+        <w:rPr>
+          <w:bCs/>
+          <w:b/>
+        </w:rPr>
+        <w:t xml:space="preserve">Saqlash</w:t>
+      </w:r>
+      <w:r>
+        <w:t xml:space="preserve">.</w:t>
       </w:r>
     </w:p>
     <w:p>
@@ -1648,17 +1862,27 @@
         <w:pStyle w:val="Compact"/>
       </w:pPr>
       <w:r>
-        <w:rPr>
-          <w:bCs/>
-          <w:b/>
-        </w:rPr>
-        <w:t xml:space="preserve">Sozlamalar</w:t>
-      </w:r>
-      <w:r>
-        <w:t xml:space="preserve"> </w:t>
-      </w:r>
-      <w:r>
-        <w:t xml:space="preserve">bo‘limida: sinf kodini yozing (masalan</w:t>
+        <w:t xml:space="preserve">O‘zingiz bir marta o‘quvchi sifatida kirib sinab ko‘ring, keyin admin’da o‘sha yozuvni o‘chiring.</w:t>
+      </w:r>
+    </w:p>
+    <w:p>
+      <w:pPr>
+        <w:numPr>
+          <w:ilvl w:val="0"/>
+          <w:numId w:val="1001"/>
+        </w:numPr>
+        <w:pStyle w:val="Compact"/>
+      </w:pPr>
+      <w:r>
+        <w:t xml:space="preserve">Yanvarda «Kirish testi»ni o‘chirib, «Yakuniy test (B)» va «Fikr so‘rovnomasi»ni yoqasiz.</w:t>
+      </w:r>
+    </w:p>
+    <w:p>
+      <w:pPr>
+        <w:pStyle w:val="BlockText"/>
+      </w:pPr>
+      <w:r>
+        <w:t xml:space="preserve">O‘quvchi javoblari</w:t>
       </w:r>
       <w:r>
         <w:t xml:space="preserve"> </w:t>
@@ -1667,70 +1891,96 @@
         <w:rPr>
           <w:rStyle w:val="VerbatimChar"/>
         </w:rPr>
-        <w:t xml:space="preserve">7A2026</w:t>
-      </w:r>
-      <w:r>
-        <w:t xml:space="preserve">), o‘quvchilar ro‘yxatini (har qatorda bitta F.I.) joylang, «Tanishuv so‘rovnomasi» va «Kirish testi (A)» ni yoqing →</w:t>
-      </w:r>
-      <w:r>
-        <w:t xml:space="preserve"> </w:t>
-      </w:r>
-      <w:r>
-        <w:rPr>
-          <w:bCs/>
-          <w:b/>
-        </w:rPr>
-        <w:t xml:space="preserve">Saqlash</w:t>
-      </w:r>
-      <w:r>
-        <w:t xml:space="preserve">.</w:t>
-      </w:r>
-    </w:p>
-    <w:p>
-      <w:pPr>
-        <w:numPr>
-          <w:ilvl w:val="0"/>
-          <w:numId w:val="1001"/>
-        </w:numPr>
-        <w:pStyle w:val="Compact"/>
-      </w:pPr>
-      <w:r>
-        <w:t xml:space="preserve">O‘zingiz bir marta o‘quvchi sifatida kirib sinab ko‘ring, keyin admin’da o‘sha yozuvni o‘chiring.</w:t>
-      </w:r>
-    </w:p>
-    <w:p>
-      <w:pPr>
-        <w:numPr>
-          <w:ilvl w:val="0"/>
-          <w:numId w:val="1001"/>
-        </w:numPr>
-        <w:pStyle w:val="Compact"/>
-      </w:pPr>
-      <w:r>
-        <w:t xml:space="preserve">Yanvarda «Kirish testi»ni o‘chirib, «Yakuniy test (B)» va «Fikr so‘rovnomasi»ni yoqasiz.</w:t>
-      </w:r>
-    </w:p>
-    <w:p>
-      <w:pPr>
-        <w:pStyle w:val="BlockText"/>
-      </w:pPr>
-      <w:r>
-        <w:t xml:space="preserve">Admin’ga boshqa login bilan kirish kerak bo‘lsa,</w:t>
-      </w:r>
-      <w:r>
-        <w:t xml:space="preserve"> </w:t>
+        <w:t xml:space="preserve">7a/_data/</w:t>
+      </w:r>
+      <w:r>
+        <w:t xml:space="preserve"> </w:t>
+      </w:r>
+      <w:r>
+        <w:t xml:space="preserve">papkasida saqlanadi (birinchi javobda o‘zi yaratiladi) va</w:t>
+      </w:r>
+      <w:r>
+        <w:t xml:space="preserve"> </w:t>
+      </w:r>
+      <w:r>
+        <w:rPr>
+          <w:bCs/>
+          <w:b/>
+        </w:rPr>
+        <w:t xml:space="preserve">GitHub’ga yuklanmaydi</w:t>
+      </w:r>
+      <w:r>
+        <w:t xml:space="preserve"> </w:t>
+      </w:r>
+      <w:r>
+        <w:t xml:space="preserve">(</w:t>
       </w:r>
       <w:r>
         <w:rPr>
           <w:rStyle w:val="VerbatimChar"/>
         </w:rPr>
+        <w:t xml:space="preserve">.gitignore</w:t>
+      </w:r>
+      <w:r>
+        <w:t xml:space="preserve">).</w:t>
+      </w:r>
+      <w:r>
+        <w:t xml:space="preserve"> </w:t>
+      </w:r>
+      <w:r>
+        <w:t xml:space="preserve">Zaxira nusxa uchun shu papkani ko‘chirib qo‘ying. Parolni unutsangiz —</w:t>
+      </w:r>
+      <w:r>
+        <w:t xml:space="preserve"> </w:t>
+      </w:r>
+      <w:r>
+        <w:rPr>
+          <w:rStyle w:val="VerbatimChar"/>
+        </w:rPr>
+        <w:t xml:space="preserve">7a/_data/ustoz.json.php</w:t>
+      </w:r>
+      <w:r>
+        <w:t xml:space="preserve"> </w:t>
+      </w:r>
+      <w:r>
+        <w:t xml:space="preserve">faylini o‘chiring.</w:t>
+      </w:r>
+      <w:r>
+        <w:t xml:space="preserve"> </w:t>
+      </w:r>
+      <w:r>
+        <w:t xml:space="preserve">JazbaAI ichida ishlatsangiz, JazbaAI’dagi</w:t>
+      </w:r>
+      <w:r>
+        <w:t xml:space="preserve"> </w:t>
+      </w:r>
+      <w:r>
+        <w:rPr>
+          <w:bCs/>
+          <w:b/>
+        </w:rPr>
+        <w:t xml:space="preserve">Begdulla</w:t>
+      </w:r>
+      <w:r>
+        <w:t xml:space="preserve"> </w:t>
+      </w:r>
+      <w:r>
+        <w:t xml:space="preserve">logini bilan ham kirish mumkin (boshqa loginlar:</w:t>
+      </w:r>
+      <w:r>
+        <w:t xml:space="preserve"> </w:t>
+      </w:r>
+      <w:r>
+        <w:rPr>
+          <w:rStyle w:val="VerbatimChar"/>
+        </w:rPr>
         <w:t xml:space="preserve">.env</w:t>
       </w:r>
       <w:r>
         <w:t xml:space="preserve"> </w:t>
       </w:r>
       <w:r>
-        <w:t xml:space="preserve">fayliga</w:t>
+        <w:t xml:space="preserve">→</w:t>
       </w:r>
       <w:r>
         <w:t xml:space="preserve"> </w:t>
@@ -1740,55 +1990,6 @@
           <w:rStyle w:val="VerbatimChar"/>
         </w:rPr>
         <w:t xml:space="preserve">SINF7A_USTOZ=login1,login2</w:t>
-      </w:r>
-      <w:r>
-        <w:t xml:space="preserve"> </w:t>
-      </w:r>
-      <w:r>
-        <w:t xml:space="preserve">qatorini qo‘shing.</w:t>
-      </w:r>
-      <w:r>
-        <w:t xml:space="preserve"> </w:t>
-      </w:r>
-      <w:r>
-        <w:t xml:space="preserve">O‘quvchi javoblari</w:t>
-      </w:r>
-      <w:r>
-        <w:t xml:space="preserve"> </w:t>
-      </w:r>
-      <w:r>
-        <w:rPr>
-          <w:rStyle w:val="VerbatimChar"/>
-        </w:rPr>
-        <w:t xml:space="preserve">data/7a/</w:t>
-      </w:r>
-      <w:r>
-        <w:t xml:space="preserve"> </w:t>
-      </w:r>
-      <w:r>
-        <w:t xml:space="preserve">papkasida saqlanadi va</w:t>
-      </w:r>
-      <w:r>
-        <w:t xml:space="preserve"> </w:t>
-      </w:r>
-      <w:r>
-        <w:rPr>
-          <w:bCs/>
-          <w:b/>
-        </w:rPr>
-        <w:t xml:space="preserve">GitHub’ga yuklanmaydi</w:t>
-      </w:r>
-      <w:r>
-        <w:t xml:space="preserve"> </w:t>
-      </w:r>
-      <w:r>
-        <w:t xml:space="preserve">(</w:t>
-      </w:r>
-      <w:r>
-        <w:rPr>
-          <w:rStyle w:val="VerbatimChar"/>
-        </w:rPr>
-        <w:t xml:space="preserve">.gitignore</w:t>
       </w:r>
       <w:r>
         <w:t xml:space="preserve">).</w:t>
@@ -2525,13 +2726,13 @@
         <w:rPr>
           <w:rStyle w:val="VerbatimChar"/>
         </w:rPr>
-        <w:t xml:space="preserve">/7a/admin.php</w:t>
-      </w:r>
-      <w:r>
-        <w:t xml:space="preserve"> </w:t>
-      </w:r>
-      <w:r>
-        <w:t xml:space="preserve">→ sinf kodi, ro‘yxat, so‘rovnoma va A-testni yoqish → o‘zingiz bir marta sinab ko‘rish</w:t>
+        <w:t xml:space="preserve">…/7a/admin.php</w:t>
+      </w:r>
+      <w:r>
+        <w:t xml:space="preserve"> </w:t>
+      </w:r>
+      <w:r>
+        <w:t xml:space="preserve">→ ustoz parolini o‘rnatish → sinf kodi, ro‘yxat, so‘rovnoma va A-testni yoqish → o‘zingiz bir marta sinab ko‘rish</w:t>
       </w:r>
     </w:p>
     <w:p>

--- a/7A-diagnostika/chop_etish/7A_toliq_qollanma.docx
+++ b/7A-diagnostika/chop_etish/7A_toliq_qollanma.docx
@@ -36,7 +36,7 @@
         </w:p>
       </w:sdtContent>
     </w:sdt>
-    <w:bookmarkStart w:id="39" w:name="X2fbc6bebf1cebbb9cb7530af2be54dc62d78a18"/>
+    <w:bookmarkStart w:id="40" w:name="X2fbc6bebf1cebbb9cb7530af2be54dc62d78a18"/>
     <w:p>
       <w:pPr>
         <w:pStyle w:val="Heading1"/>
@@ -329,7 +329,7 @@
       </w:r>
     </w:p>
     <w:bookmarkEnd w:id="20"/>
-    <w:bookmarkStart w:id="34" w:name="qayerdan-boshlash--tartib-boyicha"/>
+    <w:bookmarkStart w:id="35" w:name="qayerdan-boshlash--tartib-boyicha"/>
     <w:p>
       <w:pPr>
         <w:pStyle w:val="Heading2"/>
@@ -1133,6 +1133,71 @@
           </w:p>
         </w:tc>
       </w:tr>
+      <w:tr>
+        <w:tc>
+          <w:tcPr/>
+          <w:p>
+            <w:pPr>
+              <w:pStyle w:val="Compact"/>
+              <w:jc w:val="right"/>
+            </w:pPr>
+            <w:r>
+              <w:t xml:space="preserve">14</w:t>
+            </w:r>
+          </w:p>
+        </w:tc>
+        <w:tc>
+          <w:tcPr/>
+          <w:p>
+            <w:pPr>
+              <w:pStyle w:val="Compact"/>
+              <w:jc w:val="left"/>
+            </w:pPr>
+            <w:hyperlink r:id="rId34">
+              <w:r>
+                <w:rPr>
+                  <w:rStyle w:val="VerbatimChar"/>
+                </w:rPr>
+                <w:t xml:space="preserve">13_saytda_jonli_dars.md</w:t>
+              </w:r>
+            </w:hyperlink>
+          </w:p>
+        </w:tc>
+        <w:tc>
+          <w:tcPr/>
+          <w:p>
+            <w:pPr>
+              <w:pStyle w:val="Compact"/>
+              <w:jc w:val="left"/>
+            </w:pPr>
+            <w:r>
+              <w:rPr>
+                <w:bCs/>
+                <w:b/>
+              </w:rPr>
+              <w:t xml:space="preserve">Darsni saytda jonli o‘tkazish</w:t>
+            </w:r>
+            <w:r>
+              <w:t xml:space="preserve"> </w:t>
+            </w:r>
+            <w:r>
+              <w:t xml:space="preserve">(qog‘ozsiz): o‘rnatish, tayyor 45 daqiqalik dastur, panel tugmalari</w:t>
+            </w:r>
+          </w:p>
+        </w:tc>
+        <w:tc>
+          <w:tcPr/>
+          <w:p>
+            <w:pPr>
+              <w:pStyle w:val="Compact"/>
+              <w:jc w:val="left"/>
+            </w:pPr>
+            <w:r>
+              <w:t xml:space="preserve">Darsdan oldin</w:t>
+            </w:r>
+          </w:p>
+        </w:tc>
+      </w:tr>
     </w:tbl>
     <w:p>
       <w:r>
@@ -1141,8 +1206,8 @@
         </w:pict>
       </w:r>
     </w:p>
-    <w:bookmarkEnd w:id="34"/>
-    <w:bookmarkStart w:id="35" w:name="papka-tuzilishi"/>
+    <w:bookmarkEnd w:id="35"/>
+    <w:bookmarkStart w:id="36" w:name="papka-tuzilishi"/>
     <w:p>
       <w:pPr>
         <w:pStyle w:val="Heading2"/>
@@ -1222,7 +1287,25 @@
         <w:rPr>
           <w:rStyle w:val="VerbatimChar"/>
         </w:rPr>
-        <w:t xml:space="preserve">│   └── fikr_sorovnoma.json           3 oydan keyingi anonim fikr so‘rovnomasi</w:t>
+        <w:t xml:space="preserve">│   ├── fikr_sorovnoma.json           3 oydan keyingi anonim fikr so‘rovnomasi</w:t>
+      </w:r>
+      <w:r>
+        <w:br/>
+      </w:r>
+      <w:r>
+        <w:rPr>
+          <w:rStyle w:val="VerbatimChar"/>
+        </w:rPr>
+        <w:t xml:space="preserve">│   ├── chiqish_chiptasi.json         dars oxiridagi 4 savol</w:t>
+      </w:r>
+      <w:r>
+        <w:br/>
+      </w:r>
+      <w:r>
+        <w:rPr>
+          <w:rStyle w:val="VerbatimChar"/>
+        </w:rPr>
+        <w:t xml:space="preserve">│   └── dastur.json                   saytdagi jonli darsning standart dasturi (bosqichlar)</w:t>
       </w:r>
       <w:r>
         <w:br/>
@@ -1356,14 +1439,14 @@
         </w:pict>
       </w:r>
     </w:p>
-    <w:bookmarkEnd w:id="35"/>
-    <w:bookmarkStart w:id="36" w:name="saytga-qoyish-onlayn-test-va-sorovnoma"/>
+    <w:bookmarkEnd w:id="36"/>
+    <w:bookmarkStart w:id="37" w:name="Xc7dc669931446a3c06f83e416b41a281bbf2428"/>
     <w:p>
       <w:pPr>
         <w:pStyle w:val="Heading2"/>
       </w:pPr>
       <w:r>
-        <w:t xml:space="preserve">Saytga qo‘yish (onlayn test va so‘rovnoma)</w:t>
+        <w:t xml:space="preserve">Saytga qo‘yish — darsni jonli, qog‘ozsiz o‘tkazish</w:t>
       </w:r>
     </w:p>
     <w:p>
@@ -1397,7 +1480,19 @@
         <w:t xml:space="preserve">public/7a/</w:t>
       </w:r>
       <w:r>
-        <w:t xml:space="preserve">). U boshqa fayllarga bog‘liq emas:</w:t>
+        <w:t xml:space="preserve">, alohida arxiv:</w:t>
+      </w:r>
+      <w:r>
+        <w:t xml:space="preserve"> </w:t>
+      </w:r>
+      <w:r>
+        <w:rPr>
+          <w:rStyle w:val="VerbatimChar"/>
+        </w:rPr>
+        <w:t xml:space="preserve">7a_sayt.zip</w:t>
+      </w:r>
+      <w:r>
+        <w:t xml:space="preserve">). Ma’lumotlar bazasi kerak emas:</w:t>
       </w:r>
       <w:r>
         <w:t xml:space="preserve"> </w:t>
@@ -1420,12 +1515,6 @@
       </w:r>
       <w:r>
         <w:t xml:space="preserve">ko‘chirsangiz ishlaydi.</w:t>
-      </w:r>
-      <w:r>
-        <w:t xml:space="preserve"> </w:t>
-      </w:r>
-      <w:r>
-        <w:t xml:space="preserve">O‘quvchilar kompyuter yoki telefondan kiradi, javoblar serverga saqlanadi, natijalar o‘zi hisoblanadi.</w:t>
       </w:r>
     </w:p>
     <w:tbl>
@@ -1517,7 +1606,7 @@
               <w:jc w:val="left"/>
             </w:pPr>
             <w:r>
-              <w:t xml:space="preserve">Sinf kodini kiritadi → ro‘yxatdan ismini tanlaydi → so‘rovnoma / test</w:t>
+              <w:t xml:space="preserve">Sinf kodi → ismini tanlaydi → ustoz ochgan bosqichni bajaradi (ekran 3 soniyada o‘zi yangilanadi)</w:t>
             </w:r>
           </w:p>
         </w:tc>
@@ -1558,7 +1647,24 @@
               <w:jc w:val="left"/>
             </w:pPr>
             <w:r>
-              <w:t xml:space="preserve">Parol bilan kiradi: sozlamalar, natijalar, o‘quvchi kartasi, CSV yuklab olish</w:t>
+              <w:rPr>
+                <w:bCs/>
+                <w:b/>
+              </w:rPr>
+              <w:t xml:space="preserve">Jonli dars</w:t>
+            </w:r>
+            <w:r>
+              <w:t xml:space="preserve">: «Keyingi ▶», «Pauza», istalgan bosqichni boshlash/o‘tkazib yuborish; natijalar, o‘quvchi kartasi, so‘rovnomalar, amaliy baholash,</w:t>
+            </w:r>
+            <w:r>
+              <w:t xml:space="preserve"> </w:t>
+            </w:r>
+            <w:r>
+              <w:rPr>
+                <w:bCs/>
+                <w:b/>
+              </w:rPr>
+              <w:t xml:space="preserve">JSON eksport</w:t>
             </w:r>
           </w:p>
         </w:tc>
@@ -1566,20 +1672,67 @@
     </w:tbl>
     <w:p>
       <w:pPr>
-        <w:pStyle w:val="BodyText"/>
-      </w:pPr>
-      <w:r>
-        <w:rPr>
-          <w:bCs/>
-          <w:b/>
-        </w:rPr>
-        <w:t xml:space="preserve">Manzil papka qayerda turganiga bog‘liq.</w:t>
-      </w:r>
-      <w:r>
-        <w:t xml:space="preserve"> </w:t>
-      </w:r>
-      <w:r>
-        <w:t xml:space="preserve">Masalan, XAMPP’da:</w:t>
+        <w:numPr>
+          <w:ilvl w:val="0"/>
+          <w:numId w:val="1001"/>
+        </w:numPr>
+        <w:pStyle w:val="Compact"/>
+      </w:pPr>
+      <w:r>
+        <w:t xml:space="preserve">Darsning har bir qismi (so‘rovnoma, test qismlari, kayfiyat, tez yozish, chiqish chiptasi…) —</w:t>
+      </w:r>
+      <w:r>
+        <w:t xml:space="preserve"> </w:t>
+      </w:r>
+      <w:r>
+        <w:rPr>
+          <w:bCs/>
+          <w:b/>
+        </w:rPr>
+        <w:t xml:space="preserve">bosqich</w:t>
+      </w:r>
+      <w:r>
+        <w:t xml:space="preserve">. Qaysi bosqich darsda bo‘lishini, tartibini, vaqtini ustoz</w:t>
+      </w:r>
+      <w:r>
+        <w:t xml:space="preserve"> </w:t>
+      </w:r>
+      <w:r>
+        <w:rPr>
+          <w:bCs/>
+          <w:b/>
+        </w:rPr>
+        <w:t xml:space="preserve">Dastur</w:t>
+      </w:r>
+      <w:r>
+        <w:t xml:space="preserve"> </w:t>
+      </w:r>
+      <w:r>
+        <w:t xml:space="preserve">bo‘limida belgilaydi.</w:t>
+      </w:r>
+    </w:p>
+    <w:p>
+      <w:pPr>
+        <w:numPr>
+          <w:ilvl w:val="0"/>
+          <w:numId w:val="1001"/>
+        </w:numPr>
+        <w:pStyle w:val="Compact"/>
+      </w:pPr>
+      <w:r>
+        <w:t xml:space="preserve">Javoblar har o‘zgarishda saqlanadi — ustoz keyingisiga o‘tib ketsa ham yo‘qolmaydi.</w:t>
+      </w:r>
+    </w:p>
+    <w:p>
+      <w:pPr>
+        <w:numPr>
+          <w:ilvl w:val="0"/>
+          <w:numId w:val="1001"/>
+        </w:numPr>
+        <w:pStyle w:val="Compact"/>
+      </w:pPr>
+      <w:r>
+        <w:t xml:space="preserve">Barcha ma’lumotlar</w:t>
       </w:r>
       <w:r>
         <w:t xml:space="preserve"> </w:t>
@@ -1588,13 +1741,72 @@
         <w:rPr>
           <w:rStyle w:val="VerbatimChar"/>
         </w:rPr>
-        <w:t xml:space="preserve">C:\xampp\htdocs\7a\</w:t>
-      </w:r>
-      <w:r>
-        <w:t xml:space="preserve"> </w:t>
-      </w:r>
-      <w:r>
-        <w:t xml:space="preserve">→</w:t>
+        <w:t xml:space="preserve">7a/_data/</w:t>
+      </w:r>
+      <w:r>
+        <w:t xml:space="preserve"> </w:t>
+      </w:r>
+      <w:r>
+        <w:t xml:space="preserve">da oddiy</w:t>
+      </w:r>
+      <w:r>
+        <w:t xml:space="preserve"> </w:t>
+      </w:r>
+      <w:r>
+        <w:rPr>
+          <w:bCs/>
+          <w:b/>
+        </w:rPr>
+        <w:t xml:space="preserve">.json</w:t>
+      </w:r>
+      <w:r>
+        <w:t xml:space="preserve"> </w:t>
+      </w:r>
+      <w:r>
+        <w:t xml:space="preserve">fayllarda; panel orqali hammasini bitta JSON qilib yuklab olish mumkin.</w:t>
+      </w:r>
+    </w:p>
+    <w:p>
+      <w:pPr>
+        <w:pStyle w:val="FirstParagraph"/>
+      </w:pPr>
+      <w:r>
+        <w:rPr>
+          <w:bCs/>
+          <w:b/>
+        </w:rPr>
+        <w:t xml:space="preserve">Batafsil qadamlar:</w:t>
+      </w:r>
+      <w:r>
+        <w:rPr>
+          <w:bCs/>
+          <w:b/>
+        </w:rPr>
+        <w:t xml:space="preserve"> </w:t>
+      </w:r>
+      <w:hyperlink r:id="rId34">
+        <w:r>
+          <w:rPr>
+            <w:rStyle w:val="VerbatimChar"/>
+            <w:bCs/>
+            <w:b/>
+          </w:rPr>
+          <w:t xml:space="preserve">13_saytda_jonli_dars.md</w:t>
+        </w:r>
+      </w:hyperlink>
+      <w:r>
+        <w:t xml:space="preserve"> </w:t>
+      </w:r>
+      <w:r>
+        <w:t xml:space="preserve">(o‘rnatish, tayyor dastur, dars paytida qaysi tugma, muammolar).</w:t>
+      </w:r>
+    </w:p>
+    <w:p>
+      <w:pPr>
+        <w:pStyle w:val="BlockText"/>
+      </w:pPr>
+      <w:r>
+        <w:t xml:space="preserve">O‘quvchi javoblari</w:t>
       </w:r>
       <w:r>
         <w:t xml:space="preserve"> </w:t>
@@ -1603,31 +1815,44 @@
         <w:rPr>
           <w:rStyle w:val="VerbatimChar"/>
         </w:rPr>
-        <w:t xml:space="preserve">http://localhost/7a/</w:t>
-      </w:r>
-      <w:r>
-        <w:t xml:space="preserve">;</w:t>
-      </w:r>
-      <w:r>
-        <w:t xml:space="preserve"> </w:t>
-      </w:r>
-      <w:r>
-        <w:t xml:space="preserve">sayt papkasi</w:t>
-      </w:r>
-      <w:r>
-        <w:t xml:space="preserve"> </w:t>
+        <w:t xml:space="preserve">7a/_data/</w:t>
+      </w:r>
+      <w:r>
+        <w:t xml:space="preserve"> </w:t>
+      </w:r>
+      <w:r>
+        <w:t xml:space="preserve">papkasida saqlanadi va</w:t>
+      </w:r>
+      <w:r>
+        <w:t xml:space="preserve"> </w:t>
+      </w:r>
+      <w:r>
+        <w:rPr>
+          <w:bCs/>
+          <w:b/>
+        </w:rPr>
+        <w:t xml:space="preserve">GitHub’ga yuklanmaydi</w:t>
+      </w:r>
+      <w:r>
+        <w:t xml:space="preserve"> </w:t>
+      </w:r>
+      <w:r>
+        <w:t xml:space="preserve">(</w:t>
       </w:r>
       <w:r>
         <w:rPr>
           <w:rStyle w:val="VerbatimChar"/>
         </w:rPr>
-        <w:t xml:space="preserve">E:\Xojeli 5-mektep\</w:t>
-      </w:r>
-      <w:r>
-        <w:t xml:space="preserve"> </w:t>
-      </w:r>
-      <w:r>
-        <w:t xml:space="preserve">bo‘lsa va</w:t>
+        <w:t xml:space="preserve">.gitignore</w:t>
+      </w:r>
+      <w:r>
+        <w:t xml:space="preserve">).</w:t>
+      </w:r>
+      <w:r>
+        <w:t xml:space="preserve"> </w:t>
+      </w:r>
+      <w:r>
+        <w:t xml:space="preserve">Parolni unutsangiz —</w:t>
       </w:r>
       <w:r>
         <w:t xml:space="preserve"> </w:t>
@@ -1636,308 +1861,7 @@
         <w:rPr>
           <w:rStyle w:val="VerbatimChar"/>
         </w:rPr>
-        <w:t xml:space="preserve">7a</w:t>
-      </w:r>
-      <w:r>
-        <w:t xml:space="preserve"> </w:t>
-      </w:r>
-      <w:r>
-        <w:t xml:space="preserve">uning</w:t>
-      </w:r>
-      <w:r>
-        <w:t xml:space="preserve"> </w:t>
-      </w:r>
-      <w:r>
-        <w:rPr>
-          <w:rStyle w:val="VerbatimChar"/>
-        </w:rPr>
-        <w:t xml:space="preserve">public</w:t>
-      </w:r>
-      <w:r>
-        <w:t xml:space="preserve"> </w:t>
-      </w:r>
-      <w:r>
-        <w:t xml:space="preserve">ichida bo‘lsa →</w:t>
-      </w:r>
-      <w:r>
-        <w:t xml:space="preserve"> </w:t>
-      </w:r>
-      <w:r>
-        <w:rPr>
-          <w:rStyle w:val="VerbatimChar"/>
-        </w:rPr>
-        <w:t xml:space="preserve">http://localhost/public/7a/</w:t>
-      </w:r>
-      <w:r>
-        <w:t xml:space="preserve"> </w:t>
-      </w:r>
-      <w:r>
-        <w:t xml:space="preserve">(Apache’da qaysi papka sayt ildizi qilib sozlanganiga qarab). Sinfdagi boshqa kompyuterlardan kirish uchun</w:t>
-      </w:r>
-      <w:r>
-        <w:t xml:space="preserve"> </w:t>
-      </w:r>
-      <w:r>
-        <w:rPr>
-          <w:rStyle w:val="VerbatimChar"/>
-        </w:rPr>
-        <w:t xml:space="preserve">localhost</w:t>
-      </w:r>
-      <w:r>
-        <w:t xml:space="preserve"> </w:t>
-      </w:r>
-      <w:r>
-        <w:t xml:space="preserve">o‘rniga ustoz kompyuterining IP manzilini yozing (masalan</w:t>
-      </w:r>
-      <w:r>
-        <w:t xml:space="preserve"> </w:t>
-      </w:r>
-      <w:r>
-        <w:rPr>
-          <w:rStyle w:val="VerbatimChar"/>
-        </w:rPr>
-        <w:t xml:space="preserve">http://192.168.1.10/7a/</w:t>
-      </w:r>
-      <w:r>
-        <w:t xml:space="preserve">).</w:t>
-      </w:r>
-    </w:p>
-    <w:p>
-      <w:pPr>
-        <w:pStyle w:val="BodyText"/>
-      </w:pPr>
-      <w:r>
-        <w:rPr>
-          <w:bCs/>
-          <w:b/>
-        </w:rPr>
-        <w:t xml:space="preserve">Birinchi sozlash (5 daqiqa):</w:t>
-      </w:r>
-    </w:p>
-    <w:p>
-      <w:pPr>
-        <w:numPr>
-          <w:ilvl w:val="0"/>
-          <w:numId w:val="1001"/>
-        </w:numPr>
-        <w:pStyle w:val="Compact"/>
-      </w:pPr>
-      <w:r>
-        <w:rPr>
-          <w:rStyle w:val="VerbatimChar"/>
-        </w:rPr>
-        <w:t xml:space="preserve">7a</w:t>
-      </w:r>
-      <w:r>
-        <w:t xml:space="preserve"> </w:t>
-      </w:r>
-      <w:r>
-        <w:t xml:space="preserve">papkasini</w:t>
-      </w:r>
-      <w:r>
-        <w:t xml:space="preserve"> </w:t>
-      </w:r>
-      <w:r>
-        <w:rPr>
-          <w:bCs/>
-          <w:b/>
-        </w:rPr>
-        <w:t xml:space="preserve">ichidagi hamma narsa bilan</w:t>
-      </w:r>
-      <w:r>
-        <w:t xml:space="preserve"> </w:t>
-      </w:r>
-      <w:r>
-        <w:t xml:space="preserve">(</w:t>
-      </w:r>
-      <w:r>
-        <w:rPr>
-          <w:rStyle w:val="VerbatimChar"/>
-        </w:rPr>
-        <w:t xml:space="preserve">_savollar</w:t>
-      </w:r>
-      <w:r>
-        <w:t xml:space="preserve"> </w:t>
-      </w:r>
-      <w:r>
-        <w:t xml:space="preserve">papkasi ham!) saytingizga ko‘chiring.</w:t>
-      </w:r>
-    </w:p>
-    <w:p>
-      <w:pPr>
-        <w:numPr>
-          <w:ilvl w:val="0"/>
-          <w:numId w:val="1001"/>
-        </w:numPr>
-        <w:pStyle w:val="Compact"/>
-      </w:pPr>
-      <w:r>
-        <w:rPr>
-          <w:rStyle w:val="VerbatimChar"/>
-        </w:rPr>
-        <w:t xml:space="preserve">…/7a/admin.php</w:t>
-      </w:r>
-      <w:r>
-        <w:t xml:space="preserve"> </w:t>
-      </w:r>
-      <w:r>
-        <w:t xml:space="preserve">ni oching → birinchi marta</w:t>
-      </w:r>
-      <w:r>
-        <w:t xml:space="preserve"> </w:t>
-      </w:r>
-      <w:r>
-        <w:rPr>
-          <w:bCs/>
-          <w:b/>
-        </w:rPr>
-        <w:t xml:space="preserve">ustoz parolini o‘rnating</w:t>
-      </w:r>
-      <w:r>
-        <w:t xml:space="preserve"> </w:t>
-      </w:r>
-      <w:r>
-        <w:t xml:space="preserve">(kamida 6 belgi). Buni o‘quvchilar kirishidan oldin qiling.</w:t>
-      </w:r>
-    </w:p>
-    <w:p>
-      <w:pPr>
-        <w:numPr>
-          <w:ilvl w:val="0"/>
-          <w:numId w:val="1001"/>
-        </w:numPr>
-        <w:pStyle w:val="Compact"/>
-      </w:pPr>
-      <w:r>
-        <w:rPr>
-          <w:bCs/>
-          <w:b/>
-        </w:rPr>
-        <w:t xml:space="preserve">Sozlamalar</w:t>
-      </w:r>
-      <w:r>
-        <w:t xml:space="preserve"> </w:t>
-      </w:r>
-      <w:r>
-        <w:t xml:space="preserve">bo‘limida: sinf kodini yozing (masalan</w:t>
-      </w:r>
-      <w:r>
-        <w:t xml:space="preserve"> </w:t>
-      </w:r>
-      <w:r>
-        <w:rPr>
-          <w:rStyle w:val="VerbatimChar"/>
-        </w:rPr>
-        <w:t xml:space="preserve">7A2026</w:t>
-      </w:r>
-      <w:r>
-        <w:t xml:space="preserve">), o‘quvchilar ro‘yxatini (har qatorda bitta F.I.) joylang,</w:t>
-      </w:r>
-      <w:r>
-        <w:t xml:space="preserve"> </w:t>
-      </w:r>
-      <w:r>
-        <w:t xml:space="preserve">«Tanishuv so‘rovnomasi» va «Kirish testi (A)» ni yoqing →</w:t>
-      </w:r>
-      <w:r>
-        <w:t xml:space="preserve"> </w:t>
-      </w:r>
-      <w:r>
-        <w:rPr>
-          <w:bCs/>
-          <w:b/>
-        </w:rPr>
-        <w:t xml:space="preserve">Saqlash</w:t>
-      </w:r>
-      <w:r>
-        <w:t xml:space="preserve">.</w:t>
-      </w:r>
-    </w:p>
-    <w:p>
-      <w:pPr>
-        <w:numPr>
-          <w:ilvl w:val="0"/>
-          <w:numId w:val="1001"/>
-        </w:numPr>
-        <w:pStyle w:val="Compact"/>
-      </w:pPr>
-      <w:r>
-        <w:t xml:space="preserve">O‘zingiz bir marta o‘quvchi sifatida kirib sinab ko‘ring, keyin admin’da o‘sha yozuvni o‘chiring.</w:t>
-      </w:r>
-    </w:p>
-    <w:p>
-      <w:pPr>
-        <w:numPr>
-          <w:ilvl w:val="0"/>
-          <w:numId w:val="1001"/>
-        </w:numPr>
-        <w:pStyle w:val="Compact"/>
-      </w:pPr>
-      <w:r>
-        <w:t xml:space="preserve">Yanvarda «Kirish testi»ni o‘chirib, «Yakuniy test (B)» va «Fikr so‘rovnomasi»ni yoqasiz.</w:t>
-      </w:r>
-    </w:p>
-    <w:p>
-      <w:pPr>
-        <w:pStyle w:val="BlockText"/>
-      </w:pPr>
-      <w:r>
-        <w:t xml:space="preserve">O‘quvchi javoblari</w:t>
-      </w:r>
-      <w:r>
-        <w:t xml:space="preserve"> </w:t>
-      </w:r>
-      <w:r>
-        <w:rPr>
-          <w:rStyle w:val="VerbatimChar"/>
-        </w:rPr>
-        <w:t xml:space="preserve">7a/_data/</w:t>
-      </w:r>
-      <w:r>
-        <w:t xml:space="preserve"> </w:t>
-      </w:r>
-      <w:r>
-        <w:t xml:space="preserve">papkasida saqlanadi (birinchi javobda o‘zi yaratiladi) va</w:t>
-      </w:r>
-      <w:r>
-        <w:t xml:space="preserve"> </w:t>
-      </w:r>
-      <w:r>
-        <w:rPr>
-          <w:bCs/>
-          <w:b/>
-        </w:rPr>
-        <w:t xml:space="preserve">GitHub’ga yuklanmaydi</w:t>
-      </w:r>
-      <w:r>
-        <w:t xml:space="preserve"> </w:t>
-      </w:r>
-      <w:r>
-        <w:t xml:space="preserve">(</w:t>
-      </w:r>
-      <w:r>
-        <w:rPr>
-          <w:rStyle w:val="VerbatimChar"/>
-        </w:rPr>
-        <w:t xml:space="preserve">.gitignore</w:t>
-      </w:r>
-      <w:r>
-        <w:t xml:space="preserve">).</w:t>
-      </w:r>
-      <w:r>
-        <w:t xml:space="preserve"> </w:t>
-      </w:r>
-      <w:r>
-        <w:t xml:space="preserve">Zaxira nusxa uchun shu papkani ko‘chirib qo‘ying. Parolni unutsangiz —</w:t>
-      </w:r>
-      <w:r>
-        <w:t xml:space="preserve"> </w:t>
-      </w:r>
-      <w:r>
-        <w:rPr>
-          <w:rStyle w:val="VerbatimChar"/>
-        </w:rPr>
-        <w:t xml:space="preserve">7a/_data/ustoz.json.php</w:t>
+        <w:t xml:space="preserve">7a/_data/ustoz.json</w:t>
       </w:r>
       <w:r>
         <w:t xml:space="preserve"> </w:t>
@@ -2044,8 +1968,8 @@
         </w:pict>
       </w:r>
     </w:p>
-    <w:bookmarkEnd w:id="36"/>
-    <w:bookmarkStart w:id="37" w:name="Xc2357da13ba9224ffdacbb374a8b21bbf60a9b0"/>
+    <w:bookmarkEnd w:id="37"/>
+    <w:bookmarkStart w:id="38" w:name="Xc2357da13ba9224ffdacbb374a8b21bbf60a9b0"/>
     <w:p>
       <w:pPr>
         <w:pStyle w:val="Heading2"/>
@@ -2179,8 +2103,8 @@
         </w:pict>
       </w:r>
     </w:p>
-    <w:bookmarkEnd w:id="37"/>
-    <w:bookmarkStart w:id="38" w:name="darslik-boyicha-eslatma"/>
+    <w:bookmarkEnd w:id="38"/>
+    <w:bookmarkStart w:id="39" w:name="darslik-boyicha-eslatma"/>
     <w:p>
       <w:pPr>
         <w:pStyle w:val="Heading2"/>
@@ -2292,9 +2216,9 @@
         <w:t xml:space="preserve">.</w:t>
       </w:r>
     </w:p>
-    <w:bookmarkEnd w:id="38"/>
     <w:bookmarkEnd w:id="39"/>
-    <w:bookmarkStart w:id="52" w:name="X767e5df7474edb974c0c6eaeeff7d2697cfc3e3"/>
+    <w:bookmarkEnd w:id="40"/>
+    <w:bookmarkStart w:id="53" w:name="X767e5df7474edb974c0c6eaeeff7d2697cfc3e3"/>
     <w:p>
       <w:pPr>
         <w:pStyle w:val="Heading1"/>
@@ -2331,6 +2255,50 @@
       </w:r>
       <w:r>
         <w:t xml:space="preserve">sinf 7-sinf dasturiga qanchalik tayyorligini raqamlarda ko‘rasiz va 3 oylik rejangiz tayyor.</w:t>
+      </w:r>
+    </w:p>
+    <w:p>
+      <w:pPr>
+        <w:pStyle w:val="BlockText"/>
+      </w:pPr>
+      <w:r>
+        <w:t xml:space="preserve">💻</w:t>
+      </w:r>
+      <w:r>
+        <w:t xml:space="preserve"> </w:t>
+      </w:r>
+      <w:r>
+        <w:rPr>
+          <w:bCs/>
+          <w:b/>
+        </w:rPr>
+        <w:t xml:space="preserve">Darsni qog‘ozsiz, saytda jonli o‘tkazasiz</w:t>
+      </w:r>
+      <w:r>
+        <w:t xml:space="preserve"> </w:t>
+      </w:r>
+      <w:r>
+        <w:t xml:space="preserve">— test va savollarni ustoz panelidan «Keyingi ▶» bilan boshqarasiz.</w:t>
+      </w:r>
+      <w:r>
+        <w:t xml:space="preserve"> </w:t>
+      </w:r>
+      <w:r>
+        <w:t xml:space="preserve">Qanday qilish:</w:t>
+      </w:r>
+      <w:r>
+        <w:t xml:space="preserve"> </w:t>
+      </w:r>
+      <w:hyperlink r:id="rId34">
+        <w:r>
+          <w:rPr>
+            <w:rStyle w:val="VerbatimChar"/>
+          </w:rPr>
+          <w:t xml:space="preserve">13_saytda_jonli_dars.md</w:t>
+        </w:r>
+      </w:hyperlink>
+      <w:r>
+        <w:t xml:space="preserve">. Pastdagi PDF’lar faqat zaxira (internet bo‘lmasa).</w:t>
       </w:r>
     </w:p>
     <w:p>
@@ -2370,7 +2338,7 @@
         </w:pict>
       </w:r>
     </w:p>
-    <w:bookmarkStart w:id="40" w:name="X30e45da3bc03fd5a73bd00498bb08c64dffa28d"/>
+    <w:bookmarkStart w:id="41" w:name="X30e45da3bc03fd5a73bd00498bb08c64dffa28d"/>
     <w:p>
       <w:pPr>
         <w:pStyle w:val="Heading2"/>
@@ -2671,8 +2639,8 @@
         </w:pict>
       </w:r>
     </w:p>
-    <w:bookmarkEnd w:id="40"/>
-    <w:bookmarkStart w:id="41" w:name="X1724b61d30688ba1e05ce7db418433bc48a8da7"/>
+    <w:bookmarkEnd w:id="41"/>
+    <w:bookmarkStart w:id="42" w:name="X1724b61d30688ba1e05ce7db418433bc48a8da7"/>
     <w:p>
       <w:pPr>
         <w:pStyle w:val="Heading2"/>
@@ -2986,8 +2954,8 @@
         </w:pict>
       </w:r>
     </w:p>
-    <w:bookmarkEnd w:id="41"/>
-    <w:bookmarkStart w:id="42" w:name="Xbf7d399e8d1b1900bfcc5a3f88cfb1012f79df0"/>
+    <w:bookmarkEnd w:id="42"/>
+    <w:bookmarkStart w:id="43" w:name="Xbf7d399e8d1b1900bfcc5a3f88cfb1012f79df0"/>
     <w:p>
       <w:pPr>
         <w:pStyle w:val="Heading2"/>
@@ -3321,8 +3289,8 @@
         </w:pict>
       </w:r>
     </w:p>
-    <w:bookmarkEnd w:id="42"/>
-    <w:bookmarkStart w:id="43" w:name="X264cd48ea48717d8dc314485e1b5d7c030c93f4"/>
+    <w:bookmarkEnd w:id="43"/>
+    <w:bookmarkStart w:id="44" w:name="X264cd48ea48717d8dc314485e1b5d7c030c93f4"/>
     <w:p>
       <w:pPr>
         <w:pStyle w:val="Heading2"/>
@@ -3793,8 +3761,8 @@
         </w:pict>
       </w:r>
     </w:p>
-    <w:bookmarkEnd w:id="43"/>
-    <w:bookmarkStart w:id="44" w:name="X9637a528a69cf76c382d641a56375f42fef6bf7"/>
+    <w:bookmarkEnd w:id="44"/>
+    <w:bookmarkStart w:id="45" w:name="X9637a528a69cf76c382d641a56375f42fef6bf7"/>
     <w:p>
       <w:pPr>
         <w:pStyle w:val="Heading2"/>
@@ -3895,8 +3863,8 @@
         </w:pict>
       </w:r>
     </w:p>
-    <w:bookmarkEnd w:id="44"/>
-    <w:bookmarkStart w:id="45" w:name="X1e9324499acd608c91e7d0390e9bc92207e38b3"/>
+    <w:bookmarkEnd w:id="45"/>
+    <w:bookmarkStart w:id="46" w:name="X1e9324499acd608c91e7d0390e9bc92207e38b3"/>
     <w:p>
       <w:pPr>
         <w:pStyle w:val="Heading2"/>
@@ -4049,8 +4017,8 @@
         </w:pict>
       </w:r>
     </w:p>
-    <w:bookmarkEnd w:id="45"/>
-    <w:bookmarkStart w:id="46" w:name="Xb1e59e016cdadba6f07f8fe5efa0525a2b85cd0"/>
+    <w:bookmarkEnd w:id="46"/>
+    <w:bookmarkStart w:id="47" w:name="Xb1e59e016cdadba6f07f8fe5efa0525a2b85cd0"/>
     <w:p>
       <w:pPr>
         <w:pStyle w:val="Heading2"/>
@@ -4265,8 +4233,8 @@
         </w:pict>
       </w:r>
     </w:p>
-    <w:bookmarkEnd w:id="46"/>
-    <w:bookmarkStart w:id="47" w:name="X156275ec70fed3de5cfa7c63c91f544635242a4"/>
+    <w:bookmarkEnd w:id="47"/>
+    <w:bookmarkStart w:id="48" w:name="X156275ec70fed3de5cfa7c63c91f544635242a4"/>
     <w:p>
       <w:pPr>
         <w:pStyle w:val="Heading2"/>
@@ -4334,8 +4302,8 @@
         </w:pict>
       </w:r>
     </w:p>
-    <w:bookmarkEnd w:id="47"/>
-    <w:bookmarkStart w:id="48" w:name="X7ff0565ae86f8a08274c6d5cfbe838fb87131ec"/>
+    <w:bookmarkEnd w:id="48"/>
+    <w:bookmarkStart w:id="49" w:name="X7ff0565ae86f8a08274c6d5cfbe838fb87131ec"/>
     <w:p>
       <w:pPr>
         <w:pStyle w:val="Heading2"/>
@@ -4413,8 +4381,8 @@
         </w:pict>
       </w:r>
     </w:p>
-    <w:bookmarkEnd w:id="48"/>
-    <w:bookmarkStart w:id="49" w:name="X67191cab7dd809548b32374c84b743007094400"/>
+    <w:bookmarkEnd w:id="49"/>
+    <w:bookmarkStart w:id="50" w:name="X67191cab7dd809548b32374c84b743007094400"/>
     <w:p>
       <w:pPr>
         <w:pStyle w:val="Heading2"/>
@@ -4602,8 +4570,8 @@
         </w:pict>
       </w:r>
     </w:p>
-    <w:bookmarkEnd w:id="49"/>
-    <w:bookmarkStart w:id="50" w:name="X60c1b5396188f77468b30064c499382ebb57258"/>
+    <w:bookmarkEnd w:id="50"/>
+    <w:bookmarkStart w:id="51" w:name="X60c1b5396188f77468b30064c499382ebb57258"/>
     <w:p>
       <w:pPr>
         <w:pStyle w:val="Heading2"/>
@@ -4993,8 +4961,8 @@
         </w:pict>
       </w:r>
     </w:p>
-    <w:bookmarkEnd w:id="50"/>
-    <w:bookmarkStart w:id="51" w:name="vaqt-hisobi-taxminan"/>
+    <w:bookmarkEnd w:id="51"/>
+    <w:bookmarkStart w:id="52" w:name="vaqt-hisobi-taxminan"/>
     <w:p>
       <w:pPr>
         <w:pStyle w:val="Heading2"/>
@@ -5234,9 +5202,9 @@
         </w:tc>
       </w:tr>
     </w:tbl>
-    <w:bookmarkEnd w:id="51"/>
     <w:bookmarkEnd w:id="52"/>
-    <w:bookmarkStart w:id="69" w:name="X7b3ff4bbf8dcd348c9f7635706663271d51da6f"/>
+    <w:bookmarkEnd w:id="53"/>
+    <w:bookmarkStart w:id="70" w:name="X7b3ff4bbf8dcd348c9f7635706663271d51da6f"/>
     <w:p>
       <w:pPr>
         <w:pStyle w:val="Heading1"/>
@@ -5282,7 +5250,7 @@
         </w:pict>
       </w:r>
     </w:p>
-    <w:bookmarkStart w:id="53" w:name="Xcd4f3cb2720488ee55806eb2f8698a4d4189d02"/>
+    <w:bookmarkStart w:id="54" w:name="Xcd4f3cb2720488ee55806eb2f8698a4d4189d02"/>
     <w:p>
       <w:pPr>
         <w:pStyle w:val="Heading2"/>
@@ -5342,8 +5310,8 @@
         </w:pict>
       </w:r>
     </w:p>
-    <w:bookmarkEnd w:id="53"/>
-    <w:bookmarkStart w:id="54" w:name="X17767bb8406a6706bc57bec227d13f39dab79d2"/>
+    <w:bookmarkEnd w:id="54"/>
+    <w:bookmarkStart w:id="55" w:name="X17767bb8406a6706bc57bec227d13f39dab79d2"/>
     <w:p>
       <w:pPr>
         <w:pStyle w:val="Heading2"/>
@@ -5425,8 +5393,8 @@
         </w:pict>
       </w:r>
     </w:p>
-    <w:bookmarkEnd w:id="54"/>
-    <w:bookmarkStart w:id="62" w:name="X4f5d292be875c5538565494c006162b682b8300"/>
+    <w:bookmarkEnd w:id="55"/>
+    <w:bookmarkStart w:id="63" w:name="X4f5d292be875c5538565494c006162b682b8300"/>
     <w:p>
       <w:pPr>
         <w:pStyle w:val="Heading2"/>
@@ -5459,7 +5427,7 @@
         <w:t xml:space="preserve">(vaqt kam bo‘lsa, faqat shularni so‘rang).</w:t>
       </w:r>
     </w:p>
-    <w:bookmarkStart w:id="55" w:name="a-sinf-haqida-umumiy"/>
+    <w:bookmarkStart w:id="56" w:name="a-sinf-haqida-umumiy"/>
     <w:p>
       <w:pPr>
         <w:pStyle w:val="Heading3"/>
@@ -5556,8 +5524,8 @@
         <w:t xml:space="preserve">7A da boshqa o‘qituvchilar ko‘proq nimadan shikoyat qiladi? Nimani maqtashadi?</w:t>
       </w:r>
     </w:p>
-    <w:bookmarkEnd w:id="55"/>
-    <w:bookmarkStart w:id="56" w:name="b-oqish-va-ozlashtirish"/>
+    <w:bookmarkEnd w:id="56"/>
+    <w:bookmarkStart w:id="57" w:name="b-oqish-va-ozlashtirish"/>
     <w:p>
       <w:pPr>
         <w:pStyle w:val="Heading3"/>
@@ -5661,8 +5629,8 @@
         <w:t xml:space="preserve">Uy vazifasini muntazam bajarmaydiganlar kim?</w:t>
       </w:r>
     </w:p>
-    <w:bookmarkEnd w:id="56"/>
-    <w:bookmarkStart w:id="57" w:name="c-har-bir-oquvchiga-alohida-etibor"/>
+    <w:bookmarkEnd w:id="57"/>
+    <w:bookmarkStart w:id="58" w:name="c-har-bir-oquvchiga-alohida-etibor"/>
     <w:p>
       <w:pPr>
         <w:pStyle w:val="Heading3"/>
@@ -5782,8 +5750,8 @@
         <w:t xml:space="preserve">Uyatchang, gapirishga qiynaladigan o‘quvchilar kim? Ularni qanday qilib gapirtirish mumkin?</w:t>
       </w:r>
     </w:p>
-    <w:bookmarkEnd w:id="57"/>
-    <w:bookmarkStart w:id="58" w:name="d-davomat-va-intizom"/>
+    <w:bookmarkEnd w:id="58"/>
+    <w:bookmarkStart w:id="59" w:name="d-davomat-va-intizom"/>
     <w:p>
       <w:pPr>
         <w:pStyle w:val="Heading3"/>
@@ -5828,8 +5796,8 @@
         <w:t xml:space="preserve">Darsda telefon bilan chalg‘iydiganlar bormi? Maktabda telefon bo‘yicha qanday qoida bor?</w:t>
       </w:r>
     </w:p>
-    <w:bookmarkEnd w:id="58"/>
-    <w:bookmarkStart w:id="59" w:name="e-ota-onalar-bilan-aloqa"/>
+    <w:bookmarkEnd w:id="59"/>
+    <w:bookmarkStart w:id="60" w:name="e-ota-onalar-bilan-aloqa"/>
     <w:p>
       <w:pPr>
         <w:pStyle w:val="Heading3"/>
@@ -5886,8 +5854,8 @@
         <w:t xml:space="preserve">Navbatdagi ota-onalar majlisi qachon? Unda 5 daqiqa gapirsam bo‘ladimi?</w:t>
       </w:r>
     </w:p>
-    <w:bookmarkEnd w:id="59"/>
-    <w:bookmarkStart w:id="60" w:name="f-qiziqishlar-va-imkoniyatlar"/>
+    <w:bookmarkEnd w:id="60"/>
+    <w:bookmarkStart w:id="61" w:name="f-qiziqishlar-va-imkoniyatlar"/>
     <w:p>
       <w:pPr>
         <w:pStyle w:val="Heading3"/>
@@ -5932,8 +5900,8 @@
         <w:t xml:space="preserve">Uyida kompyuter yoki internet yo‘q o‘quvchilar bormi? (uy vazifasini shunga moslash kerak)</w:t>
       </w:r>
     </w:p>
-    <w:bookmarkEnd w:id="60"/>
-    <w:bookmarkStart w:id="61" w:name="g-hamkorlik"/>
+    <w:bookmarkEnd w:id="61"/>
+    <w:bookmarkStart w:id="62" w:name="g-hamkorlik"/>
     <w:p>
       <w:pPr>
         <w:pStyle w:val="Heading3"/>
@@ -5995,9 +5963,9 @@
         </w:pict>
       </w:r>
     </w:p>
-    <w:bookmarkEnd w:id="61"/>
     <w:bookmarkEnd w:id="62"/>
-    <w:bookmarkStart w:id="63" w:name="X9509de7b80103031371423e8e23b59eb12c44fd"/>
+    <w:bookmarkEnd w:id="63"/>
+    <w:bookmarkStart w:id="64" w:name="X9509de7b80103031371423e8e23b59eb12c44fd"/>
     <w:p>
       <w:pPr>
         <w:pStyle w:val="Heading2"/>
@@ -6100,8 +6068,8 @@
         </w:pict>
       </w:r>
     </w:p>
-    <w:bookmarkEnd w:id="63"/>
-    <w:bookmarkStart w:id="64" w:name="Xe9d33ce3f18fb29a4661dfce6a011279bcd6e5b"/>
+    <w:bookmarkEnd w:id="64"/>
+    <w:bookmarkStart w:id="65" w:name="Xe9d33ce3f18fb29a4661dfce6a011279bcd6e5b"/>
     <w:p>
       <w:pPr>
         <w:pStyle w:val="Heading2"/>
@@ -8245,8 +8213,8 @@
         </w:pict>
       </w:r>
     </w:p>
-    <w:bookmarkEnd w:id="64"/>
-    <w:bookmarkStart w:id="68" w:name="Xc0df9c33019441f1ba8da51d749336f0caf335a"/>
+    <w:bookmarkEnd w:id="65"/>
+    <w:bookmarkStart w:id="69" w:name="Xc0df9c33019441f1ba8da51d749336f0caf335a"/>
     <w:p>
       <w:pPr>
         <w:pStyle w:val="Heading2"/>
@@ -8255,7 +8223,7 @@
         <w:t xml:space="preserve">6. Boshqa ustozlardan qisqa so‘rash (5–10 daqiqadan)</w:t>
       </w:r>
     </w:p>
-    <w:bookmarkStart w:id="65" w:name="otgan-yilgi-informatika-ustozi"/>
+    <w:bookmarkStart w:id="66" w:name="otgan-yilgi-informatika-ustozi"/>
     <w:p>
       <w:pPr>
         <w:pStyle w:val="Heading3"/>
@@ -8312,8 +8280,8 @@
         <w:t xml:space="preserve">7A bilan ishlashda nimaga e’tibor berishni maslahat berasiz?</w:t>
       </w:r>
     </w:p>
-    <w:bookmarkEnd w:id="65"/>
-    <w:bookmarkStart w:id="66" w:name="matematika-ustozi"/>
+    <w:bookmarkEnd w:id="66"/>
+    <w:bookmarkStart w:id="67" w:name="matematika-ustozi"/>
     <w:p>
       <w:pPr>
         <w:pStyle w:val="Heading3"/>
@@ -8368,8 +8336,8 @@
         <w:t xml:space="preserve">(sanoq sistemalari darsiga bog‘lash uchun)</w:t>
       </w:r>
     </w:p>
-    <w:bookmarkEnd w:id="66"/>
-    <w:bookmarkStart w:id="67" w:name="maktab-psixologi-agar-bolsa"/>
+    <w:bookmarkEnd w:id="67"/>
+    <w:bookmarkStart w:id="68" w:name="maktab-psixologi-agar-bolsa"/>
     <w:p>
       <w:pPr>
         <w:pStyle w:val="Heading3"/>
@@ -8402,10 +8370,10 @@
         <w:t xml:space="preserve">Sinf bo‘yicha o‘tkazilgan test (temperament, qiziqish) natijalari bormi?</w:t>
       </w:r>
     </w:p>
-    <w:bookmarkEnd w:id="67"/>
     <w:bookmarkEnd w:id="68"/>
     <w:bookmarkEnd w:id="69"/>
-    <w:bookmarkStart w:id="80" w:name="X01e68fa09edd5b3351405af4af77ed23d2ebb50"/>
+    <w:bookmarkEnd w:id="70"/>
+    <w:bookmarkStart w:id="81" w:name="X01e68fa09edd5b3351405af4af77ed23d2ebb50"/>
     <w:p>
       <w:pPr>
         <w:pStyle w:val="Heading1"/>
@@ -8461,7 +8429,7 @@
         </w:pict>
       </w:r>
     </w:p>
-    <w:bookmarkStart w:id="70" w:name="X72efe80240e3ce2d5e54a7159b2ef73ca6c7d57"/>
+    <w:bookmarkStart w:id="71" w:name="X72efe80240e3ce2d5e54a7159b2ef73ca6c7d57"/>
     <w:p>
       <w:pPr>
         <w:pStyle w:val="Heading2"/>
@@ -8594,8 +8562,8 @@
         </w:pict>
       </w:r>
     </w:p>
-    <w:bookmarkEnd w:id="70"/>
-    <w:bookmarkStart w:id="76" w:name="Xa16c0bf42ec9f3f50700781f5e64a49768fd5dd"/>
+    <w:bookmarkEnd w:id="71"/>
+    <w:bookmarkStart w:id="77" w:name="Xa16c0bf42ec9f3f50700781f5e64a49768fd5dd"/>
     <w:p>
       <w:pPr>
         <w:pStyle w:val="Heading2"/>
@@ -8604,7 +8572,7 @@
         <w:t xml:space="preserve">2. Dars ssenariysi (daqiqama-daqiqa)</w:t>
       </w:r>
     </w:p>
-    <w:bookmarkStart w:id="71" w:name="X84677309ef8b62dcf5c8a1c84e97cb626c88b38"/>
+    <w:bookmarkStart w:id="72" w:name="X84677309ef8b62dcf5c8a1c84e97cb626c88b38"/>
     <w:p>
       <w:pPr>
         <w:pStyle w:val="Heading3"/>
@@ -8715,8 +8683,8 @@
         <w:t xml:space="preserve">— men sizga qanday yordam berishni bilishim uchun.»</w:t>
       </w:r>
     </w:p>
-    <w:bookmarkEnd w:id="71"/>
-    <w:bookmarkStart w:id="72" w:name="X09c33df6157b5820dc5cc4d7c86b452ed818fab"/>
+    <w:bookmarkEnd w:id="72"/>
+    <w:bookmarkStart w:id="73" w:name="X09c33df6157b5820dc5cc4d7c86b452ed818fab"/>
     <w:p>
       <w:pPr>
         <w:pStyle w:val="Heading3"/>
@@ -8823,8 +8791,8 @@
         <w:t xml:space="preserve">har darsda qo‘yiladi (darsdan keyin yig‘ib olib, keyingi darsda tarqatasiz).</w:t>
       </w:r>
     </w:p>
-    <w:bookmarkEnd w:id="72"/>
-    <w:bookmarkStart w:id="73" w:name="X01383e9cea1592329030ba8043d307ab9837a28"/>
+    <w:bookmarkEnd w:id="73"/>
+    <w:bookmarkStart w:id="74" w:name="X01383e9cea1592329030ba8043d307ab9837a28"/>
     <w:p>
       <w:pPr>
         <w:pStyle w:val="Heading3"/>
@@ -8935,8 +8903,8 @@
         <w:t xml:space="preserve">💡 Informatika varianti (2-darsda): «Ikkilik ism» — har kim o‘z ismidagi harflar sonini ikkilik sanoq sistemasida yozadi (ZILOLA = 6 harf = 110₂). Bu keyingi mavzuga ko‘prik bo‘ladi.</w:t>
       </w:r>
     </w:p>
-    <w:bookmarkEnd w:id="73"/>
-    <w:bookmarkStart w:id="74" w:name="keyingi-qism--rejaga-qarab"/>
+    <w:bookmarkEnd w:id="74"/>
+    <w:bookmarkStart w:id="75" w:name="keyingi-qism--rejaga-qarab"/>
     <w:p>
       <w:pPr>
         <w:pStyle w:val="Heading3"/>
@@ -9087,8 +9055,8 @@
         <w:t xml:space="preserve">sinfni aylanib, kuzatuv varaqasiga belgi qo‘yasiz (kim brauzerni o‘zi ochdi, kim yordam so‘radi, kim tez tugatdi, kim chalg‘idi). Bu ham diagnostikaning bir qismi.</w:t>
       </w:r>
     </w:p>
-    <w:bookmarkEnd w:id="74"/>
-    <w:bookmarkStart w:id="75" w:name="X2ad2109e6364cff995b083f7eeaa11ed572bab3"/>
+    <w:bookmarkEnd w:id="75"/>
+    <w:bookmarkStart w:id="76" w:name="X2ad2109e6364cff995b083f7eeaa11ed572bab3"/>
     <w:p>
       <w:pPr>
         <w:pStyle w:val="Heading3"/>
@@ -9148,9 +9116,9 @@
         </w:pict>
       </w:r>
     </w:p>
-    <w:bookmarkEnd w:id="75"/>
     <w:bookmarkEnd w:id="76"/>
-    <w:bookmarkStart w:id="77" w:name="X541f5bff14e32144c7e253172c1fdd51576483a"/>
+    <w:bookmarkEnd w:id="77"/>
+    <w:bookmarkStart w:id="78" w:name="X541f5bff14e32144c7e253172c1fdd51576483a"/>
     <w:p>
       <w:pPr>
         <w:pStyle w:val="Heading2"/>
@@ -9880,8 +9848,8 @@
         </w:pict>
       </w:r>
     </w:p>
-    <w:bookmarkEnd w:id="77"/>
-    <w:bookmarkStart w:id="78" w:name="Xe4a8a45d11d9e57646ae3857769094ecf8bad26"/>
+    <w:bookmarkEnd w:id="78"/>
+    <w:bookmarkStart w:id="79" w:name="Xe4a8a45d11d9e57646ae3857769094ecf8bad26"/>
     <w:p>
       <w:pPr>
         <w:pStyle w:val="Heading2"/>
@@ -10033,8 +10001,8 @@
         </w:pict>
       </w:r>
     </w:p>
-    <w:bookmarkEnd w:id="78"/>
-    <w:bookmarkStart w:id="79" w:name="X79b2771bcdb77b549206af3dbeb9c603d4cffaf"/>
+    <w:bookmarkEnd w:id="79"/>
+    <w:bookmarkStart w:id="80" w:name="X79b2771bcdb77b549206af3dbeb9c603d4cffaf"/>
     <w:p>
       <w:pPr>
         <w:pStyle w:val="Heading2"/>
@@ -10119,9 +10087,9 @@
         <w:t xml:space="preserve">bilaman (qiziqishi, orzusi, to‘garagi)</w:t>
       </w:r>
     </w:p>
-    <w:bookmarkEnd w:id="79"/>
     <w:bookmarkEnd w:id="80"/>
-    <w:bookmarkStart w:id="92" w:name="X370b4e1cf086d14967f4791d4c4e004ae56ff1c"/>
+    <w:bookmarkEnd w:id="81"/>
+    <w:bookmarkStart w:id="93" w:name="X370b4e1cf086d14967f4791d4c4e004ae56ff1c"/>
     <w:p>
       <w:pPr>
         <w:pStyle w:val="Heading1"/>
@@ -10435,7 +10403,7 @@
         </w:pict>
       </w:r>
     </w:p>
-    <w:bookmarkStart w:id="87" w:name="a-tanishuv-sorovnomasi"/>
+    <w:bookmarkStart w:id="88" w:name="a-tanishuv-sorovnomasi"/>
     <w:p>
       <w:pPr>
         <w:pStyle w:val="Heading2"/>
@@ -10496,7 +10464,7 @@
         <w:t xml:space="preserve">Bu test emas — to‘g‘ri yoki noto‘g‘ri javob yo‘q. Ustoz sizni yaxshiroq tanishi va darslarni sizga qiziqarli qilishi uchun samimiy javob bering. Javoblaringizni faqat ustoz ko‘radi.</w:t>
       </w:r>
     </w:p>
-    <w:bookmarkStart w:id="81" w:name="X39b0c919c5ee9dcfdae32474bbab921f637a814"/>
+    <w:bookmarkStart w:id="82" w:name="X39b0c919c5ee9dcfdae32474bbab921f637a814"/>
     <w:p>
       <w:pPr>
         <w:pStyle w:val="Heading3"/>
@@ -10641,8 +10609,8 @@
         </w:pict>
       </w:r>
     </w:p>
-    <w:bookmarkEnd w:id="81"/>
-    <w:bookmarkStart w:id="82" w:name="X25101cf4f5435be875cd921e1e03cb2d3557c1d"/>
+    <w:bookmarkEnd w:id="82"/>
+    <w:bookmarkStart w:id="83" w:name="X25101cf4f5435be875cd921e1e03cb2d3557c1d"/>
     <w:p>
       <w:pPr>
         <w:pStyle w:val="Heading3"/>
@@ -10861,8 +10829,8 @@
         <w:t xml:space="preserve">☐ Tez, deyarli qaramasdan yozaman   ☐ O‘rtacha, harflarni qidirib yozaman   ☐ Sekin, juda qiynalaman</w:t>
       </w:r>
     </w:p>
-    <w:bookmarkEnd w:id="82"/>
-    <w:bookmarkStart w:id="83" w:name="X4d27e3becc6530cf209be399e6b0cfaaf74e4b6"/>
+    <w:bookmarkEnd w:id="83"/>
+    <w:bookmarkStart w:id="84" w:name="X4d27e3becc6530cf209be399e6b0cfaaf74e4b6"/>
     <w:p>
       <w:pPr>
         <w:pStyle w:val="Heading3"/>
@@ -11037,8 +11005,8 @@
         </w:pict>
       </w:r>
     </w:p>
-    <w:bookmarkEnd w:id="83"/>
-    <w:bookmarkStart w:id="84" w:name="X053370533d63df40837c57eba21308f71d3c513"/>
+    <w:bookmarkEnd w:id="84"/>
+    <w:bookmarkStart w:id="85" w:name="X053370533d63df40837c57eba21308f71d3c513"/>
     <w:p>
       <w:pPr>
         <w:pStyle w:val="Heading3"/>
@@ -11167,8 +11135,8 @@
         <w:t xml:space="preserve">☐ Ha, yaxshi ko‘raman   ☐ Ba’zan qiynalaman   ☐ Oldinroqda o‘tirishim kerak</w:t>
       </w:r>
     </w:p>
-    <w:bookmarkEnd w:id="84"/>
-    <w:bookmarkStart w:id="85" w:name="Xafc4c44d2fa600c232d4bcb31cfcfbd4edfd9f7"/>
+    <w:bookmarkEnd w:id="85"/>
+    <w:bookmarkStart w:id="86" w:name="Xafc4c44d2fa600c232d4bcb31cfcfbd4edfd9f7"/>
     <w:p>
       <w:pPr>
         <w:pStyle w:val="Heading3"/>
@@ -11885,8 +11853,8 @@
         </w:tc>
       </w:tr>
     </w:tbl>
-    <w:bookmarkEnd w:id="85"/>
-    <w:bookmarkStart w:id="86" w:name="X6d0341c74745225730c4b09f13fac31c7933c8f"/>
+    <w:bookmarkEnd w:id="86"/>
+    <w:bookmarkStart w:id="87" w:name="X6d0341c74745225730c4b09f13fac31c7933c8f"/>
     <w:p>
       <w:pPr>
         <w:pStyle w:val="Heading3"/>
@@ -11968,9 +11936,9 @@
         </w:pict>
       </w:r>
     </w:p>
-    <w:bookmarkEnd w:id="86"/>
     <w:bookmarkEnd w:id="87"/>
-    <w:bookmarkStart w:id="91" w:name="X624ff0fc083807fa2b84c45cca4cd09daa1574f"/>
+    <w:bookmarkEnd w:id="88"/>
+    <w:bookmarkStart w:id="92" w:name="X624ff0fc083807fa2b84c45cca4cd09daa1574f"/>
     <w:p>
       <w:pPr>
         <w:pStyle w:val="Heading2"/>
@@ -12009,7 +11977,7 @@
         <w:t xml:space="preserve">Bu so‘rovnoma ANONIM — ismingiz yozilmaydi va ustoz kim nima yozganini bilmaydi. Halol javob bering: bu ustozga darslarni yaxshilashga yordam beradi.</w:t>
       </w:r>
     </w:p>
-    <w:bookmarkStart w:id="88" w:name="X42bc182af7b26600055505d9f9881845763cdd4"/>
+    <w:bookmarkStart w:id="89" w:name="X42bc182af7b26600055505d9f9881845763cdd4"/>
     <w:p>
       <w:pPr>
         <w:pStyle w:val="Heading3"/>
@@ -12058,8 +12026,8 @@
         <w:t xml:space="preserve">Juda oson — ☐ 1   ☐ 2   ☐ 3   ☐ 4   ☐ 5 — Juda qiyin</w:t>
       </w:r>
     </w:p>
-    <w:bookmarkEnd w:id="88"/>
-    <w:bookmarkStart w:id="89" w:name="X4e8c81634ec196669477d7d1caca8e82f3304d9"/>
+    <w:bookmarkEnd w:id="89"/>
+    <w:bookmarkStart w:id="90" w:name="X4e8c81634ec196669477d7d1caca8e82f3304d9"/>
     <w:p>
       <w:pPr>
         <w:pStyle w:val="Heading3"/>
@@ -12307,8 +12275,8 @@
         </w:pict>
       </w:r>
     </w:p>
-    <w:bookmarkEnd w:id="89"/>
-    <w:bookmarkStart w:id="90" w:name="X3c3eaa02b406edece993291e7166a58ea5318b3"/>
+    <w:bookmarkEnd w:id="90"/>
+    <w:bookmarkStart w:id="91" w:name="X3c3eaa02b406edece993291e7166a58ea5318b3"/>
     <w:p>
       <w:pPr>
         <w:pStyle w:val="Heading3"/>
@@ -13025,10 +12993,10 @@
         </w:tc>
       </w:tr>
     </w:tbl>
-    <w:bookmarkEnd w:id="90"/>
     <w:bookmarkEnd w:id="91"/>
     <w:bookmarkEnd w:id="92"/>
-    <w:bookmarkStart w:id="101" w:name="X95e8249a0595d1c16918e036bcb3252686d2769"/>
+    <w:bookmarkEnd w:id="93"/>
+    <w:bookmarkStart w:id="102" w:name="X95e8249a0595d1c16918e036bcb3252686d2769"/>
     <w:p>
       <w:pPr>
         <w:pStyle w:val="Heading1"/>
@@ -13319,7 +13287,7 @@
         <w:t xml:space="preserve">.</w:t>
       </w:r>
     </w:p>
-    <w:bookmarkStart w:id="93" w:name="Xa193227c3d4b047993633f87aa9473886106c84"/>
+    <w:bookmarkStart w:id="94" w:name="Xa193227c3d4b047993633f87aa9473886106c84"/>
     <w:p>
       <w:pPr>
         <w:pStyle w:val="Heading2"/>
@@ -13858,8 +13826,8 @@
         <w:t xml:space="preserve">kompyuter o‘yini</w:t>
       </w:r>
     </w:p>
-    <w:bookmarkEnd w:id="93"/>
-    <w:bookmarkStart w:id="94" w:name="Xee6765f095d246ef910900570603c3107398996"/>
+    <w:bookmarkEnd w:id="94"/>
+    <w:bookmarkStart w:id="95" w:name="Xee6765f095d246ef910900570603c3107398996"/>
     <w:p>
       <w:pPr>
         <w:pStyle w:val="Heading2"/>
@@ -14398,8 +14366,8 @@
         <w:t xml:space="preserve">Tab</w:t>
       </w:r>
     </w:p>
-    <w:bookmarkEnd w:id="94"/>
-    <w:bookmarkStart w:id="95" w:name="Xcd246e0b8f60fbeef94a6fd44f6cb8b50960acb"/>
+    <w:bookmarkEnd w:id="95"/>
+    <w:bookmarkStart w:id="96" w:name="Xcd246e0b8f60fbeef94a6fd44f6cb8b50960acb"/>
     <w:p>
       <w:pPr>
         <w:pStyle w:val="Heading2"/>
@@ -14938,8 +14906,8 @@
         <w:t xml:space="preserve">24</w:t>
       </w:r>
     </w:p>
-    <w:bookmarkEnd w:id="95"/>
-    <w:bookmarkStart w:id="96" w:name="X65c1784054c469c15328a941d6b2d2f06948dec"/>
+    <w:bookmarkEnd w:id="96"/>
+    <w:bookmarkStart w:id="97" w:name="X65c1784054c469c15328a941d6b2d2f06948dec"/>
     <w:p>
       <w:pPr>
         <w:pStyle w:val="Heading2"/>
@@ -15478,8 +15446,8 @@
         <w:t xml:space="preserve">1500 bayt</w:t>
       </w:r>
     </w:p>
-    <w:bookmarkEnd w:id="96"/>
-    <w:bookmarkStart w:id="97" w:name="Xc6a096c6b1389ce7cd9ef8d50126f1b8d88441a"/>
+    <w:bookmarkEnd w:id="97"/>
+    <w:bookmarkStart w:id="98" w:name="Xc6a096c6b1389ce7cd9ef8d50126f1b8d88441a"/>
     <w:p>
       <w:pPr>
         <w:pStyle w:val="Heading2"/>
@@ -16018,8 +15986,8 @@
         <w:t xml:space="preserve">1657</w:t>
       </w:r>
     </w:p>
-    <w:bookmarkEnd w:id="97"/>
-    <w:bookmarkStart w:id="100" w:name="X5d21c4b11cc4baabf5e40b47abd66ab2f52ee0b"/>
+    <w:bookmarkEnd w:id="98"/>
+    <w:bookmarkStart w:id="101" w:name="X5d21c4b11cc4baabf5e40b47abd66ab2f52ee0b"/>
     <w:p>
       <w:pPr>
         <w:pStyle w:val="Heading2"/>
@@ -16170,7 +16138,7 @@
       <w:r>
         <w:t xml:space="preserve"> </w:t>
       </w:r>
-      <w:hyperlink r:id="rId98">
+      <w:hyperlink r:id="rId99">
         <w:r>
           <w:rPr>
             <w:rStyle w:val="Hyperlink"/>
@@ -16241,7 +16209,7 @@
       <w:r>
         <w:t xml:space="preserve"> </w:t>
       </w:r>
-      <w:hyperlink r:id="rId99">
+      <w:hyperlink r:id="rId100">
         <w:r>
           <w:rPr>
             <w:rStyle w:val="Hyperlink"/>
@@ -16568,9 +16536,9 @@
         <w:t xml:space="preserve">Rasm chizish uchun</w:t>
       </w:r>
     </w:p>
-    <w:bookmarkEnd w:id="100"/>
     <w:bookmarkEnd w:id="101"/>
-    <w:bookmarkStart w:id="110" w:name="Xcf5d5519837912aa161641e170fcb33ec23ac7d"/>
+    <w:bookmarkEnd w:id="102"/>
+    <w:bookmarkStart w:id="111" w:name="Xcf5d5519837912aa161641e170fcb33ec23ac7d"/>
     <w:p>
       <w:pPr>
         <w:pStyle w:val="Heading1"/>
@@ -16861,7 +16829,7 @@
         <w:t xml:space="preserve">.</w:t>
       </w:r>
     </w:p>
-    <w:bookmarkStart w:id="102" w:name="X51d430df4b2fef8ccab83ac01cfe49d65f1b41a"/>
+    <w:bookmarkStart w:id="103" w:name="X51d430df4b2fef8ccab83ac01cfe49d65f1b41a"/>
     <w:p>
       <w:pPr>
         <w:pStyle w:val="Heading2"/>
@@ -17400,8 +17368,8 @@
         <w:t xml:space="preserve">Paint</w:t>
       </w:r>
     </w:p>
-    <w:bookmarkEnd w:id="102"/>
-    <w:bookmarkStart w:id="103" w:name="X1dd51f9b01533677b314e3046494b07c825dda5"/>
+    <w:bookmarkEnd w:id="103"/>
+    <w:bookmarkStart w:id="104" w:name="X1dd51f9b01533677b314e3046494b07c825dda5"/>
     <w:p>
       <w:pPr>
         <w:pStyle w:val="Heading2"/>
@@ -17940,8 +17908,8 @@
         <w:t xml:space="preserve">Delete</w:t>
       </w:r>
     </w:p>
-    <w:bookmarkEnd w:id="103"/>
-    <w:bookmarkStart w:id="104" w:name="Xd1d0aabb256cce13c5f45f15a0a56759c683881"/>
+    <w:bookmarkEnd w:id="104"/>
+    <w:bookmarkStart w:id="105" w:name="Xd1d0aabb256cce13c5f45f15a0a56759c683881"/>
     <w:p>
       <w:pPr>
         <w:pStyle w:val="Heading2"/>
@@ -18480,8 +18448,8 @@
         <w:t xml:space="preserve">19</w:t>
       </w:r>
     </w:p>
-    <w:bookmarkEnd w:id="104"/>
-    <w:bookmarkStart w:id="105" w:name="X6c3458650510735c1eaa03589674d7b764a2107"/>
+    <w:bookmarkEnd w:id="105"/>
+    <w:bookmarkStart w:id="106" w:name="X6c3458650510735c1eaa03589674d7b764a2107"/>
     <w:p>
       <w:pPr>
         <w:pStyle w:val="Heading2"/>
@@ -19020,8 +18988,8 @@
         <w:t xml:space="preserve">4000 bit</w:t>
       </w:r>
     </w:p>
-    <w:bookmarkEnd w:id="105"/>
-    <w:bookmarkStart w:id="106" w:name="Xe1c17f7e8330290426da142b81a203ac13d241d"/>
+    <w:bookmarkEnd w:id="106"/>
+    <w:bookmarkStart w:id="107" w:name="Xe1c17f7e8330290426da142b81a203ac13d241d"/>
     <w:p>
       <w:pPr>
         <w:pStyle w:val="Heading2"/>
@@ -19560,8 +19528,8 @@
         <w:t xml:space="preserve">TOKIB</w:t>
       </w:r>
     </w:p>
-    <w:bookmarkEnd w:id="106"/>
-    <w:bookmarkStart w:id="109" w:name="X427b529e71fa48250eb0961daf73cfe834bbb6e"/>
+    <w:bookmarkEnd w:id="107"/>
+    <w:bookmarkStart w:id="110" w:name="X427b529e71fa48250eb0961daf73cfe834bbb6e"/>
     <w:p>
       <w:pPr>
         <w:pStyle w:val="Heading2"/>
@@ -19712,7 +19680,7 @@
       <w:r>
         <w:t xml:space="preserve"> </w:t>
       </w:r>
-      <w:hyperlink r:id="rId107">
+      <w:hyperlink r:id="rId108">
         <w:r>
           <w:rPr>
             <w:rStyle w:val="Hyperlink"/>
@@ -19739,7 +19707,7 @@
       <w:r>
         <w:t xml:space="preserve"> </w:t>
       </w:r>
-      <w:hyperlink r:id="rId108">
+      <w:hyperlink r:id="rId109">
         <w:r>
           <w:rPr>
             <w:rStyle w:val="Hyperlink"/>
@@ -20110,9 +20078,9 @@
         <w:t xml:space="preserve">Internet provayderi</w:t>
       </w:r>
     </w:p>
-    <w:bookmarkEnd w:id="109"/>
     <w:bookmarkEnd w:id="110"/>
-    <w:bookmarkStart w:id="116" w:name="Xa62021f69723e5993862d32d3f6d51f1281ca9a"/>
+    <w:bookmarkEnd w:id="111"/>
+    <w:bookmarkStart w:id="117" w:name="Xa62021f69723e5993862d32d3f6d51f1281ca9a"/>
     <w:p>
       <w:pPr>
         <w:pStyle w:val="Heading1"/>
@@ -20135,7 +20103,7 @@
         <w:t xml:space="preserve">Saytda test topshirilganda javoblar server tomonda tekshiriladi — o‘quvchi kalitni ko‘rmaydi.</w:t>
       </w:r>
     </w:p>
-    <w:bookmarkStart w:id="111" w:name="Xea006a626811c816c2af51f398dad1fead2fc10"/>
+    <w:bookmarkStart w:id="112" w:name="Xea006a626811c816c2af51f398dad1fead2fc10"/>
     <w:p>
       <w:pPr>
         <w:pStyle w:val="Heading2"/>
@@ -22751,8 +22719,8 @@
         <w:t xml:space="preserve">1D 2B 3A 4D 5C 6B 7A 8B 9C 10D 11B 12D 13B 14C 15B 16D 17A 18D 19C 20C 21A 22C 23A 24D 25B 26D 27B 28A 29C 30C</w:t>
       </w:r>
     </w:p>
-    <w:bookmarkEnd w:id="111"/>
-    <w:bookmarkStart w:id="112" w:name="X36830e0762b0601d42293d9c22025dc87a0001f"/>
+    <w:bookmarkEnd w:id="112"/>
+    <w:bookmarkStart w:id="113" w:name="X36830e0762b0601d42293d9c22025dc87a0001f"/>
     <w:p>
       <w:pPr>
         <w:pStyle w:val="Heading2"/>
@@ -23269,8 +23237,8 @@
         <w:t xml:space="preserve">tekshiradi.</w:t>
       </w:r>
     </w:p>
-    <w:bookmarkEnd w:id="112"/>
-    <w:bookmarkStart w:id="113" w:name="X262f256dc03b49d6f34fa50823b6bb5e0a33ff8"/>
+    <w:bookmarkEnd w:id="113"/>
+    <w:bookmarkStart w:id="114" w:name="X262f256dc03b49d6f34fa50823b6bb5e0a33ff8"/>
     <w:p>
       <w:pPr>
         <w:pStyle w:val="Heading2"/>
@@ -23614,8 +23582,8 @@
         </w:tc>
       </w:tr>
     </w:tbl>
-    <w:bookmarkEnd w:id="113"/>
-    <w:bookmarkStart w:id="114" w:name="Xb2389789da2115e5e5e61343d0f3829d2781215"/>
+    <w:bookmarkEnd w:id="114"/>
+    <w:bookmarkStart w:id="115" w:name="Xb2389789da2115e5e5e61343d0f3829d2781215"/>
     <w:p>
       <w:pPr>
         <w:pStyle w:val="Heading2"/>
@@ -24224,7 +24192,7 @@
         </w:rPr>
         <w:t xml:space="preserve"> </w:t>
       </w:r>
-      <w:hyperlink r:id="rId99">
+      <w:hyperlink r:id="rId100">
         <w:r>
           <w:rPr>
             <w:rStyle w:val="Hyperlink"/>
@@ -24301,8 +24269,8 @@
         <w:t xml:space="preserve">A) Kompyuterni zararli dasturlardan (viruslardan) himoyalash uchun</w:t>
       </w:r>
     </w:p>
-    <w:bookmarkEnd w:id="114"/>
-    <w:bookmarkStart w:id="115" w:name="Xe358d5f1784655bbf0f701d0a3988a8b14c2ec9"/>
+    <w:bookmarkEnd w:id="115"/>
+    <w:bookmarkStart w:id="116" w:name="Xe358d5f1784655bbf0f701d0a3988a8b14c2ec9"/>
     <w:p>
       <w:pPr>
         <w:pStyle w:val="Heading2"/>
@@ -24911,7 +24879,7 @@
         </w:rPr>
         <w:t xml:space="preserve"> </w:t>
       </w:r>
-      <w:hyperlink r:id="rId108">
+      <w:hyperlink r:id="rId109">
         <w:r>
           <w:rPr>
             <w:rStyle w:val="Hyperlink"/>
@@ -24988,9 +24956,9 @@
         <w:t xml:space="preserve">C) zarar yetkazish uchun yaratilgan dastur</w:t>
       </w:r>
     </w:p>
-    <w:bookmarkEnd w:id="115"/>
     <w:bookmarkEnd w:id="116"/>
-    <w:bookmarkStart w:id="122" w:name="X6cb40eab75cd22a16d31bb5efe481a795583cde"/>
+    <w:bookmarkEnd w:id="117"/>
+    <w:bookmarkStart w:id="123" w:name="X6cb40eab75cd22a16d31bb5efe481a795583cde"/>
     <w:p>
       <w:pPr>
         <w:pStyle w:val="Heading1"/>
@@ -25064,7 +25032,7 @@
         </w:pict>
       </w:r>
     </w:p>
-    <w:bookmarkStart w:id="117" w:name="X34cab5a7c5d0789a8b73e21cd1838d13b15b843"/>
+    <w:bookmarkStart w:id="118" w:name="X34cab5a7c5d0789a8b73e21cd1838d13b15b843"/>
     <w:p>
       <w:pPr>
         <w:pStyle w:val="Heading2"/>
@@ -25524,8 +25492,8 @@
         </w:pict>
       </w:r>
     </w:p>
-    <w:bookmarkEnd w:id="117"/>
-    <w:bookmarkStart w:id="118" w:name="Xe18790c6ebc7f10c54e185cfae1fdd24e2675e9"/>
+    <w:bookmarkEnd w:id="118"/>
+    <w:bookmarkStart w:id="119" w:name="Xe18790c6ebc7f10c54e185cfae1fdd24e2675e9"/>
     <w:p>
       <w:pPr>
         <w:pStyle w:val="Heading2"/>
@@ -25919,8 +25887,8 @@
         </w:pict>
       </w:r>
     </w:p>
-    <w:bookmarkEnd w:id="118"/>
-    <w:bookmarkStart w:id="119" w:name="Xf4aabb48865ec123d2919398887a72e3dcc4c22"/>
+    <w:bookmarkEnd w:id="119"/>
+    <w:bookmarkStart w:id="120" w:name="Xf4aabb48865ec123d2919398887a72e3dcc4c22"/>
     <w:p>
       <w:pPr>
         <w:pStyle w:val="Heading2"/>
@@ -26471,8 +26439,8 @@
         </w:pict>
       </w:r>
     </w:p>
-    <w:bookmarkEnd w:id="119"/>
-    <w:bookmarkStart w:id="120" w:name="Xc93c655ae1142ff68694730db63d7ccddc358c2"/>
+    <w:bookmarkEnd w:id="120"/>
+    <w:bookmarkStart w:id="121" w:name="Xc93c655ae1142ff68694730db63d7ccddc358c2"/>
     <w:p>
       <w:pPr>
         <w:pStyle w:val="Heading2"/>
@@ -28590,8 +28558,8 @@
         </w:pict>
       </w:r>
     </w:p>
-    <w:bookmarkEnd w:id="120"/>
-    <w:bookmarkStart w:id="121" w:name="X5af7eb2489ec1ecfc859604c705e894e5ca89cd"/>
+    <w:bookmarkEnd w:id="121"/>
+    <w:bookmarkStart w:id="122" w:name="X5af7eb2489ec1ecfc859604c705e894e5ca89cd"/>
     <w:p>
       <w:pPr>
         <w:pStyle w:val="Heading2"/>
@@ -28684,9 +28652,9 @@
         <w:t xml:space="preserve">ga yozing.</w:t>
       </w:r>
     </w:p>
-    <w:bookmarkEnd w:id="121"/>
     <w:bookmarkEnd w:id="122"/>
-    <w:bookmarkStart w:id="127" w:name="X83129f04d1da9425d7039aec715b40f57fc0d73"/>
+    <w:bookmarkEnd w:id="123"/>
+    <w:bookmarkStart w:id="128" w:name="X83129f04d1da9425d7039aec715b40f57fc0d73"/>
     <w:p>
       <w:pPr>
         <w:pStyle w:val="Heading1"/>
@@ -28755,7 +28723,7 @@
         </w:pict>
       </w:r>
     </w:p>
-    <w:bookmarkStart w:id="123" w:name="X5d0ea9da4660fa346a623a90cc85be2866d3526"/>
+    <w:bookmarkStart w:id="124" w:name="X5d0ea9da4660fa346a623a90cc85be2866d3526"/>
     <w:p>
       <w:pPr>
         <w:pStyle w:val="Heading2"/>
@@ -29108,8 +29076,8 @@
         </w:pict>
       </w:r>
     </w:p>
-    <w:bookmarkEnd w:id="123"/>
-    <w:bookmarkStart w:id="124" w:name="X856f9f333c02751021edbabb82bd24dd2136f68"/>
+    <w:bookmarkEnd w:id="124"/>
+    <w:bookmarkStart w:id="125" w:name="X856f9f333c02751021edbabb82bd24dd2136f68"/>
     <w:p>
       <w:pPr>
         <w:pStyle w:val="Heading2"/>
@@ -30652,8 +30620,8 @@
         </w:pict>
       </w:r>
     </w:p>
-    <w:bookmarkEnd w:id="124"/>
-    <w:bookmarkStart w:id="125" w:name="X01ee3f3fac591e7f43f34848bed9ab2aa57860f"/>
+    <w:bookmarkEnd w:id="125"/>
+    <w:bookmarkStart w:id="126" w:name="X01ee3f3fac591e7f43f34848bed9ab2aa57860f"/>
     <w:p>
       <w:pPr>
         <w:pStyle w:val="Heading2"/>
@@ -30801,8 +30769,8 @@
         </w:pict>
       </w:r>
     </w:p>
-    <w:bookmarkEnd w:id="125"/>
-    <w:bookmarkStart w:id="126" w:name="X5f137513606ffb614cf3d6f7c1f87cf88c1b0df"/>
+    <w:bookmarkEnd w:id="126"/>
+    <w:bookmarkStart w:id="127" w:name="X5f137513606ffb614cf3d6f7c1f87cf88c1b0df"/>
     <w:p>
       <w:pPr>
         <w:pStyle w:val="Heading2"/>
@@ -30834,9 +30802,9 @@
         <w:t xml:space="preserve">-fayl, 5-bo‘lim).</w:t>
       </w:r>
     </w:p>
-    <w:bookmarkEnd w:id="126"/>
     <w:bookmarkEnd w:id="127"/>
-    <w:bookmarkStart w:id="131" w:name="X0270c314899c0dcc951263f24e39b1f1d006a5b"/>
+    <w:bookmarkEnd w:id="128"/>
+    <w:bookmarkStart w:id="132" w:name="X0270c314899c0dcc951263f24e39b1f1d006a5b"/>
     <w:p>
       <w:pPr>
         <w:pStyle w:val="Heading1"/>
@@ -30882,7 +30850,7 @@
         </w:pict>
       </w:r>
     </w:p>
-    <w:bookmarkStart w:id="128" w:name="X00298f9748b3081157c3fccacadabf2ebddfe24"/>
+    <w:bookmarkStart w:id="129" w:name="X00298f9748b3081157c3fccacadabf2ebddfe24"/>
     <w:p>
       <w:pPr>
         <w:pStyle w:val="Heading2"/>
@@ -31068,8 +31036,8 @@
         </w:pict>
       </w:r>
     </w:p>
-    <w:bookmarkEnd w:id="128"/>
-    <w:bookmarkStart w:id="129" w:name="Xb216750b7576acc59f3a23887669de148445428"/>
+    <w:bookmarkEnd w:id="129"/>
+    <w:bookmarkStart w:id="130" w:name="Xb216750b7576acc59f3a23887669de148445428"/>
     <w:p>
       <w:pPr>
         <w:pStyle w:val="Heading2"/>
@@ -31125,8 +31093,8 @@
         </w:pict>
       </w:r>
     </w:p>
-    <w:bookmarkEnd w:id="129"/>
-    <w:bookmarkStart w:id="130" w:name="X966bc4d8580e4a75d4a104fbe694aa0798d7286"/>
+    <w:bookmarkEnd w:id="130"/>
+    <w:bookmarkStart w:id="131" w:name="X966bc4d8580e4a75d4a104fbe694aa0798d7286"/>
     <w:p>
       <w:pPr>
         <w:pStyle w:val="Heading2"/>
@@ -31333,9 +31301,9 @@
         <w:t xml:space="preserve">⚠️ Boshqa bolalar natijalarini hech qachon guruhda e’lon qilmang va bolalarni solishtirmang.</w:t>
       </w:r>
     </w:p>
-    <w:bookmarkEnd w:id="130"/>
     <w:bookmarkEnd w:id="131"/>
-    <w:bookmarkStart w:id="148" w:name="X795cd9c3f51f147e1cc409bbf0538f3f445dacb"/>
+    <w:bookmarkEnd w:id="132"/>
+    <w:bookmarkStart w:id="149" w:name="X795cd9c3f51f147e1cc409bbf0538f3f445dacb"/>
     <w:p>
       <w:pPr>
         <w:pStyle w:val="Heading1"/>
@@ -31389,7 +31357,7 @@
         </w:pict>
       </w:r>
     </w:p>
-    <w:bookmarkStart w:id="132" w:name="Xb17fb730563220b47fa6e068b36b3d3911f7578"/>
+    <w:bookmarkStart w:id="133" w:name="Xb17fb730563220b47fa6e068b36b3d3911f7578"/>
     <w:p>
       <w:pPr>
         <w:pStyle w:val="Heading2"/>
@@ -31909,8 +31877,8 @@
         </w:pict>
       </w:r>
     </w:p>
-    <w:bookmarkEnd w:id="132"/>
-    <w:bookmarkStart w:id="133" w:name="X085e13e7f641dda8d24a8264dff30f86766ad52"/>
+    <w:bookmarkEnd w:id="133"/>
+    <w:bookmarkStart w:id="134" w:name="X085e13e7f641dda8d24a8264dff30f86766ad52"/>
     <w:p>
       <w:pPr>
         <w:pStyle w:val="Heading2"/>
@@ -32123,8 +32091,8 @@
         </w:pict>
       </w:r>
     </w:p>
-    <w:bookmarkEnd w:id="133"/>
-    <w:bookmarkStart w:id="134" w:name="Xec20c7336725baea7987977baf7801c8d643f28"/>
+    <w:bookmarkEnd w:id="134"/>
+    <w:bookmarkStart w:id="135" w:name="Xec20c7336725baea7987977baf7801c8d643f28"/>
     <w:p>
       <w:pPr>
         <w:pStyle w:val="Heading2"/>
@@ -32538,8 +32506,8 @@
         </w:pict>
       </w:r>
     </w:p>
-    <w:bookmarkEnd w:id="134"/>
-    <w:bookmarkStart w:id="138" w:name="X28c5b53dff6e037b45a0cbbe5537466a187f48a"/>
+    <w:bookmarkEnd w:id="135"/>
+    <w:bookmarkStart w:id="139" w:name="X28c5b53dff6e037b45a0cbbe5537466a187f48a"/>
     <w:p>
       <w:pPr>
         <w:pStyle w:val="Heading2"/>
@@ -32548,7 +32516,7 @@
         <w:t xml:space="preserve">4. «7-sinf darajasiga mosmi?» — javob qanday topiladi</w:t>
       </w:r>
     </w:p>
-    <w:bookmarkStart w:id="135" w:name="har-bir-oquvchi-uchun-tayanch--boyicha"/>
+    <w:bookmarkStart w:id="136" w:name="har-bir-oquvchi-uchun-tayanch--boyicha"/>
     <w:p>
       <w:pPr>
         <w:pStyle w:val="Heading3"/>
@@ -32773,8 +32741,8 @@
         </w:tc>
       </w:tr>
     </w:tbl>
-    <w:bookmarkEnd w:id="135"/>
-    <w:bookmarkStart w:id="136" w:name="butun-sinf-uchun"/>
+    <w:bookmarkEnd w:id="136"/>
+    <w:bookmarkStart w:id="137" w:name="butun-sinf-uchun"/>
     <w:p>
       <w:pPr>
         <w:pStyle w:val="Heading3"/>
@@ -33018,8 +32986,8 @@
         </w:tc>
       </w:tr>
     </w:tbl>
-    <w:bookmarkEnd w:id="136"/>
-    <w:bookmarkStart w:id="137" w:name="bolimlar-boyicha-sinf-ortachasi"/>
+    <w:bookmarkEnd w:id="137"/>
+    <w:bookmarkStart w:id="138" w:name="bolimlar-boyicha-sinf-ortachasi"/>
     <w:p>
       <w:pPr>
         <w:pStyle w:val="Heading3"/>
@@ -33148,9 +33116,9 @@
         </w:pict>
       </w:r>
     </w:p>
-    <w:bookmarkEnd w:id="137"/>
     <w:bookmarkEnd w:id="138"/>
-    <w:bookmarkStart w:id="139" w:name="Xd75bf99e409d0c259356e9a011374b140d0e4ce"/>
+    <w:bookmarkEnd w:id="139"/>
+    <w:bookmarkStart w:id="140" w:name="Xd75bf99e409d0c259356e9a011374b140d0e4ce"/>
     <w:p>
       <w:pPr>
         <w:pStyle w:val="Heading2"/>
@@ -33450,8 +33418,8 @@
         </w:pict>
       </w:r>
     </w:p>
-    <w:bookmarkEnd w:id="139"/>
-    <w:bookmarkStart w:id="140" w:name="Xcab46a1a3af3accf3175fe816d874ed13d15ca7"/>
+    <w:bookmarkEnd w:id="140"/>
+    <w:bookmarkStart w:id="141" w:name="Xcab46a1a3af3accf3175fe816d874ed13d15ca7"/>
     <w:p>
       <w:pPr>
         <w:pStyle w:val="Heading2"/>
@@ -33848,8 +33816,8 @@
         </w:pict>
       </w:r>
     </w:p>
-    <w:bookmarkEnd w:id="140"/>
-    <w:bookmarkStart w:id="146" w:name="X5f519b00d8b73df78d1ae1017954a6c6bee24e6"/>
+    <w:bookmarkEnd w:id="141"/>
+    <w:bookmarkStart w:id="147" w:name="X5f519b00d8b73df78d1ae1017954a6c6bee24e6"/>
     <w:p>
       <w:pPr>
         <w:pStyle w:val="Heading2"/>
@@ -33858,7 +33826,7 @@
         <w:t xml:space="preserve">7. 3 oydan keyin solishtirish (yanvar)</w:t>
       </w:r>
     </w:p>
-    <w:bookmarkStart w:id="141" w:name="X001508a68feed421b7ca5286691396bc36e2e76"/>
+    <w:bookmarkStart w:id="142" w:name="X001508a68feed421b7ca5286691396bc36e2e76"/>
     <w:p>
       <w:pPr>
         <w:pStyle w:val="Heading3"/>
@@ -33941,8 +33909,8 @@
         <w:t xml:space="preserve">Kelmaganlarga — 1 hafta ichida xuddi shu sharoitda.</w:t>
       </w:r>
     </w:p>
-    <w:bookmarkEnd w:id="141"/>
-    <w:bookmarkStart w:id="142" w:name="X7a48320e1095e8979ee15ec60530625ad69c1e5"/>
+    <w:bookmarkEnd w:id="142"/>
+    <w:bookmarkStart w:id="143" w:name="X7a48320e1095e8979ee15ec60530625ad69c1e5"/>
     <w:p>
       <w:pPr>
         <w:pStyle w:val="Heading3"/>
@@ -34418,8 +34386,8 @@
         <w:t xml:space="preserve">bu tasodif bo‘lishi mumkin. Sinf o‘rtachasi esa ancha ishonchliroq.</w:t>
       </w:r>
     </w:p>
-    <w:bookmarkEnd w:id="142"/>
-    <w:bookmarkStart w:id="143" w:name="X157172961ec27d6959bd8d67784d8a0020e9d94"/>
+    <w:bookmarkEnd w:id="143"/>
+    <w:bookmarkStart w:id="144" w:name="X157172961ec27d6959bd8d67784d8a0020e9d94"/>
     <w:p>
       <w:pPr>
         <w:pStyle w:val="Heading3"/>
@@ -34914,8 +34882,8 @@
         </w:tc>
       </w:tr>
     </w:tbl>
-    <w:bookmarkEnd w:id="143"/>
-    <w:bookmarkStart w:id="144" w:name="Xbcfdb3383a64f335dc58cf9f9f3043a5fd87695"/>
+    <w:bookmarkEnd w:id="144"/>
+    <w:bookmarkStart w:id="145" w:name="Xbcfdb3383a64f335dc58cf9f9f3043a5fd87695"/>
     <w:p>
       <w:pPr>
         <w:pStyle w:val="Heading3"/>
@@ -35244,8 +35212,8 @@
         </w:tc>
       </w:tr>
     </w:tbl>
-    <w:bookmarkEnd w:id="144"/>
-    <w:bookmarkStart w:id="145" w:name="X409591e6b7b6bf448912e57efc06e2cf6f2d1c1"/>
+    <w:bookmarkEnd w:id="145"/>
+    <w:bookmarkStart w:id="146" w:name="X409591e6b7b6bf448912e57efc06e2cf6f2d1c1"/>
     <w:p>
       <w:pPr>
         <w:pStyle w:val="Heading3"/>
@@ -35288,9 +35256,9 @@
         </w:pict>
       </w:r>
     </w:p>
-    <w:bookmarkEnd w:id="145"/>
     <w:bookmarkEnd w:id="146"/>
-    <w:bookmarkStart w:id="147" w:name="Xb2fd3e184c83033eab4c070cb6f9376a2dfd215"/>
+    <w:bookmarkEnd w:id="147"/>
+    <w:bookmarkStart w:id="148" w:name="Xb2fd3e184c83033eab4c070cb6f9376a2dfd215"/>
     <w:p>
       <w:pPr>
         <w:pStyle w:val="Heading2"/>
@@ -35639,9 +35607,9 @@
         <w:t xml:space="preserve">varag‘iga joylashtiring. Yoki shunchaki admin panelidagi tayyor hisobotdan foydalaning — u ham shu qoidalar bo‘yicha hisoblaydi.</w:t>
       </w:r>
     </w:p>
-    <w:bookmarkEnd w:id="147"/>
     <w:bookmarkEnd w:id="148"/>
-    <w:bookmarkStart w:id="157" w:name="X9f1af5ba8c69a011e3d6ae36ca9436fd637c082"/>
+    <w:bookmarkEnd w:id="149"/>
+    <w:bookmarkStart w:id="158" w:name="X9f1af5ba8c69a011e3d6ae36ca9436fd637c082"/>
     <w:p>
       <w:pPr>
         <w:pStyle w:val="Heading1"/>
@@ -35718,7 +35686,7 @@
         </w:pict>
       </w:r>
     </w:p>
-    <w:bookmarkStart w:id="149" w:name="X59c4de15a88d417d2d556c4c5a644c109957193"/>
+    <w:bookmarkStart w:id="150" w:name="X59c4de15a88d417d2d556c4c5a644c109957193"/>
     <w:p>
       <w:pPr>
         <w:pStyle w:val="Heading2"/>
@@ -35949,8 +35917,8 @@
         </w:pict>
       </w:r>
     </w:p>
-    <w:bookmarkEnd w:id="149"/>
-    <w:bookmarkStart w:id="150" w:name="X024d3e0be8f91f50b782979cabef8806239da2b"/>
+    <w:bookmarkEnd w:id="150"/>
+    <w:bookmarkStart w:id="151" w:name="X024d3e0be8f91f50b782979cabef8806239da2b"/>
     <w:p>
       <w:pPr>
         <w:pStyle w:val="Heading2"/>
@@ -36523,8 +36491,8 @@
         </w:pict>
       </w:r>
     </w:p>
-    <w:bookmarkEnd w:id="150"/>
-    <w:bookmarkStart w:id="151" w:name="X98b4a4c2d69925123bf7b4f1868a2e86c6c5f73"/>
+    <w:bookmarkEnd w:id="151"/>
+    <w:bookmarkStart w:id="152" w:name="X98b4a4c2d69925123bf7b4f1868a2e86c6c5f73"/>
     <w:p>
       <w:pPr>
         <w:pStyle w:val="Heading2"/>
@@ -36630,8 +36598,8 @@
         </w:pict>
       </w:r>
     </w:p>
-    <w:bookmarkEnd w:id="151"/>
-    <w:bookmarkStart w:id="152" w:name="Xc1749f02ca424993a3bb0f221cccd7e85460dbf"/>
+    <w:bookmarkEnd w:id="152"/>
+    <w:bookmarkStart w:id="153" w:name="Xc1749f02ca424993a3bb0f221cccd7e85460dbf"/>
     <w:p>
       <w:pPr>
         <w:pStyle w:val="Heading2"/>
@@ -36766,8 +36734,8 @@
         </w:pict>
       </w:r>
     </w:p>
-    <w:bookmarkEnd w:id="152"/>
-    <w:bookmarkStart w:id="153" w:name="X04fe797ff52e198ba2bdca556cc2b0745c7b1d1"/>
+    <w:bookmarkEnd w:id="153"/>
+    <w:bookmarkStart w:id="154" w:name="X04fe797ff52e198ba2bdca556cc2b0745c7b1d1"/>
     <w:p>
       <w:pPr>
         <w:pStyle w:val="Heading2"/>
@@ -36971,8 +36939,8 @@
         </w:pict>
       </w:r>
     </w:p>
-    <w:bookmarkEnd w:id="153"/>
-    <w:bookmarkStart w:id="154" w:name="X9f2c6ee55dbfc72042c965e6f11065e004f3811"/>
+    <w:bookmarkEnd w:id="154"/>
+    <w:bookmarkStart w:id="155" w:name="X9f2c6ee55dbfc72042c965e6f11065e004f3811"/>
     <w:p>
       <w:pPr>
         <w:pStyle w:val="Heading2"/>
@@ -37203,8 +37171,8 @@
         </w:pict>
       </w:r>
     </w:p>
-    <w:bookmarkEnd w:id="154"/>
-    <w:bookmarkStart w:id="155" w:name="X9e70e4956f6c7306479d586fe53a05f53bc6e39"/>
+    <w:bookmarkEnd w:id="155"/>
+    <w:bookmarkStart w:id="156" w:name="X9e70e4956f6c7306479d586fe53a05f53bc6e39"/>
     <w:p>
       <w:pPr>
         <w:pStyle w:val="Heading2"/>
@@ -37275,8 +37243,8 @@
         </w:pict>
       </w:r>
     </w:p>
-    <w:bookmarkEnd w:id="155"/>
-    <w:bookmarkStart w:id="156" w:name="X643176f04a33b020f8e938712e2ec974a2982f6"/>
+    <w:bookmarkEnd w:id="156"/>
+    <w:bookmarkStart w:id="157" w:name="X643176f04a33b020f8e938712e2ec974a2982f6"/>
     <w:p>
       <w:pPr>
         <w:pStyle w:val="Heading2"/>
@@ -37744,9 +37712,9 @@
         </w:pict>
       </w:r>
     </w:p>
-    <w:bookmarkEnd w:id="156"/>
     <w:bookmarkEnd w:id="157"/>
-    <w:bookmarkStart w:id="168" w:name="X5aa410a4933adb9709bf0fcc22e9a0c5fd1378d"/>
+    <w:bookmarkEnd w:id="158"/>
+    <w:bookmarkStart w:id="169" w:name="X5aa410a4933adb9709bf0fcc22e9a0c5fd1378d"/>
     <w:p>
       <w:pPr>
         <w:pStyle w:val="Heading1"/>
@@ -37776,7 +37744,7 @@
         </w:pict>
       </w:r>
     </w:p>
-    <w:bookmarkStart w:id="158" w:name="X7924d9c15a4ecaef8a2baa92151ec8d5f4d8cba"/>
+    <w:bookmarkStart w:id="159" w:name="X7924d9c15a4ecaef8a2baa92151ec8d5f4d8cba"/>
     <w:p>
       <w:pPr>
         <w:pStyle w:val="Heading2"/>
@@ -38187,8 +38155,8 @@
         </w:pict>
       </w:r>
     </w:p>
-    <w:bookmarkEnd w:id="158"/>
-    <w:bookmarkStart w:id="159" w:name="Xb32219facd12731506c5f797561464927bb54ef"/>
+    <w:bookmarkEnd w:id="159"/>
+    <w:bookmarkStart w:id="160" w:name="Xb32219facd12731506c5f797561464927bb54ef"/>
     <w:p>
       <w:pPr>
         <w:pStyle w:val="Heading2"/>
@@ -38480,8 +38448,8 @@
         </w:pict>
       </w:r>
     </w:p>
-    <w:bookmarkEnd w:id="159"/>
-    <w:bookmarkStart w:id="160" w:name="X578723db4e73c75a2dbc119aa8cc50dd33018ea"/>
+    <w:bookmarkEnd w:id="160"/>
+    <w:bookmarkStart w:id="161" w:name="X578723db4e73c75a2dbc119aa8cc50dd33018ea"/>
     <w:p>
       <w:pPr>
         <w:pStyle w:val="Heading2"/>
@@ -38636,8 +38604,8 @@
         </w:pict>
       </w:r>
     </w:p>
-    <w:bookmarkEnd w:id="160"/>
-    <w:bookmarkStart w:id="164" w:name="X0776ac00b0dc9b781572b6cd6f9c554efb5a60a"/>
+    <w:bookmarkEnd w:id="161"/>
+    <w:bookmarkStart w:id="165" w:name="X0776ac00b0dc9b781572b6cd6f9c554efb5a60a"/>
     <w:p>
       <w:pPr>
         <w:pStyle w:val="Heading2"/>
@@ -38646,7 +38614,7 @@
         <w:t xml:space="preserve">4. Yakuniy o‘lchov — yanvar (protokol)</w:t>
       </w:r>
     </w:p>
-    <w:bookmarkStart w:id="161" w:name="tayyorgarlik-bir-kun-oldin"/>
+    <w:bookmarkStart w:id="162" w:name="tayyorgarlik-bir-kun-oldin"/>
     <w:p>
       <w:pPr>
         <w:pStyle w:val="Heading3"/>
@@ -38766,8 +38734,8 @@
         <w:t xml:space="preserve">javoblar_varaqasi.pdf</w:t>
       </w:r>
     </w:p>
-    <w:bookmarkEnd w:id="161"/>
-    <w:bookmarkStart w:id="162" w:name="X15b14740b909441280c4f36f17c1a482570bff8"/>
+    <w:bookmarkEnd w:id="162"/>
+    <w:bookmarkStart w:id="163" w:name="X15b14740b909441280c4f36f17c1a482570bff8"/>
     <w:p>
       <w:pPr>
         <w:pStyle w:val="Heading3"/>
@@ -38994,8 +38962,8 @@
         </w:tc>
       </w:tr>
     </w:tbl>
-    <w:bookmarkEnd w:id="162"/>
-    <w:bookmarkStart w:id="163" w:name="ketma-ketlik-1-dars-bolsa"/>
+    <w:bookmarkEnd w:id="163"/>
+    <w:bookmarkStart w:id="164" w:name="ketma-ketlik-1-dars-bolsa"/>
     <w:p>
       <w:pPr>
         <w:pStyle w:val="Heading3"/>
@@ -39047,9 +39015,9 @@
         </w:pict>
       </w:r>
     </w:p>
-    <w:bookmarkEnd w:id="163"/>
     <w:bookmarkEnd w:id="164"/>
-    <w:bookmarkStart w:id="165" w:name="Xc84a573c529ceb939917c9394e1ae53a1902718"/>
+    <w:bookmarkEnd w:id="165"/>
+    <w:bookmarkStart w:id="166" w:name="Xc84a573c529ceb939917c9394e1ae53a1902718"/>
     <w:p>
       <w:pPr>
         <w:pStyle w:val="Heading2"/>
@@ -39266,8 +39234,8 @@
         </w:pict>
       </w:r>
     </w:p>
-    <w:bookmarkEnd w:id="165"/>
-    <w:bookmarkStart w:id="166" w:name="X578dcba58e61be37616415f0ca6c3a868da82c1"/>
+    <w:bookmarkEnd w:id="166"/>
+    <w:bookmarkStart w:id="167" w:name="X578dcba58e61be37616415f0ca6c3a868da82c1"/>
     <w:p>
       <w:pPr>
         <w:pStyle w:val="Heading2"/>
@@ -39508,8 +39476,8 @@
         </w:pict>
       </w:r>
     </w:p>
-    <w:bookmarkEnd w:id="166"/>
-    <w:bookmarkStart w:id="167" w:name="X1c216b7c77fbd666245079fbea4d05e69274518"/>
+    <w:bookmarkEnd w:id="167"/>
+    <w:bookmarkStart w:id="168" w:name="X1c216b7c77fbd666245079fbea4d05e69274518"/>
     <w:p>
       <w:pPr>
         <w:pStyle w:val="Heading2"/>
@@ -39560,8 +39528,2400 @@
         <w:t xml:space="preserve">dagi testlarni o‘sha sinf dasturiga moslab, saytdagi modulni nusxalash kifoya.</w:t>
       </w:r>
     </w:p>
-    <w:bookmarkEnd w:id="167"/>
     <w:bookmarkEnd w:id="168"/>
+    <w:bookmarkEnd w:id="169"/>
+    <w:bookmarkStart w:id="175" w:name="X3a674ab666c38d10d9f0bea8d631dec34034af3"/>
+    <w:p>
+      <w:pPr>
+        <w:pStyle w:val="Heading1"/>
+      </w:pPr>
+      <w:r>
+        <w:t xml:space="preserve">13. Darsni saytda jonli o‘tkazish (qog‘ozsiz)</w:t>
+      </w:r>
+    </w:p>
+    <w:p>
+      <w:pPr>
+        <w:pStyle w:val="BlockText"/>
+      </w:pPr>
+      <w:r>
+        <w:t xml:space="preserve">Hamma test va savollar saytda. Siz ustoz panelida</w:t>
+      </w:r>
+      <w:r>
+        <w:t xml:space="preserve"> </w:t>
+      </w:r>
+      <w:r>
+        <w:rPr>
+          <w:bCs/>
+          <w:b/>
+        </w:rPr>
+        <w:t xml:space="preserve">«Keyingi ▶»</w:t>
+      </w:r>
+      <w:r>
+        <w:t xml:space="preserve"> </w:t>
+      </w:r>
+      <w:r>
+        <w:t xml:space="preserve">tugmasini bosasiz —</w:t>
+      </w:r>
+      <w:r>
+        <w:t xml:space="preserve"> </w:t>
+      </w:r>
+      <w:r>
+        <w:t xml:space="preserve">barcha o‘quvchilar ekrani 3 soniyada o‘zi keyingi bosqichga o‘tadi. Charchashsa yoki vaqt yetmasa —</w:t>
+      </w:r>
+      <w:r>
+        <w:t xml:space="preserve"> </w:t>
+      </w:r>
+      <w:r>
+        <w:t xml:space="preserve">istalgan bosqichni o‘tkazib yuborasiz yoki boshqasiga o‘tasiz. Hamma javob avtomatik saqlanadi.</w:t>
+      </w:r>
+    </w:p>
+    <w:p>
+      <w:r>
+        <w:pict>
+          <v:rect style="width:0;height:1.5pt" o:hralign="center" o:hrstd="t" o:hr="t"/>
+        </w:pict>
+      </w:r>
+    </w:p>
+    <w:bookmarkStart w:id="170" w:name="Xccb51ac140f3f609361b7b72e0823844029c554"/>
+    <w:p>
+      <w:pPr>
+        <w:pStyle w:val="Heading2"/>
+      </w:pPr>
+      <w:r>
+        <w:t xml:space="preserve">1. Darsdan oldin (kechqurun yoki ertalab, 15 daqiqa)</w:t>
+      </w:r>
+    </w:p>
+    <w:p>
+      <w:pPr>
+        <w:numPr>
+          <w:ilvl w:val="0"/>
+          <w:numId w:val="1109"/>
+        </w:numPr>
+        <w:pStyle w:val="Compact"/>
+      </w:pPr>
+      <w:r>
+        <w:rPr>
+          <w:rStyle w:val="VerbatimChar"/>
+          <w:bCs/>
+          <w:b/>
+        </w:rPr>
+        <w:t xml:space="preserve">7a</w:t>
+      </w:r>
+      <w:r>
+        <w:rPr>
+          <w:bCs/>
+          <w:b/>
+        </w:rPr>
+        <w:t xml:space="preserve"> </w:t>
+      </w:r>
+      <w:r>
+        <w:rPr>
+          <w:bCs/>
+          <w:b/>
+        </w:rPr>
+        <w:t xml:space="preserve">papkasini o‘rnating</w:t>
+      </w:r>
+      <w:r>
+        <w:t xml:space="preserve"> </w:t>
+      </w:r>
+      <w:r>
+        <w:t xml:space="preserve">(bir marta): arxivdagi</w:t>
+      </w:r>
+      <w:r>
+        <w:t xml:space="preserve"> </w:t>
+      </w:r>
+      <w:r>
+        <w:rPr>
+          <w:rStyle w:val="VerbatimChar"/>
+        </w:rPr>
+        <w:t xml:space="preserve">7a</w:t>
+      </w:r>
+      <w:r>
+        <w:t xml:space="preserve"> </w:t>
+      </w:r>
+      <w:r>
+        <w:t xml:space="preserve">papkasini saytingiz ichiga ko‘chiring</w:t>
+      </w:r>
+      <w:r>
+        <w:t xml:space="preserve"> </w:t>
+      </w:r>
+      <w:r>
+        <w:t xml:space="preserve">(masalan</w:t>
+      </w:r>
+      <w:r>
+        <w:t xml:space="preserve"> </w:t>
+      </w:r>
+      <w:r>
+        <w:rPr>
+          <w:rStyle w:val="VerbatimChar"/>
+        </w:rPr>
+        <w:t xml:space="preserve">E:\Xojeli 5-mektep\public\7a</w:t>
+      </w:r>
+      <w:r>
+        <w:t xml:space="preserve">). Ichida</w:t>
+      </w:r>
+      <w:r>
+        <w:t xml:space="preserve"> </w:t>
+      </w:r>
+      <w:r>
+        <w:rPr>
+          <w:rStyle w:val="VerbatimChar"/>
+        </w:rPr>
+        <w:t xml:space="preserve">inc</w:t>
+      </w:r>
+      <w:r>
+        <w:t xml:space="preserve">,</w:t>
+      </w:r>
+      <w:r>
+        <w:t xml:space="preserve"> </w:t>
+      </w:r>
+      <w:r>
+        <w:rPr>
+          <w:rStyle w:val="VerbatimChar"/>
+        </w:rPr>
+        <w:t xml:space="preserve">assets</w:t>
+      </w:r>
+      <w:r>
+        <w:t xml:space="preserve">,</w:t>
+      </w:r>
+      <w:r>
+        <w:t xml:space="preserve"> </w:t>
+      </w:r>
+      <w:r>
+        <w:rPr>
+          <w:rStyle w:val="VerbatimChar"/>
+        </w:rPr>
+        <w:t xml:space="preserve">_savollar</w:t>
+      </w:r>
+      <w:r>
+        <w:t xml:space="preserve"> </w:t>
+      </w:r>
+      <w:r>
+        <w:t xml:space="preserve">papkalari bo‘lishi shart.</w:t>
+      </w:r>
+    </w:p>
+    <w:p>
+      <w:pPr>
+        <w:numPr>
+          <w:ilvl w:val="0"/>
+          <w:numId w:val="1109"/>
+        </w:numPr>
+        <w:pStyle w:val="Compact"/>
+      </w:pPr>
+      <w:r>
+        <w:t xml:space="preserve">Brauzerda</w:t>
+      </w:r>
+      <w:r>
+        <w:t xml:space="preserve"> </w:t>
+      </w:r>
+      <w:r>
+        <w:rPr>
+          <w:rStyle w:val="VerbatimChar"/>
+          <w:bCs/>
+          <w:b/>
+        </w:rPr>
+        <w:t xml:space="preserve">…/7a/admin.php</w:t>
+      </w:r>
+      <w:r>
+        <w:t xml:space="preserve"> </w:t>
+      </w:r>
+      <w:r>
+        <w:t xml:space="preserve">→ ustoz parolini o‘rnating.</w:t>
+      </w:r>
+    </w:p>
+    <w:p>
+      <w:pPr>
+        <w:numPr>
+          <w:ilvl w:val="0"/>
+          <w:numId w:val="1109"/>
+        </w:numPr>
+        <w:pStyle w:val="Compact"/>
+      </w:pPr>
+      <w:r>
+        <w:rPr>
+          <w:bCs/>
+          <w:b/>
+        </w:rPr>
+        <w:t xml:space="preserve">Sozlamalar</w:t>
+      </w:r>
+      <w:r>
+        <w:t xml:space="preserve">: sinf kodi (masalan</w:t>
+      </w:r>
+      <w:r>
+        <w:t xml:space="preserve"> </w:t>
+      </w:r>
+      <w:r>
+        <w:rPr>
+          <w:rStyle w:val="VerbatimChar"/>
+        </w:rPr>
+        <w:t xml:space="preserve">7A2026</w:t>
+      </w:r>
+      <w:r>
+        <w:t xml:space="preserve">) + o‘quvchilar ro‘yxati (har qatorda bitta) → Saqlash.</w:t>
+      </w:r>
+    </w:p>
+    <w:p>
+      <w:pPr>
+        <w:numPr>
+          <w:ilvl w:val="0"/>
+          <w:numId w:val="1109"/>
+        </w:numPr>
+        <w:pStyle w:val="Compact"/>
+      </w:pPr>
+      <w:r>
+        <w:rPr>
+          <w:bCs/>
+          <w:b/>
+        </w:rPr>
+        <w:t xml:space="preserve">Dastur</w:t>
+      </w:r>
+      <w:r>
+        <w:t xml:space="preserve"> </w:t>
+      </w:r>
+      <w:r>
+        <w:t xml:space="preserve">bo‘limini ko‘rib chiqing — tayyor 45 daqiqalik dastur bor (pastda). Kerak bo‘lsa nomi, vaqti, test bo‘limlarini o‘zgartiring.</w:t>
+      </w:r>
+    </w:p>
+    <w:p>
+      <w:pPr>
+        <w:numPr>
+          <w:ilvl w:val="0"/>
+          <w:numId w:val="1109"/>
+        </w:numPr>
+        <w:pStyle w:val="Compact"/>
+      </w:pPr>
+      <w:r>
+        <w:rPr>
+          <w:bCs/>
+          <w:b/>
+        </w:rPr>
+        <w:t xml:space="preserve">Sinab ko‘ring</w:t>
+      </w:r>
+      <w:r>
+        <w:t xml:space="preserve">: ikkinchi oynada</w:t>
+      </w:r>
+      <w:r>
+        <w:t xml:space="preserve"> </w:t>
+      </w:r>
+      <w:r>
+        <w:rPr>
+          <w:rStyle w:val="VerbatimChar"/>
+        </w:rPr>
+        <w:t xml:space="preserve">…/7a/</w:t>
+      </w:r>
+      <w:r>
+        <w:t xml:space="preserve"> </w:t>
+      </w:r>
+      <w:r>
+        <w:t xml:space="preserve">ni oching (o‘quvchi sifatida), panelda «▶ Darsni boshlash», «Keyingi ▶» ni bir necha marta bosing.</w:t>
+      </w:r>
+    </w:p>
+    <w:p>
+      <w:pPr>
+        <w:numPr>
+          <w:ilvl w:val="0"/>
+          <w:numId w:val="1109"/>
+        </w:numPr>
+        <w:pStyle w:val="Compact"/>
+      </w:pPr>
+      <w:r>
+        <w:rPr>
+          <w:bCs/>
+          <w:b/>
+        </w:rPr>
+        <w:t xml:space="preserve">Tozalash</w:t>
+      </w:r>
+      <w:r>
+        <w:t xml:space="preserve">: Sozlamalar → «Barcha javoblarni arxivga o‘tkazish». Endi hammasi toza.</w:t>
+      </w:r>
+    </w:p>
+    <w:p>
+      <w:pPr>
+        <w:numPr>
+          <w:ilvl w:val="0"/>
+          <w:numId w:val="1109"/>
+        </w:numPr>
+        <w:pStyle w:val="Compact"/>
+      </w:pPr>
+      <w:r>
+        <w:t xml:space="preserve">Sinf kompyuterlaridan sayt ochilishini tekshiring:</w:t>
+      </w:r>
+      <w:r>
+        <w:t xml:space="preserve"> </w:t>
+      </w:r>
+      <w:r>
+        <w:rPr>
+          <w:rStyle w:val="VerbatimChar"/>
+        </w:rPr>
+        <w:t xml:space="preserve">http://&lt;sizning kompyuteringiz IP manzili&gt;/…/7a/</w:t>
+      </w:r>
+      <w:r>
+        <w:t xml:space="preserve"> </w:t>
+      </w:r>
+      <w:r>
+        <w:t xml:space="preserve">(IP manzilni bilish:</w:t>
+      </w:r>
+      <w:r>
+        <w:t xml:space="preserve"> </w:t>
+      </w:r>
+      <w:r>
+        <w:rPr>
+          <w:rStyle w:val="VerbatimChar"/>
+        </w:rPr>
+        <w:t xml:space="preserve">cmd</w:t>
+      </w:r>
+      <w:r>
+        <w:t xml:space="preserve"> </w:t>
+      </w:r>
+      <w:r>
+        <w:t xml:space="preserve">→</w:t>
+      </w:r>
+      <w:r>
+        <w:t xml:space="preserve"> </w:t>
+      </w:r>
+      <w:r>
+        <w:rPr>
+          <w:rStyle w:val="VerbatimChar"/>
+        </w:rPr>
+        <w:t xml:space="preserve">ipconfig</w:t>
+      </w:r>
+      <w:r>
+        <w:t xml:space="preserve"> </w:t>
+      </w:r>
+      <w:r>
+        <w:t xml:space="preserve">→ «IPv4 Address»). Windows brandmauerida Apache’ga ruxsat bering.</w:t>
+      </w:r>
+    </w:p>
+    <w:p>
+      <w:r>
+        <w:pict>
+          <v:rect style="width:0;height:1.5pt" o:hralign="center" o:hrstd="t" o:hr="t"/>
+        </w:pict>
+      </w:r>
+    </w:p>
+    <w:bookmarkEnd w:id="170"/>
+    <w:bookmarkStart w:id="171" w:name="Xd6e2a0756c9ae38c3c789b465abf278c4f0d28c"/>
+    <w:p>
+      <w:pPr>
+        <w:pStyle w:val="Heading2"/>
+      </w:pPr>
+      <w:r>
+        <w:t xml:space="preserve">2. Tayyor dastur (≈ 46 daqiqa)</w:t>
+      </w:r>
+    </w:p>
+    <w:tbl>
+      <w:tblPr>
+        <w:tblStyle w:val="Table"/>
+        <w:tblW w:type="auto" w:w="0"/>
+        <w:tblLook w:firstRow="1" w:lastRow="0" w:firstColumn="0" w:lastColumn="0" w:noHBand="0" w:noVBand="0" w:val="0020"/>
+        <w:jc w:val="start"/>
+      </w:tblPr>
+      <w:tblGrid>
+        <w:gridCol w:w="1584"/>
+        <w:gridCol w:w="1584"/>
+        <w:gridCol w:w="1584"/>
+        <w:gridCol w:w="1584"/>
+        <w:gridCol w:w="1584"/>
+      </w:tblGrid>
+      <w:tr>
+        <w:trPr>
+          <w:tblHeader w:val="true"/>
+        </w:trPr>
+        <w:tc>
+          <w:tcPr/>
+          <w:p>
+            <w:pPr>
+              <w:pStyle w:val="Compact"/>
+              <w:jc w:val="right"/>
+            </w:pPr>
+            <w:r>
+              <w:t xml:space="preserve">№</w:t>
+            </w:r>
+          </w:p>
+        </w:tc>
+        <w:tc>
+          <w:tcPr/>
+          <w:p>
+            <w:pPr>
+              <w:pStyle w:val="Compact"/>
+              <w:jc w:val="left"/>
+            </w:pPr>
+            <w:r>
+              <w:t xml:space="preserve">Bosqich</w:t>
+            </w:r>
+          </w:p>
+        </w:tc>
+        <w:tc>
+          <w:tcPr/>
+          <w:p>
+            <w:pPr>
+              <w:pStyle w:val="Compact"/>
+              <w:jc w:val="left"/>
+            </w:pPr>
+            <w:r>
+              <w:t xml:space="preserve">Tur</w:t>
+            </w:r>
+          </w:p>
+        </w:tc>
+        <w:tc>
+          <w:tcPr/>
+          <w:p>
+            <w:pPr>
+              <w:pStyle w:val="Compact"/>
+              <w:jc w:val="center"/>
+            </w:pPr>
+            <w:r>
+              <w:t xml:space="preserve">Daqiqa</w:t>
+            </w:r>
+          </w:p>
+        </w:tc>
+        <w:tc>
+          <w:tcPr/>
+          <w:p>
+            <w:pPr>
+              <w:pStyle w:val="Compact"/>
+              <w:jc w:val="left"/>
+            </w:pPr>
+            <w:r>
+              <w:t xml:space="preserve">Holat</w:t>
+            </w:r>
+          </w:p>
+        </w:tc>
+      </w:tr>
+      <w:tr>
+        <w:tc>
+          <w:tcPr/>
+          <w:p>
+            <w:pPr>
+              <w:pStyle w:val="Compact"/>
+              <w:jc w:val="right"/>
+            </w:pPr>
+            <w:r>
+              <w:t xml:space="preserve">1</w:t>
+            </w:r>
+          </w:p>
+        </w:tc>
+        <w:tc>
+          <w:tcPr/>
+          <w:p>
+            <w:pPr>
+              <w:pStyle w:val="Compact"/>
+              <w:jc w:val="left"/>
+            </w:pPr>
+            <w:r>
+              <w:t xml:space="preserve">👋 Xush kelibsiz!</w:t>
+            </w:r>
+          </w:p>
+        </w:tc>
+        <w:tc>
+          <w:tcPr/>
+          <w:p>
+            <w:pPr>
+              <w:pStyle w:val="Compact"/>
+              <w:jc w:val="left"/>
+            </w:pPr>
+            <w:r>
+              <w:t xml:space="preserve">ekran</w:t>
+            </w:r>
+          </w:p>
+        </w:tc>
+        <w:tc>
+          <w:tcPr/>
+          <w:p>
+            <w:pPr>
+              <w:pStyle w:val="Compact"/>
+              <w:jc w:val="center"/>
+            </w:pPr>
+            <w:r>
+              <w:t xml:space="preserve">2</w:t>
+            </w:r>
+          </w:p>
+        </w:tc>
+        <w:tc>
+          <w:tcPr/>
+          <w:p>
+            <w:pPr>
+              <w:pStyle w:val="Compact"/>
+              <w:jc w:val="left"/>
+            </w:pPr>
+            <w:r>
+              <w:t xml:space="preserve">darsda</w:t>
+            </w:r>
+          </w:p>
+        </w:tc>
+      </w:tr>
+      <w:tr>
+        <w:tc>
+          <w:tcPr/>
+          <w:p>
+            <w:pPr>
+              <w:pStyle w:val="Compact"/>
+              <w:jc w:val="right"/>
+            </w:pPr>
+            <w:r>
+              <w:t xml:space="preserve">2</w:t>
+            </w:r>
+          </w:p>
+        </w:tc>
+        <w:tc>
+          <w:tcPr/>
+          <w:p>
+            <w:pPr>
+              <w:pStyle w:val="Compact"/>
+              <w:jc w:val="left"/>
+            </w:pPr>
+            <w:r>
+              <w:t xml:space="preserve">🔗 Tanishuv o‘yini: «Ism zanjiri»</w:t>
+            </w:r>
+          </w:p>
+        </w:tc>
+        <w:tc>
+          <w:tcPr/>
+          <w:p>
+            <w:pPr>
+              <w:pStyle w:val="Compact"/>
+              <w:jc w:val="left"/>
+            </w:pPr>
+            <w:r>
+              <w:t xml:space="preserve">ekran</w:t>
+            </w:r>
+          </w:p>
+        </w:tc>
+        <w:tc>
+          <w:tcPr/>
+          <w:p>
+            <w:pPr>
+              <w:pStyle w:val="Compact"/>
+              <w:jc w:val="center"/>
+            </w:pPr>
+            <w:r>
+              <w:t xml:space="preserve">5</w:t>
+            </w:r>
+          </w:p>
+        </w:tc>
+        <w:tc>
+          <w:tcPr/>
+          <w:p>
+            <w:pPr>
+              <w:pStyle w:val="Compact"/>
+              <w:jc w:val="left"/>
+            </w:pPr>
+            <w:r>
+              <w:t xml:space="preserve">darsda</w:t>
+            </w:r>
+          </w:p>
+        </w:tc>
+      </w:tr>
+      <w:tr>
+        <w:tc>
+          <w:tcPr/>
+          <w:p>
+            <w:pPr>
+              <w:pStyle w:val="Compact"/>
+              <w:jc w:val="right"/>
+            </w:pPr>
+            <w:r>
+              <w:t xml:space="preserve">3</w:t>
+            </w:r>
+          </w:p>
+        </w:tc>
+        <w:tc>
+          <w:tcPr/>
+          <w:p>
+            <w:pPr>
+              <w:pStyle w:val="Compact"/>
+              <w:jc w:val="left"/>
+            </w:pPr>
+            <w:r>
+              <w:t xml:space="preserve">📝 Men haqimda (so‘rovnoma, 1-qism)</w:t>
+            </w:r>
+          </w:p>
+        </w:tc>
+        <w:tc>
+          <w:tcPr/>
+          <w:p>
+            <w:pPr>
+              <w:pStyle w:val="Compact"/>
+              <w:jc w:val="left"/>
+            </w:pPr>
+            <w:r>
+              <w:t xml:space="preserve">so‘rovnoma</w:t>
+            </w:r>
+          </w:p>
+        </w:tc>
+        <w:tc>
+          <w:tcPr/>
+          <w:p>
+            <w:pPr>
+              <w:pStyle w:val="Compact"/>
+              <w:jc w:val="center"/>
+            </w:pPr>
+            <w:r>
+              <w:t xml:space="preserve">5</w:t>
+            </w:r>
+          </w:p>
+        </w:tc>
+        <w:tc>
+          <w:tcPr/>
+          <w:p>
+            <w:pPr>
+              <w:pStyle w:val="Compact"/>
+              <w:jc w:val="left"/>
+            </w:pPr>
+            <w:r>
+              <w:t xml:space="preserve">darsda</w:t>
+            </w:r>
+          </w:p>
+        </w:tc>
+      </w:tr>
+      <w:tr>
+        <w:tc>
+          <w:tcPr/>
+          <w:p>
+            <w:pPr>
+              <w:pStyle w:val="Compact"/>
+              <w:jc w:val="right"/>
+            </w:pPr>
+            <w:r>
+              <w:t xml:space="preserve">4</w:t>
+            </w:r>
+          </w:p>
+        </w:tc>
+        <w:tc>
+          <w:tcPr/>
+          <w:p>
+            <w:pPr>
+              <w:pStyle w:val="Compact"/>
+              <w:jc w:val="left"/>
+            </w:pPr>
+            <w:r>
+              <w:t xml:space="preserve">🧩 Kirish testi — 1-qism: tayanch bilimlar (S1–S3, 15 savol)</w:t>
+            </w:r>
+          </w:p>
+        </w:tc>
+        <w:tc>
+          <w:tcPr/>
+          <w:p>
+            <w:pPr>
+              <w:pStyle w:val="Compact"/>
+              <w:jc w:val="left"/>
+            </w:pPr>
+            <w:r>
+              <w:t xml:space="preserve">test</w:t>
+            </w:r>
+          </w:p>
+        </w:tc>
+        <w:tc>
+          <w:tcPr/>
+          <w:p>
+            <w:pPr>
+              <w:pStyle w:val="Compact"/>
+              <w:jc w:val="center"/>
+            </w:pPr>
+            <w:r>
+              <w:t xml:space="preserve">12</w:t>
+            </w:r>
+          </w:p>
+        </w:tc>
+        <w:tc>
+          <w:tcPr/>
+          <w:p>
+            <w:pPr>
+              <w:pStyle w:val="Compact"/>
+              <w:jc w:val="left"/>
+            </w:pPr>
+            <w:r>
+              <w:t xml:space="preserve">darsda</w:t>
+            </w:r>
+          </w:p>
+        </w:tc>
+      </w:tr>
+      <w:tr>
+        <w:tc>
+          <w:tcPr/>
+          <w:p>
+            <w:pPr>
+              <w:pStyle w:val="Compact"/>
+              <w:jc w:val="right"/>
+            </w:pPr>
+            <w:r>
+              <w:t xml:space="preserve">5</w:t>
+            </w:r>
+          </w:p>
+        </w:tc>
+        <w:tc>
+          <w:tcPr/>
+          <w:p>
+            <w:pPr>
+              <w:pStyle w:val="Compact"/>
+              <w:jc w:val="left"/>
+            </w:pPr>
+            <w:r>
+              <w:t xml:space="preserve">🌡️ Kayfiyat qalay?</w:t>
+            </w:r>
+          </w:p>
+        </w:tc>
+        <w:tc>
+          <w:tcPr/>
+          <w:p>
+            <w:pPr>
+              <w:pStyle w:val="Compact"/>
+              <w:jc w:val="left"/>
+            </w:pPr>
+            <w:r>
+              <w:t xml:space="preserve">kayfiyat</w:t>
+            </w:r>
+          </w:p>
+        </w:tc>
+        <w:tc>
+          <w:tcPr/>
+          <w:p>
+            <w:pPr>
+              <w:pStyle w:val="Compact"/>
+              <w:jc w:val="center"/>
+            </w:pPr>
+            <w:r>
+              <w:t xml:space="preserve">1</w:t>
+            </w:r>
+          </w:p>
+        </w:tc>
+        <w:tc>
+          <w:tcPr/>
+          <w:p>
+            <w:pPr>
+              <w:pStyle w:val="Compact"/>
+              <w:jc w:val="left"/>
+            </w:pPr>
+            <w:r>
+              <w:t xml:space="preserve">darsda</w:t>
+            </w:r>
+          </w:p>
+        </w:tc>
+      </w:tr>
+      <w:tr>
+        <w:tc>
+          <w:tcPr/>
+          <w:p>
+            <w:pPr>
+              <w:pStyle w:val="Compact"/>
+              <w:jc w:val="right"/>
+            </w:pPr>
+            <w:r>
+              <w:t xml:space="preserve">6</w:t>
+            </w:r>
+          </w:p>
+        </w:tc>
+        <w:tc>
+          <w:tcPr/>
+          <w:p>
+            <w:pPr>
+              <w:pStyle w:val="Compact"/>
+              <w:jc w:val="left"/>
+            </w:pPr>
+            <w:r>
+              <w:t xml:space="preserve">🙆 1 daqiqalik dam olish</w:t>
+            </w:r>
+          </w:p>
+        </w:tc>
+        <w:tc>
+          <w:tcPr/>
+          <w:p>
+            <w:pPr>
+              <w:pStyle w:val="Compact"/>
+              <w:jc w:val="left"/>
+            </w:pPr>
+            <w:r>
+              <w:t xml:space="preserve">ekran</w:t>
+            </w:r>
+          </w:p>
+        </w:tc>
+        <w:tc>
+          <w:tcPr/>
+          <w:p>
+            <w:pPr>
+              <w:pStyle w:val="Compact"/>
+              <w:jc w:val="center"/>
+            </w:pPr>
+            <w:r>
+              <w:t xml:space="preserve">1</w:t>
+            </w:r>
+          </w:p>
+        </w:tc>
+        <w:tc>
+          <w:tcPr/>
+          <w:p>
+            <w:pPr>
+              <w:pStyle w:val="Compact"/>
+              <w:jc w:val="left"/>
+            </w:pPr>
+            <w:r>
+              <w:rPr>
+                <w:bCs/>
+                <w:b/>
+              </w:rPr>
+              <w:t xml:space="preserve">zaxira</w:t>
+            </w:r>
+          </w:p>
+        </w:tc>
+      </w:tr>
+      <w:tr>
+        <w:tc>
+          <w:tcPr/>
+          <w:p>
+            <w:pPr>
+              <w:pStyle w:val="Compact"/>
+              <w:jc w:val="right"/>
+            </w:pPr>
+            <w:r>
+              <w:t xml:space="preserve">7</w:t>
+            </w:r>
+          </w:p>
+        </w:tc>
+        <w:tc>
+          <w:tcPr/>
+          <w:p>
+            <w:pPr>
+              <w:pStyle w:val="Compact"/>
+              <w:jc w:val="left"/>
+            </w:pPr>
+            <w:r>
+              <w:t xml:space="preserve">💻 Kirish testi — 2-qism: 7-sinf mavzulari (S4–S6, 15 savol)</w:t>
+            </w:r>
+          </w:p>
+        </w:tc>
+        <w:tc>
+          <w:tcPr/>
+          <w:p>
+            <w:pPr>
+              <w:pStyle w:val="Compact"/>
+              <w:jc w:val="left"/>
+            </w:pPr>
+            <w:r>
+              <w:t xml:space="preserve">test</w:t>
+            </w:r>
+          </w:p>
+        </w:tc>
+        <w:tc>
+          <w:tcPr/>
+          <w:p>
+            <w:pPr>
+              <w:pStyle w:val="Compact"/>
+              <w:jc w:val="center"/>
+            </w:pPr>
+            <w:r>
+              <w:t xml:space="preserve">12</w:t>
+            </w:r>
+          </w:p>
+        </w:tc>
+        <w:tc>
+          <w:tcPr/>
+          <w:p>
+            <w:pPr>
+              <w:pStyle w:val="Compact"/>
+              <w:jc w:val="left"/>
+            </w:pPr>
+            <w:r>
+              <w:t xml:space="preserve">darsda</w:t>
+            </w:r>
+          </w:p>
+        </w:tc>
+      </w:tr>
+      <w:tr>
+        <w:tc>
+          <w:tcPr/>
+          <w:p>
+            <w:pPr>
+              <w:pStyle w:val="Compact"/>
+              <w:jc w:val="right"/>
+            </w:pPr>
+            <w:r>
+              <w:t xml:space="preserve">8</w:t>
+            </w:r>
+          </w:p>
+        </w:tc>
+        <w:tc>
+          <w:tcPr/>
+          <w:p>
+            <w:pPr>
+              <w:pStyle w:val="Compact"/>
+              <w:jc w:val="left"/>
+            </w:pPr>
+            <w:r>
+              <w:t xml:space="preserve">⌨️ Tez yozish (1 daqiqa)</w:t>
+            </w:r>
+          </w:p>
+        </w:tc>
+        <w:tc>
+          <w:tcPr/>
+          <w:p>
+            <w:pPr>
+              <w:pStyle w:val="Compact"/>
+              <w:jc w:val="left"/>
+            </w:pPr>
+            <w:r>
+              <w:t xml:space="preserve">tez yozish</w:t>
+            </w:r>
+          </w:p>
+        </w:tc>
+        <w:tc>
+          <w:tcPr/>
+          <w:p>
+            <w:pPr>
+              <w:pStyle w:val="Compact"/>
+              <w:jc w:val="center"/>
+            </w:pPr>
+            <w:r>
+              <w:t xml:space="preserve">2</w:t>
+            </w:r>
+          </w:p>
+        </w:tc>
+        <w:tc>
+          <w:tcPr/>
+          <w:p>
+            <w:pPr>
+              <w:pStyle w:val="Compact"/>
+              <w:jc w:val="left"/>
+            </w:pPr>
+            <w:r>
+              <w:t xml:space="preserve">darsda</w:t>
+            </w:r>
+          </w:p>
+        </w:tc>
+      </w:tr>
+      <w:tr>
+        <w:tc>
+          <w:tcPr/>
+          <w:p>
+            <w:pPr>
+              <w:pStyle w:val="Compact"/>
+              <w:jc w:val="right"/>
+            </w:pPr>
+            <w:r>
+              <w:t xml:space="preserve">9</w:t>
+            </w:r>
+          </w:p>
+        </w:tc>
+        <w:tc>
+          <w:tcPr/>
+          <w:p>
+            <w:pPr>
+              <w:pStyle w:val="Compact"/>
+              <w:jc w:val="left"/>
+            </w:pPr>
+            <w:r>
+              <w:t xml:space="preserve">💬 Informatika va men (so‘rovnoma, 2-qism)</w:t>
+            </w:r>
+          </w:p>
+        </w:tc>
+        <w:tc>
+          <w:tcPr/>
+          <w:p>
+            <w:pPr>
+              <w:pStyle w:val="Compact"/>
+              <w:jc w:val="left"/>
+            </w:pPr>
+            <w:r>
+              <w:t xml:space="preserve">so‘rovnoma</w:t>
+            </w:r>
+          </w:p>
+        </w:tc>
+        <w:tc>
+          <w:tcPr/>
+          <w:p>
+            <w:pPr>
+              <w:pStyle w:val="Compact"/>
+              <w:jc w:val="center"/>
+            </w:pPr>
+            <w:r>
+              <w:t xml:space="preserve">5</w:t>
+            </w:r>
+          </w:p>
+        </w:tc>
+        <w:tc>
+          <w:tcPr/>
+          <w:p>
+            <w:pPr>
+              <w:pStyle w:val="Compact"/>
+              <w:jc w:val="left"/>
+            </w:pPr>
+            <w:r>
+              <w:t xml:space="preserve">darsda</w:t>
+            </w:r>
+          </w:p>
+        </w:tc>
+      </w:tr>
+      <w:tr>
+        <w:tc>
+          <w:tcPr/>
+          <w:p>
+            <w:pPr>
+              <w:pStyle w:val="Compact"/>
+              <w:jc w:val="right"/>
+            </w:pPr>
+            <w:r>
+              <w:t xml:space="preserve">10</w:t>
+            </w:r>
+          </w:p>
+        </w:tc>
+        <w:tc>
+          <w:tcPr/>
+          <w:p>
+            <w:pPr>
+              <w:pStyle w:val="Compact"/>
+              <w:jc w:val="left"/>
+            </w:pPr>
+            <w:r>
+              <w:t xml:space="preserve">🎟️ Chiqish chiptasi</w:t>
+            </w:r>
+          </w:p>
+        </w:tc>
+        <w:tc>
+          <w:tcPr/>
+          <w:p>
+            <w:pPr>
+              <w:pStyle w:val="Compact"/>
+              <w:jc w:val="left"/>
+            </w:pPr>
+            <w:r>
+              <w:t xml:space="preserve">so‘rovnoma</w:t>
+            </w:r>
+          </w:p>
+        </w:tc>
+        <w:tc>
+          <w:tcPr/>
+          <w:p>
+            <w:pPr>
+              <w:pStyle w:val="Compact"/>
+              <w:jc w:val="center"/>
+            </w:pPr>
+            <w:r>
+              <w:t xml:space="preserve">2</w:t>
+            </w:r>
+          </w:p>
+        </w:tc>
+        <w:tc>
+          <w:tcPr/>
+          <w:p>
+            <w:pPr>
+              <w:pStyle w:val="Compact"/>
+              <w:jc w:val="left"/>
+            </w:pPr>
+            <w:r>
+              <w:t xml:space="preserve">darsda</w:t>
+            </w:r>
+          </w:p>
+        </w:tc>
+      </w:tr>
+      <w:tr>
+        <w:tc>
+          <w:tcPr/>
+          <w:p>
+            <w:pPr>
+              <w:pStyle w:val="Compact"/>
+              <w:jc w:val="right"/>
+            </w:pPr>
+            <w:r>
+              <w:t xml:space="preserve">11</w:t>
+            </w:r>
+          </w:p>
+        </w:tc>
+        <w:tc>
+          <w:tcPr/>
+          <w:p>
+            <w:pPr>
+              <w:pStyle w:val="Compact"/>
+              <w:jc w:val="left"/>
+            </w:pPr>
+            <w:r>
+              <w:t xml:space="preserve">🎉 Rahmat!</w:t>
+            </w:r>
+          </w:p>
+        </w:tc>
+        <w:tc>
+          <w:tcPr/>
+          <w:p>
+            <w:pPr>
+              <w:pStyle w:val="Compact"/>
+              <w:jc w:val="left"/>
+            </w:pPr>
+            <w:r>
+              <w:t xml:space="preserve">ekran</w:t>
+            </w:r>
+          </w:p>
+        </w:tc>
+        <w:tc>
+          <w:tcPr/>
+          <w:p>
+            <w:pPr>
+              <w:pStyle w:val="Compact"/>
+              <w:jc w:val="center"/>
+            </w:pPr>
+            <w:r>
+              <w:t xml:space="preserve">0</w:t>
+            </w:r>
+          </w:p>
+        </w:tc>
+        <w:tc>
+          <w:tcPr/>
+          <w:p>
+            <w:pPr>
+              <w:pStyle w:val="Compact"/>
+              <w:jc w:val="left"/>
+            </w:pPr>
+            <w:r>
+              <w:t xml:space="preserve">darsda</w:t>
+            </w:r>
+          </w:p>
+        </w:tc>
+      </w:tr>
+      <w:tr>
+        <w:tc>
+          <w:tcPr/>
+          <w:p>
+            <w:pPr>
+              <w:pStyle w:val="Compact"/>
+              <w:jc w:val="right"/>
+            </w:pPr>
+            <w:r>
+              <w:t xml:space="preserve">12</w:t>
+            </w:r>
+          </w:p>
+        </w:tc>
+        <w:tc>
+          <w:tcPr/>
+          <w:p>
+            <w:pPr>
+              <w:pStyle w:val="Compact"/>
+              <w:jc w:val="left"/>
+            </w:pPr>
+            <w:r>
+              <w:t xml:space="preserve">🛠️ Amaliy topshiriq (kompyuterda)</w:t>
+            </w:r>
+          </w:p>
+        </w:tc>
+        <w:tc>
+          <w:tcPr/>
+          <w:p>
+            <w:pPr>
+              <w:pStyle w:val="Compact"/>
+              <w:jc w:val="left"/>
+            </w:pPr>
+            <w:r>
+              <w:t xml:space="preserve">amaliy</w:t>
+            </w:r>
+          </w:p>
+        </w:tc>
+        <w:tc>
+          <w:tcPr/>
+          <w:p>
+            <w:pPr>
+              <w:pStyle w:val="Compact"/>
+              <w:jc w:val="center"/>
+            </w:pPr>
+            <w:r>
+              <w:t xml:space="preserve">15</w:t>
+            </w:r>
+          </w:p>
+        </w:tc>
+        <w:tc>
+          <w:tcPr/>
+          <w:p>
+            <w:pPr>
+              <w:pStyle w:val="Compact"/>
+              <w:jc w:val="left"/>
+            </w:pPr>
+            <w:r>
+              <w:t xml:space="preserve">zaxira</w:t>
+            </w:r>
+          </w:p>
+        </w:tc>
+      </w:tr>
+      <w:tr>
+        <w:tc>
+          <w:tcPr/>
+          <w:p>
+            <w:pPr>
+              <w:pStyle w:val="Compact"/>
+              <w:jc w:val="right"/>
+            </w:pPr>
+            <w:r>
+              <w:t xml:space="preserve">13–14</w:t>
+            </w:r>
+          </w:p>
+        </w:tc>
+        <w:tc>
+          <w:tcPr/>
+          <w:p>
+            <w:pPr>
+              <w:pStyle w:val="Compact"/>
+              <w:jc w:val="left"/>
+            </w:pPr>
+            <w:r>
+              <w:t xml:space="preserve">Yakuniy test (B) — 1- va 2-qism</w:t>
+            </w:r>
+          </w:p>
+        </w:tc>
+        <w:tc>
+          <w:tcPr/>
+          <w:p>
+            <w:pPr>
+              <w:pStyle w:val="Compact"/>
+              <w:jc w:val="left"/>
+            </w:pPr>
+            <w:r>
+              <w:t xml:space="preserve">test</w:t>
+            </w:r>
+          </w:p>
+        </w:tc>
+        <w:tc>
+          <w:tcPr/>
+          <w:p>
+            <w:pPr>
+              <w:pStyle w:val="Compact"/>
+              <w:jc w:val="center"/>
+            </w:pPr>
+            <w:r>
+              <w:t xml:space="preserve">12+12</w:t>
+            </w:r>
+          </w:p>
+        </w:tc>
+        <w:tc>
+          <w:tcPr/>
+          <w:p>
+            <w:pPr>
+              <w:pStyle w:val="Compact"/>
+              <w:jc w:val="left"/>
+            </w:pPr>
+            <w:r>
+              <w:t xml:space="preserve">yanvar uchun</w:t>
+            </w:r>
+          </w:p>
+        </w:tc>
+      </w:tr>
+      <w:tr>
+        <w:tc>
+          <w:tcPr/>
+          <w:p>
+            <w:pPr>
+              <w:pStyle w:val="Compact"/>
+              <w:jc w:val="right"/>
+            </w:pPr>
+            <w:r>
+              <w:t xml:space="preserve">15</w:t>
+            </w:r>
+          </w:p>
+        </w:tc>
+        <w:tc>
+          <w:tcPr/>
+          <w:p>
+            <w:pPr>
+              <w:pStyle w:val="Compact"/>
+              <w:jc w:val="left"/>
+            </w:pPr>
+            <w:r>
+              <w:t xml:space="preserve">🗳️ Darslar haqida fikr (anonim)</w:t>
+            </w:r>
+          </w:p>
+        </w:tc>
+        <w:tc>
+          <w:tcPr/>
+          <w:p>
+            <w:pPr>
+              <w:pStyle w:val="Compact"/>
+              <w:jc w:val="left"/>
+            </w:pPr>
+            <w:r>
+              <w:t xml:space="preserve">so‘rovnoma</w:t>
+            </w:r>
+          </w:p>
+        </w:tc>
+        <w:tc>
+          <w:tcPr/>
+          <w:p>
+            <w:pPr>
+              <w:pStyle w:val="Compact"/>
+              <w:jc w:val="center"/>
+            </w:pPr>
+            <w:r>
+              <w:t xml:space="preserve">7</w:t>
+            </w:r>
+          </w:p>
+        </w:tc>
+        <w:tc>
+          <w:tcPr/>
+          <w:p>
+            <w:pPr>
+              <w:pStyle w:val="Compact"/>
+              <w:jc w:val="left"/>
+            </w:pPr>
+            <w:r>
+              <w:t xml:space="preserve">yanvar uchun</w:t>
+            </w:r>
+          </w:p>
+        </w:tc>
+      </w:tr>
+    </w:tbl>
+    <w:p>
+      <w:r>
+        <w:pict>
+          <v:rect style="width:0;height:1.5pt" o:hralign="center" o:hrstd="t" o:hr="t"/>
+        </w:pict>
+      </w:r>
+    </w:p>
+    <w:bookmarkEnd w:id="171"/>
+    <w:bookmarkStart w:id="172" w:name="Xf6812704077a76a273c47b1ea6550da341ea0d0"/>
+    <w:p>
+      <w:pPr>
+        <w:pStyle w:val="Heading2"/>
+      </w:pPr>
+      <w:r>
+        <w:t xml:space="preserve">3. Dars paytida — ustoz panelida nima qilasiz</w:t>
+      </w:r>
+    </w:p>
+    <w:p>
+      <w:pPr>
+        <w:pStyle w:val="FirstParagraph"/>
+      </w:pPr>
+      <w:r>
+        <w:t xml:space="preserve">Panel:</w:t>
+      </w:r>
+      <w:r>
+        <w:t xml:space="preserve"> </w:t>
+      </w:r>
+      <w:r>
+        <w:rPr>
+          <w:rStyle w:val="VerbatimChar"/>
+          <w:bCs/>
+          <w:b/>
+        </w:rPr>
+        <w:t xml:space="preserve">…/7a/admin.php</w:t>
+      </w:r>
+      <w:r>
+        <w:rPr>
+          <w:bCs/>
+          <w:b/>
+        </w:rPr>
+        <w:t xml:space="preserve"> </w:t>
+      </w:r>
+      <w:r>
+        <w:rPr>
+          <w:bCs/>
+          <w:b/>
+        </w:rPr>
+        <w:t xml:space="preserve">→ «▶ Jonli dars»</w:t>
+      </w:r>
+      <w:r>
+        <w:t xml:space="preserve">. Bu sahifani dars davomida ochiq qoldiring (proyektorga chiqarmang — u yerda ismlar va natijalar bor).</w:t>
+      </w:r>
+    </w:p>
+    <w:tbl>
+      <w:tblPr>
+        <w:tblStyle w:val="Table"/>
+        <w:tblW w:type="auto" w:w="0"/>
+        <w:tblLook w:firstRow="1" w:lastRow="0" w:firstColumn="0" w:lastColumn="0" w:noHBand="0" w:noVBand="0" w:val="0020"/>
+        <w:jc w:val="start"/>
+      </w:tblPr>
+      <w:tblGrid>
+        <w:gridCol w:w="3960"/>
+        <w:gridCol w:w="3960"/>
+      </w:tblGrid>
+      <w:tr>
+        <w:trPr>
+          <w:tblHeader w:val="true"/>
+        </w:trPr>
+        <w:tc>
+          <w:tcPr/>
+          <w:p>
+            <w:pPr>
+              <w:pStyle w:val="Compact"/>
+              <w:jc w:val="left"/>
+            </w:pPr>
+            <w:r>
+              <w:t xml:space="preserve">Vaziyat</w:t>
+            </w:r>
+          </w:p>
+        </w:tc>
+        <w:tc>
+          <w:tcPr/>
+          <w:p>
+            <w:pPr>
+              <w:pStyle w:val="Compact"/>
+              <w:jc w:val="left"/>
+            </w:pPr>
+            <w:r>
+              <w:t xml:space="preserve">Nima bosasiz</w:t>
+            </w:r>
+          </w:p>
+        </w:tc>
+      </w:tr>
+      <w:tr>
+        <w:tc>
+          <w:tcPr/>
+          <w:p>
+            <w:pPr>
+              <w:pStyle w:val="Compact"/>
+              <w:jc w:val="left"/>
+            </w:pPr>
+            <w:r>
+              <w:t xml:space="preserve">Darsni boshlash</w:t>
+            </w:r>
+          </w:p>
+        </w:tc>
+        <w:tc>
+          <w:tcPr/>
+          <w:p>
+            <w:pPr>
+              <w:pStyle w:val="Compact"/>
+              <w:jc w:val="left"/>
+            </w:pPr>
+            <w:r>
+              <w:rPr>
+                <w:bCs/>
+                <w:b/>
+              </w:rPr>
+              <w:t xml:space="preserve">«▶ Darsni boshlash»</w:t>
+            </w:r>
+            <w:r>
+              <w:t xml:space="preserve"> </w:t>
+            </w:r>
+            <w:r>
+              <w:t xml:space="preserve">— 1-bosqich ochiladi</w:t>
+            </w:r>
+          </w:p>
+        </w:tc>
+      </w:tr>
+      <w:tr>
+        <w:tc>
+          <w:tcPr/>
+          <w:p>
+            <w:pPr>
+              <w:pStyle w:val="Compact"/>
+              <w:jc w:val="left"/>
+            </w:pPr>
+            <w:r>
+              <w:t xml:space="preserve">Keyingi bosqichga o‘tish</w:t>
+            </w:r>
+          </w:p>
+        </w:tc>
+        <w:tc>
+          <w:tcPr/>
+          <w:p>
+            <w:pPr>
+              <w:pStyle w:val="Compact"/>
+              <w:jc w:val="left"/>
+            </w:pPr>
+            <w:r>
+              <w:rPr>
+                <w:bCs/>
+                <w:b/>
+              </w:rPr>
+              <w:t xml:space="preserve">«Keyingi ▶»</w:t>
+            </w:r>
+            <w:r>
+              <w:t xml:space="preserve"> </w:t>
+            </w:r>
+            <w:r>
+              <w:t xml:space="preserve">(yoki klaviaturada</w:t>
+            </w:r>
+            <w:r>
+              <w:t xml:space="preserve"> </w:t>
+            </w:r>
+            <w:r>
+              <w:rPr>
+                <w:bCs/>
+                <w:b/>
+              </w:rPr>
+              <w:t xml:space="preserve">→</w:t>
+            </w:r>
+            <w:r>
+              <w:t xml:space="preserve">)</w:t>
+            </w:r>
+          </w:p>
+        </w:tc>
+      </w:tr>
+      <w:tr>
+        <w:tc>
+          <w:tcPr/>
+          <w:p>
+            <w:pPr>
+              <w:pStyle w:val="Compact"/>
+              <w:jc w:val="left"/>
+            </w:pPr>
+            <w:r>
+              <w:t xml:space="preserve">Orqaga qaytish</w:t>
+            </w:r>
+          </w:p>
+        </w:tc>
+        <w:tc>
+          <w:tcPr/>
+          <w:p>
+            <w:pPr>
+              <w:pStyle w:val="Compact"/>
+              <w:jc w:val="left"/>
+            </w:pPr>
+            <w:r>
+              <w:rPr>
+                <w:bCs/>
+                <w:b/>
+              </w:rPr>
+              <w:t xml:space="preserve">«◀ Oldingi»</w:t>
+            </w:r>
+            <w:r>
+              <w:t xml:space="preserve"> </w:t>
+            </w:r>
+            <w:r>
+              <w:t xml:space="preserve">(yoki</w:t>
+            </w:r>
+            <w:r>
+              <w:t xml:space="preserve"> </w:t>
+            </w:r>
+            <w:r>
+              <w:rPr>
+                <w:bCs/>
+                <w:b/>
+              </w:rPr>
+              <w:t xml:space="preserve">←</w:t>
+            </w:r>
+            <w:r>
+              <w:t xml:space="preserve">)</w:t>
+            </w:r>
+          </w:p>
+        </w:tc>
+      </w:tr>
+      <w:tr>
+        <w:tc>
+          <w:tcPr/>
+          <w:p>
+            <w:pPr>
+              <w:pStyle w:val="Compact"/>
+              <w:jc w:val="left"/>
+            </w:pPr>
+            <w:r>
+              <w:t xml:space="preserve">Hammaning diqqatini olish, gapirish kerak</w:t>
+            </w:r>
+          </w:p>
+        </w:tc>
+        <w:tc>
+          <w:tcPr/>
+          <w:p>
+            <w:pPr>
+              <w:pStyle w:val="Compact"/>
+              <w:jc w:val="left"/>
+            </w:pPr>
+            <w:r>
+              <w:rPr>
+                <w:bCs/>
+                <w:b/>
+              </w:rPr>
+              <w:t xml:space="preserve">«⏸ Pauza»</w:t>
+            </w:r>
+            <w:r>
+              <w:t xml:space="preserve"> </w:t>
+            </w:r>
+            <w:r>
+              <w:t xml:space="preserve">— o‘quvchilar ekrani «Biroz to‘xtadik»; keyin «▶ Davom»</w:t>
+            </w:r>
+          </w:p>
+        </w:tc>
+      </w:tr>
+      <w:tr>
+        <w:tc>
+          <w:tcPr/>
+          <w:p>
+            <w:pPr>
+              <w:pStyle w:val="Compact"/>
+              <w:jc w:val="left"/>
+            </w:pPr>
+            <w:r>
+              <w:t xml:space="preserve">O‘quvchilar charchadi</w:t>
+            </w:r>
+          </w:p>
+        </w:tc>
+        <w:tc>
+          <w:tcPr/>
+          <w:p>
+            <w:pPr>
+              <w:pStyle w:val="Compact"/>
+              <w:jc w:val="left"/>
+            </w:pPr>
+            <w:r>
+              <w:t xml:space="preserve">Chapdagi ro‘yxatda</w:t>
+            </w:r>
+            <w:r>
+              <w:t xml:space="preserve"> </w:t>
+            </w:r>
+            <w:r>
+              <w:rPr>
+                <w:bCs/>
+                <w:b/>
+              </w:rPr>
+              <w:t xml:space="preserve">«1 daqiqalik dam olish»</w:t>
+            </w:r>
+            <w:r>
+              <w:t xml:space="preserve"> </w:t>
+            </w:r>
+            <w:r>
+              <w:t xml:space="preserve">yonidagi</w:t>
+            </w:r>
+            <w:r>
+              <w:t xml:space="preserve"> </w:t>
+            </w:r>
+            <w:r>
+              <w:rPr>
+                <w:bCs/>
+                <w:b/>
+              </w:rPr>
+              <w:t xml:space="preserve">▶</w:t>
+            </w:r>
+            <w:r>
+              <w:t xml:space="preserve"> </w:t>
+            </w:r>
+            <w:r>
+              <w:t xml:space="preserve">ni bosing (zaxira bo‘lsa ham ochiladi), keyin «Keyingi ▶»</w:t>
+            </w:r>
+          </w:p>
+        </w:tc>
+      </w:tr>
+      <w:tr>
+        <w:tc>
+          <w:tcPr/>
+          <w:p>
+            <w:pPr>
+              <w:pStyle w:val="Compact"/>
+              <w:jc w:val="left"/>
+            </w:pPr>
+            <w:r>
+              <w:t xml:space="preserve">Vaqt yetmayapti</w:t>
+            </w:r>
+          </w:p>
+        </w:tc>
+        <w:tc>
+          <w:tcPr/>
+          <w:p>
+            <w:pPr>
+              <w:pStyle w:val="Compact"/>
+              <w:jc w:val="left"/>
+            </w:pPr>
+            <w:r>
+              <w:t xml:space="preserve">Keraksiz bosqichning</w:t>
+            </w:r>
+            <w:r>
+              <w:t xml:space="preserve"> </w:t>
+            </w:r>
+            <w:r>
+              <w:rPr>
+                <w:bCs/>
+                <w:b/>
+              </w:rPr>
+              <w:t xml:space="preserve">✓ belgisini olib tashlang</w:t>
+            </w:r>
+            <w:r>
+              <w:t xml:space="preserve"> </w:t>
+            </w:r>
+            <w:r>
+              <w:t xml:space="preserve">— «Keyingi ▶» uni o‘tkazib yuboradi. Yoki kerakli bosqich yonidagi</w:t>
+            </w:r>
+            <w:r>
+              <w:t xml:space="preserve"> </w:t>
+            </w:r>
+            <w:r>
+              <w:rPr>
+                <w:bCs/>
+                <w:b/>
+              </w:rPr>
+              <w:t xml:space="preserve">▶</w:t>
+            </w:r>
+            <w:r>
+              <w:t xml:space="preserve"> </w:t>
+            </w:r>
+            <w:r>
+              <w:t xml:space="preserve">ni bosing</w:t>
+            </w:r>
+          </w:p>
+        </w:tc>
+      </w:tr>
+      <w:tr>
+        <w:tc>
+          <w:tcPr/>
+          <w:p>
+            <w:pPr>
+              <w:pStyle w:val="Compact"/>
+              <w:jc w:val="left"/>
+            </w:pPr>
+            <w:r>
+              <w:t xml:space="preserve">Test tugamay vaqt tugadi</w:t>
+            </w:r>
+          </w:p>
+        </w:tc>
+        <w:tc>
+          <w:tcPr/>
+          <w:p>
+            <w:pPr>
+              <w:pStyle w:val="Compact"/>
+              <w:jc w:val="left"/>
+            </w:pPr>
+            <w:r>
+              <w:t xml:space="preserve">Shunchaki «Keyingi ▶» — o‘quvchilarning</w:t>
+            </w:r>
+            <w:r>
+              <w:t xml:space="preserve"> </w:t>
+            </w:r>
+            <w:r>
+              <w:rPr>
+                <w:bCs/>
+                <w:b/>
+              </w:rPr>
+              <w:t xml:space="preserve">belgilagan javoblari saqlangan</w:t>
+            </w:r>
+            <w:r>
+              <w:t xml:space="preserve">, natija ular ko‘rgan savollar bo‘yicha hisoblanadi</w:t>
+            </w:r>
+          </w:p>
+        </w:tc>
+      </w:tr>
+      <w:tr>
+        <w:tc>
+          <w:tcPr/>
+          <w:p>
+            <w:pPr>
+              <w:pStyle w:val="Compact"/>
+              <w:jc w:val="left"/>
+            </w:pPr>
+            <w:r>
+              <w:t xml:space="preserve">Darsni tugatish</w:t>
+            </w:r>
+          </w:p>
+        </w:tc>
+        <w:tc>
+          <w:tcPr/>
+          <w:p>
+            <w:pPr>
+              <w:pStyle w:val="Compact"/>
+              <w:jc w:val="left"/>
+            </w:pPr>
+            <w:r>
+              <w:rPr>
+                <w:bCs/>
+                <w:b/>
+              </w:rPr>
+              <w:t xml:space="preserve">«⏹ Darsni yakunlash»</w:t>
+            </w:r>
+          </w:p>
+        </w:tc>
+      </w:tr>
+      <w:tr>
+        <w:tc>
+          <w:tcPr/>
+          <w:p>
+            <w:pPr>
+              <w:pStyle w:val="Compact"/>
+              <w:jc w:val="left"/>
+            </w:pPr>
+            <w:r>
+              <w:t xml:space="preserve">Kelmagan o‘quvchi keyin topshirishi kerak</w:t>
+            </w:r>
+          </w:p>
+        </w:tc>
+        <w:tc>
+          <w:tcPr/>
+          <w:p>
+            <w:pPr>
+              <w:pStyle w:val="Compact"/>
+              <w:jc w:val="left"/>
+            </w:pPr>
+            <w:r>
+              <w:rPr>
+                <w:bCs/>
+                <w:b/>
+              </w:rPr>
+              <w:t xml:space="preserve">«Erkin rejim»</w:t>
+            </w:r>
+            <w:r>
+              <w:t xml:space="preserve"> </w:t>
+            </w:r>
+            <w:r>
+              <w:t xml:space="preserve">ni yoqing — o‘quvchi o‘zi tanlab topshiradi</w:t>
+            </w:r>
+          </w:p>
+        </w:tc>
+      </w:tr>
+    </w:tbl>
+    <w:p>
+      <w:pPr>
+        <w:pStyle w:val="BodyText"/>
+      </w:pPr>
+      <w:r>
+        <w:rPr>
+          <w:bCs/>
+          <w:b/>
+        </w:rPr>
+        <w:t xml:space="preserve">Panelda jonli ko‘rinadi:</w:t>
+      </w:r>
+      <w:r>
+        <w:t xml:space="preserve"> </w:t>
+      </w:r>
+      <w:r>
+        <w:t xml:space="preserve">kim onlayn, kim qaysi savolda (masalan 9/15), kim topshirdi, o‘rtacha natija, o‘tgan vaqt (rejadan oshsa qizil).</w:t>
+      </w:r>
+      <w:r>
+        <w:t xml:space="preserve"> </w:t>
+      </w:r>
+      <w:r>
+        <w:rPr>
+          <w:bCs/>
+          <w:b/>
+        </w:rPr>
+        <w:t xml:space="preserve">Kayfiyat bosqichida:</w:t>
+      </w:r>
+      <w:r>
+        <w:t xml:space="preserve"> </w:t>
+      </w:r>
+      <w:r>
+        <w:t xml:space="preserve">😴 😐 🙂 🤩 taqsimoti. Agar 40 % dan ko‘pi «charchadim» desa — panel dam olishni taklif qiladi.</w:t>
+      </w:r>
+    </w:p>
+    <w:p>
+      <w:r>
+        <w:pict>
+          <v:rect style="width:0;height:1.5pt" o:hralign="center" o:hrstd="t" o:hr="t"/>
+        </w:pict>
+      </w:r>
+    </w:p>
+    <w:bookmarkEnd w:id="172"/>
+    <w:bookmarkStart w:id="173" w:name="Xba82708872551c55f502d930210c409b71d65cf"/>
+    <w:p>
+      <w:pPr>
+        <w:pStyle w:val="Heading2"/>
+      </w:pPr>
+      <w:r>
+        <w:t xml:space="preserve">4. Darsdan keyin</w:t>
+      </w:r>
+    </w:p>
+    <w:tbl>
+      <w:tblPr>
+        <w:tblStyle w:val="Table"/>
+        <w:tblW w:type="auto" w:w="0"/>
+        <w:tblLook w:firstRow="1" w:lastRow="0" w:firstColumn="0" w:lastColumn="0" w:noHBand="0" w:noVBand="0" w:val="0020"/>
+        <w:jc w:val="start"/>
+      </w:tblPr>
+      <w:tblGrid>
+        <w:gridCol w:w="3960"/>
+        <w:gridCol w:w="3960"/>
+      </w:tblGrid>
+      <w:tr>
+        <w:trPr>
+          <w:tblHeader w:val="true"/>
+        </w:trPr>
+        <w:tc>
+          <w:tcPr/>
+          <w:p>
+            <w:pPr>
+              <w:pStyle w:val="Compact"/>
+              <w:jc w:val="left"/>
+            </w:pPr>
+            <w:r>
+              <w:t xml:space="preserve">Bo‘lim</w:t>
+            </w:r>
+          </w:p>
+        </w:tc>
+        <w:tc>
+          <w:tcPr/>
+          <w:p>
+            <w:pPr>
+              <w:pStyle w:val="Compact"/>
+              <w:jc w:val="left"/>
+            </w:pPr>
+            <w:r>
+              <w:t xml:space="preserve">Nima bor</w:t>
+            </w:r>
+          </w:p>
+        </w:tc>
+      </w:tr>
+      <w:tr>
+        <w:tc>
+          <w:tcPr/>
+          <w:p>
+            <w:pPr>
+              <w:pStyle w:val="Compact"/>
+              <w:jc w:val="left"/>
+            </w:pPr>
+            <w:r>
+              <w:rPr>
+                <w:bCs/>
+                <w:b/>
+              </w:rPr>
+              <w:t xml:space="preserve">Natijalar</w:t>
+            </w:r>
+          </w:p>
+        </w:tc>
+        <w:tc>
+          <w:tcPr/>
+          <w:p>
+            <w:pPr>
+              <w:pStyle w:val="Compact"/>
+              <w:jc w:val="left"/>
+            </w:pPr>
+            <w:r>
+              <w:t xml:space="preserve">Sinf o‘rtachasi, darajalar, «7-sinfga mosmi?», bo‘limlar, har bir o‘quvchi, qaysi savol qiyin bo‘lgani</w:t>
+            </w:r>
+          </w:p>
+        </w:tc>
+      </w:tr>
+      <w:tr>
+        <w:tc>
+          <w:tcPr/>
+          <w:p>
+            <w:pPr>
+              <w:pStyle w:val="Compact"/>
+              <w:jc w:val="left"/>
+            </w:pPr>
+            <w:r>
+              <w:rPr>
+                <w:bCs/>
+                <w:b/>
+              </w:rPr>
+              <w:t xml:space="preserve">O‘quvchilar</w:t>
+            </w:r>
+          </w:p>
+        </w:tc>
+        <w:tc>
+          <w:tcPr/>
+          <w:p>
+            <w:pPr>
+              <w:pStyle w:val="Compact"/>
+              <w:jc w:val="left"/>
+            </w:pPr>
+            <w:r>
+              <w:t xml:space="preserve">Kim qaysi bosqichni bajargan (jadval); ismni bosing — o‘quvchi kartasi (test, so‘rovnoma, xatolari)</w:t>
+            </w:r>
+          </w:p>
+        </w:tc>
+      </w:tr>
+      <w:tr>
+        <w:tc>
+          <w:tcPr/>
+          <w:p>
+            <w:pPr>
+              <w:pStyle w:val="Compact"/>
+              <w:jc w:val="left"/>
+            </w:pPr>
+            <w:r>
+              <w:rPr>
+                <w:bCs/>
+                <w:b/>
+              </w:rPr>
+              <w:t xml:space="preserve">So‘rovnomalar</w:t>
+            </w:r>
+          </w:p>
+        </w:tc>
+        <w:tc>
+          <w:tcPr/>
+          <w:p>
+            <w:pPr>
+              <w:pStyle w:val="Compact"/>
+              <w:jc w:val="left"/>
+            </w:pPr>
+            <w:r>
+              <w:t xml:space="preserve">Tanishuv, chiqish chiptasi, kayfiyat, fikr — umumiy tahlil</w:t>
+            </w:r>
+          </w:p>
+        </w:tc>
+      </w:tr>
+      <w:tr>
+        <w:tc>
+          <w:tcPr/>
+          <w:p>
+            <w:pPr>
+              <w:pStyle w:val="Compact"/>
+              <w:jc w:val="left"/>
+            </w:pPr>
+            <w:r>
+              <w:rPr>
+                <w:bCs/>
+                <w:b/>
+              </w:rPr>
+              <w:t xml:space="preserve">Amaliy</w:t>
+            </w:r>
+          </w:p>
+        </w:tc>
+        <w:tc>
+          <w:tcPr/>
+          <w:p>
+            <w:pPr>
+              <w:pStyle w:val="Compact"/>
+              <w:jc w:val="left"/>
+            </w:pPr>
+            <w:r>
+              <w:t xml:space="preserve">Amaliy topshiriqni 0/1/2 ball bilan baholash</w:t>
+            </w:r>
+          </w:p>
+        </w:tc>
+      </w:tr>
+      <w:tr>
+        <w:tc>
+          <w:tcPr/>
+          <w:p>
+            <w:pPr>
+              <w:pStyle w:val="Compact"/>
+              <w:jc w:val="left"/>
+            </w:pPr>
+            <w:r>
+              <w:rPr>
+                <w:bCs/>
+                <w:b/>
+              </w:rPr>
+              <w:t xml:space="preserve">Eksport (JSON)</w:t>
+            </w:r>
+          </w:p>
+        </w:tc>
+        <w:tc>
+          <w:tcPr/>
+          <w:p>
+            <w:pPr>
+              <w:pStyle w:val="Compact"/>
+              <w:jc w:val="left"/>
+            </w:pPr>
+            <w:r>
+              <w:rPr>
+                <w:bCs/>
+                <w:b/>
+              </w:rPr>
+              <w:t xml:space="preserve">Barcha ma’lumotlar bitta JSON faylda</w:t>
+            </w:r>
+            <w:r>
+              <w:t xml:space="preserve"> </w:t>
+            </w:r>
+            <w:r>
+              <w:t xml:space="preserve">(keyingi tahlil uchun) + Excel uchun CSV</w:t>
+            </w:r>
+          </w:p>
+        </w:tc>
+      </w:tr>
+    </w:tbl>
+    <w:p>
+      <w:pPr>
+        <w:pStyle w:val="BodyText"/>
+      </w:pPr>
+      <w:r>
+        <w:t xml:space="preserve">Barcha ma’lumotlar serverda</w:t>
+      </w:r>
+      <w:r>
+        <w:t xml:space="preserve"> </w:t>
+      </w:r>
+      <w:r>
+        <w:rPr>
+          <w:rStyle w:val="VerbatimChar"/>
+        </w:rPr>
+        <w:t xml:space="preserve">7a/_data/</w:t>
+      </w:r>
+      <w:r>
+        <w:t xml:space="preserve"> </w:t>
+      </w:r>
+      <w:r>
+        <w:t xml:space="preserve">papkasida oddiy</w:t>
+      </w:r>
+      <w:r>
+        <w:t xml:space="preserve"> </w:t>
+      </w:r>
+      <w:r>
+        <w:rPr>
+          <w:bCs/>
+          <w:b/>
+        </w:rPr>
+        <w:t xml:space="preserve">.json</w:t>
+      </w:r>
+      <w:r>
+        <w:t xml:space="preserve"> </w:t>
+      </w:r>
+      <w:r>
+        <w:t xml:space="preserve">fayllar ko‘rinishida saqlanadi. Har darsdan keyin shu papkaning nusxasini oling.</w:t>
+      </w:r>
+    </w:p>
+    <w:p>
+      <w:r>
+        <w:pict>
+          <v:rect style="width:0;height:1.5pt" o:hralign="center" o:hrstd="t" o:hr="t"/>
+        </w:pict>
+      </w:r>
+    </w:p>
+    <w:bookmarkEnd w:id="173"/>
+    <w:bookmarkStart w:id="174" w:name="X0483421ed1f86050f7ac9465ff87a5bec741dae"/>
+    <w:p>
+      <w:pPr>
+        <w:pStyle w:val="Heading2"/>
+      </w:pPr>
+      <w:r>
+        <w:t xml:space="preserve">5. Muammo bo‘lsa</w:t>
+      </w:r>
+    </w:p>
+    <w:tbl>
+      <w:tblPr>
+        <w:tblStyle w:val="Table"/>
+        <w:tblW w:type="auto" w:w="0"/>
+        <w:tblLook w:firstRow="1" w:lastRow="0" w:firstColumn="0" w:lastColumn="0" w:noHBand="0" w:noVBand="0" w:val="0020"/>
+        <w:jc w:val="start"/>
+      </w:tblPr>
+      <w:tblGrid>
+        <w:gridCol w:w="3960"/>
+        <w:gridCol w:w="3960"/>
+      </w:tblGrid>
+      <w:tr>
+        <w:trPr>
+          <w:tblHeader w:val="true"/>
+        </w:trPr>
+        <w:tc>
+          <w:tcPr/>
+          <w:p>
+            <w:pPr>
+              <w:pStyle w:val="Compact"/>
+              <w:jc w:val="left"/>
+            </w:pPr>
+            <w:r>
+              <w:t xml:space="preserve">Muammo</w:t>
+            </w:r>
+          </w:p>
+        </w:tc>
+        <w:tc>
+          <w:tcPr/>
+          <w:p>
+            <w:pPr>
+              <w:pStyle w:val="Compact"/>
+              <w:jc w:val="left"/>
+            </w:pPr>
+            <w:r>
+              <w:t xml:space="preserve">Yechim</w:t>
+            </w:r>
+          </w:p>
+        </w:tc>
+      </w:tr>
+      <w:tr>
+        <w:tc>
+          <w:tcPr/>
+          <w:p>
+            <w:pPr>
+              <w:pStyle w:val="Compact"/>
+              <w:jc w:val="left"/>
+            </w:pPr>
+            <w:r>
+              <w:t xml:space="preserve">O‘quvchi ekrani yangilanmayapti</w:t>
+            </w:r>
+          </w:p>
+        </w:tc>
+        <w:tc>
+          <w:tcPr/>
+          <w:p>
+            <w:pPr>
+              <w:pStyle w:val="Compact"/>
+              <w:jc w:val="left"/>
+            </w:pPr>
+            <w:r>
+              <w:t xml:space="preserve">U sahifani qo‘lda yangilasin (F5) — javoblari yo‘qolmaydi</w:t>
+            </w:r>
+          </w:p>
+        </w:tc>
+      </w:tr>
+      <w:tr>
+        <w:tc>
+          <w:tcPr/>
+          <w:p>
+            <w:pPr>
+              <w:pStyle w:val="Compact"/>
+              <w:jc w:val="left"/>
+            </w:pPr>
+            <w:r>
+              <w:t xml:space="preserve">O‘quvchi tasodifan chiqib ketdi</w:t>
+            </w:r>
+          </w:p>
+        </w:tc>
+        <w:tc>
+          <w:tcPr/>
+          <w:p>
+            <w:pPr>
+              <w:pStyle w:val="Compact"/>
+              <w:jc w:val="left"/>
+            </w:pPr>
+            <w:r>
+              <w:t xml:space="preserve">Qayta kod + ismini tanlaydi — o‘sha joydan davom etadi</w:t>
+            </w:r>
+          </w:p>
+        </w:tc>
+      </w:tr>
+      <w:tr>
+        <w:tc>
+          <w:tcPr/>
+          <w:p>
+            <w:pPr>
+              <w:pStyle w:val="Compact"/>
+              <w:jc w:val="left"/>
+            </w:pPr>
+            <w:r>
+              <w:t xml:space="preserve">O‘quvchi boshqa birovning ismini tanladi</w:t>
+            </w:r>
+          </w:p>
+        </w:tc>
+        <w:tc>
+          <w:tcPr/>
+          <w:p>
+            <w:pPr>
+              <w:pStyle w:val="Compact"/>
+              <w:jc w:val="left"/>
+            </w:pPr>
+            <w:r>
+              <w:t xml:space="preserve">O‘quvchilar → ism → yozuvni «O‘chirish», keyin to‘g‘ri ism bilan qayta kirsin</w:t>
+            </w:r>
+          </w:p>
+        </w:tc>
+      </w:tr>
+      <w:tr>
+        <w:tc>
+          <w:tcPr/>
+          <w:p>
+            <w:pPr>
+              <w:pStyle w:val="Compact"/>
+              <w:jc w:val="left"/>
+            </w:pPr>
+            <w:r>
+              <w:t xml:space="preserve">Panelda qizil «_data papkasi ochiq» ogohlantirishi</w:t>
+            </w:r>
+          </w:p>
+        </w:tc>
+        <w:tc>
+          <w:tcPr/>
+          <w:p>
+            <w:pPr>
+              <w:pStyle w:val="Compact"/>
+              <w:jc w:val="left"/>
+            </w:pPr>
+            <w:r>
+              <w:t xml:space="preserve">Apache sozlamasida</w:t>
+            </w:r>
+            <w:r>
+              <w:t xml:space="preserve"> </w:t>
+            </w:r>
+            <w:r>
+              <w:rPr>
+                <w:rStyle w:val="VerbatimChar"/>
+              </w:rPr>
+              <w:t xml:space="preserve">AllowOverride All</w:t>
+            </w:r>
+            <w:r>
+              <w:t xml:space="preserve"> </w:t>
+            </w:r>
+            <w:r>
+              <w:t xml:space="preserve">ni yoqing yoki</w:t>
+            </w:r>
+            <w:r>
+              <w:t xml:space="preserve"> </w:t>
+            </w:r>
+            <w:r>
+              <w:rPr>
+                <w:rStyle w:val="VerbatimChar"/>
+              </w:rPr>
+              <w:t xml:space="preserve">config.namuna.php</w:t>
+            </w:r>
+            <w:r>
+              <w:t xml:space="preserve"> </w:t>
+            </w:r>
+            <w:r>
+              <w:t xml:space="preserve">→</w:t>
+            </w:r>
+            <w:r>
+              <w:t xml:space="preserve"> </w:t>
+            </w:r>
+            <w:r>
+              <w:rPr>
+                <w:rStyle w:val="VerbatimChar"/>
+              </w:rPr>
+              <w:t xml:space="preserve">config.php</w:t>
+            </w:r>
+            <w:r>
+              <w:t xml:space="preserve"> </w:t>
+            </w:r>
+            <w:r>
+              <w:t xml:space="preserve">qilib, ma’lumotlar papkasini sayt tashqarisiga ko‘chiring</w:t>
+            </w:r>
+          </w:p>
+        </w:tc>
+      </w:tr>
+      <w:tr>
+        <w:tc>
+          <w:tcPr/>
+          <w:p>
+            <w:pPr>
+              <w:pStyle w:val="Compact"/>
+              <w:jc w:val="left"/>
+            </w:pPr>
+            <w:r>
+              <w:t xml:space="preserve">Parol esdan chiqdi</w:t>
+            </w:r>
+          </w:p>
+        </w:tc>
+        <w:tc>
+          <w:tcPr/>
+          <w:p>
+            <w:pPr>
+              <w:pStyle w:val="Compact"/>
+              <w:jc w:val="left"/>
+            </w:pPr>
+            <w:r>
+              <w:rPr>
+                <w:rStyle w:val="VerbatimChar"/>
+              </w:rPr>
+              <w:t xml:space="preserve">7a/_data/ustoz.json</w:t>
+            </w:r>
+            <w:r>
+              <w:t xml:space="preserve"> </w:t>
+            </w:r>
+            <w:r>
+              <w:t xml:space="preserve">faylini o‘chiring — yangi parol so‘raladi</w:t>
+            </w:r>
+          </w:p>
+        </w:tc>
+      </w:tr>
+      <w:tr>
+        <w:tc>
+          <w:tcPr/>
+          <w:p>
+            <w:pPr>
+              <w:pStyle w:val="Compact"/>
+              <w:jc w:val="left"/>
+            </w:pPr>
+            <w:r>
+              <w:t xml:space="preserve">Internet/sayt umuman ishlamayapti</w:t>
+            </w:r>
+          </w:p>
+        </w:tc>
+        <w:tc>
+          <w:tcPr/>
+          <w:p>
+            <w:pPr>
+              <w:pStyle w:val="Compact"/>
+              <w:jc w:val="left"/>
+            </w:pPr>
+            <w:r>
+              <w:t xml:space="preserve">Zaxira:</w:t>
+            </w:r>
+            <w:r>
+              <w:t xml:space="preserve"> </w:t>
+            </w:r>
+            <w:r>
+              <w:rPr>
+                <w:rStyle w:val="VerbatimChar"/>
+              </w:rPr>
+              <w:t xml:space="preserve">chop_etish/</w:t>
+            </w:r>
+            <w:r>
+              <w:t xml:space="preserve"> </w:t>
+            </w:r>
+            <w:r>
+              <w:t xml:space="preserve">dagi PDF’lar</w:t>
+            </w:r>
+          </w:p>
+        </w:tc>
+      </w:tr>
+    </w:tbl>
+    <w:bookmarkEnd w:id="174"/>
+    <w:bookmarkEnd w:id="175"/>
     <w:sectPr/>
   </w:body>
 </w:document>
@@ -39668,6 +42028,82 @@
       </w:pPr>
     </w:lvl>
   </w:abstractNum>
+  <w:abstractNum w:abstractNumId="991">
+    <w:nsid w:val="A991"/>
+    <w:multiLevelType w:val="multilevel"/>
+    <w:lvl w:ilvl="0">
+      <w:numFmt w:val="bullet"/>
+      <w:lvlText w:val="•"/>
+      <w:lvlJc w:val="left"/>
+      <w:pPr>
+        <w:ind w:left="720" w:hanging="480"/>
+      </w:pPr>
+    </w:lvl>
+    <w:lvl w:ilvl="1">
+      <w:numFmt w:val="bullet"/>
+      <w:lvlText w:val="–"/>
+      <w:lvlJc w:val="left"/>
+      <w:pPr>
+        <w:ind w:left="1440" w:hanging="480"/>
+      </w:pPr>
+    </w:lvl>
+    <w:lvl w:ilvl="2">
+      <w:numFmt w:val="bullet"/>
+      <w:lvlText w:val="•"/>
+      <w:lvlJc w:val="left"/>
+      <w:pPr>
+        <w:ind w:left="2160" w:hanging="480"/>
+      </w:pPr>
+    </w:lvl>
+    <w:lvl w:ilvl="3">
+      <w:numFmt w:val="bullet"/>
+      <w:lvlText w:val="–"/>
+      <w:lvlJc w:val="left"/>
+      <w:pPr>
+        <w:ind w:left="2880" w:hanging="480"/>
+      </w:pPr>
+    </w:lvl>
+    <w:lvl w:ilvl="4">
+      <w:numFmt w:val="bullet"/>
+      <w:lvlText w:val="•"/>
+      <w:lvlJc w:val="left"/>
+      <w:pPr>
+        <w:ind w:left="3600" w:hanging="480"/>
+      </w:pPr>
+    </w:lvl>
+    <w:lvl w:ilvl="5">
+      <w:numFmt w:val="bullet"/>
+      <w:lvlText w:val="–"/>
+      <w:lvlJc w:val="left"/>
+      <w:pPr>
+        <w:ind w:left="4320" w:hanging="480"/>
+      </w:pPr>
+    </w:lvl>
+    <w:lvl w:ilvl="6">
+      <w:numFmt w:val="bullet"/>
+      <w:lvlText w:val="•"/>
+      <w:lvlJc w:val="left"/>
+      <w:pPr>
+        <w:ind w:left="5040" w:hanging="480"/>
+      </w:pPr>
+    </w:lvl>
+    <w:lvl w:ilvl="7">
+      <w:numFmt w:val="bullet"/>
+      <w:lvlText w:val="–"/>
+      <w:lvlJc w:val="left"/>
+      <w:pPr>
+        <w:ind w:left="5760" w:hanging="480"/>
+      </w:pPr>
+    </w:lvl>
+    <w:lvl w:ilvl="8">
+      <w:numFmt w:val="bullet"/>
+      <w:lvlText w:val="•"/>
+      <w:lvlJc w:val="left"/>
+      <w:pPr>
+        <w:ind w:left="6480" w:hanging="480"/>
+      </w:pPr>
+    </w:lvl>
+  </w:abstractNum>
   <w:abstractNum w:abstractNumId="99411">
     <w:nsid w:val="A99411"/>
     <w:multiLevelType w:val="multilevel"/>
@@ -39747,82 +42183,6 @@
       <w:start w:val="1"/>
       <w:numFmt w:val="decimal"/>
       <w:lvlText w:val="%9."/>
-      <w:lvlJc w:val="left"/>
-      <w:pPr>
-        <w:ind w:left="6480" w:hanging="480"/>
-      </w:pPr>
-    </w:lvl>
-  </w:abstractNum>
-  <w:abstractNum w:abstractNumId="991">
-    <w:nsid w:val="A991"/>
-    <w:multiLevelType w:val="multilevel"/>
-    <w:lvl w:ilvl="0">
-      <w:numFmt w:val="bullet"/>
-      <w:lvlText w:val="•"/>
-      <w:lvlJc w:val="left"/>
-      <w:pPr>
-        <w:ind w:left="720" w:hanging="480"/>
-      </w:pPr>
-    </w:lvl>
-    <w:lvl w:ilvl="1">
-      <w:numFmt w:val="bullet"/>
-      <w:lvlText w:val="–"/>
-      <w:lvlJc w:val="left"/>
-      <w:pPr>
-        <w:ind w:left="1440" w:hanging="480"/>
-      </w:pPr>
-    </w:lvl>
-    <w:lvl w:ilvl="2">
-      <w:numFmt w:val="bullet"/>
-      <w:lvlText w:val="•"/>
-      <w:lvlJc w:val="left"/>
-      <w:pPr>
-        <w:ind w:left="2160" w:hanging="480"/>
-      </w:pPr>
-    </w:lvl>
-    <w:lvl w:ilvl="3">
-      <w:numFmt w:val="bullet"/>
-      <w:lvlText w:val="–"/>
-      <w:lvlJc w:val="left"/>
-      <w:pPr>
-        <w:ind w:left="2880" w:hanging="480"/>
-      </w:pPr>
-    </w:lvl>
-    <w:lvl w:ilvl="4">
-      <w:numFmt w:val="bullet"/>
-      <w:lvlText w:val="•"/>
-      <w:lvlJc w:val="left"/>
-      <w:pPr>
-        <w:ind w:left="3600" w:hanging="480"/>
-      </w:pPr>
-    </w:lvl>
-    <w:lvl w:ilvl="5">
-      <w:numFmt w:val="bullet"/>
-      <w:lvlText w:val="–"/>
-      <w:lvlJc w:val="left"/>
-      <w:pPr>
-        <w:ind w:left="4320" w:hanging="480"/>
-      </w:pPr>
-    </w:lvl>
-    <w:lvl w:ilvl="6">
-      <w:numFmt w:val="bullet"/>
-      <w:lvlText w:val="•"/>
-      <w:lvlJc w:val="left"/>
-      <w:pPr>
-        <w:ind w:left="5040" w:hanging="480"/>
-      </w:pPr>
-    </w:lvl>
-    <w:lvl w:ilvl="7">
-      <w:numFmt w:val="bullet"/>
-      <w:lvlText w:val="–"/>
-      <w:lvlJc w:val="left"/>
-      <w:pPr>
-        <w:ind w:left="5760" w:hanging="480"/>
-      </w:pPr>
-    </w:lvl>
-    <w:lvl w:ilvl="8">
-      <w:numFmt w:val="bullet"/>
-      <w:lvlText w:val="•"/>
       <w:lvlJc w:val="left"/>
       <w:pPr>
         <w:ind w:left="6480" w:hanging="480"/>
@@ -40343,34 +42703,7 @@
     <w:abstractNumId w:val="990"/>
   </w:num>
   <w:num w:numId="1001">
-    <w:abstractNumId w:val="99411"/>
-    <w:lvlOverride w:ilvl="0">
-      <w:startOverride w:val="1"/>
-    </w:lvlOverride>
-    <w:lvlOverride w:ilvl="1">
-      <w:startOverride w:val="1"/>
-    </w:lvlOverride>
-    <w:lvlOverride w:ilvl="2">
-      <w:startOverride w:val="1"/>
-    </w:lvlOverride>
-    <w:lvlOverride w:ilvl="3">
-      <w:startOverride w:val="1"/>
-    </w:lvlOverride>
-    <w:lvlOverride w:ilvl="4">
-      <w:startOverride w:val="1"/>
-    </w:lvlOverride>
-    <w:lvlOverride w:ilvl="5">
-      <w:startOverride w:val="1"/>
-    </w:lvlOverride>
-    <w:lvlOverride w:ilvl="6">
-      <w:startOverride w:val="1"/>
-    </w:lvlOverride>
-    <w:lvlOverride w:ilvl="7">
-      <w:startOverride w:val="1"/>
-    </w:lvlOverride>
-    <w:lvlOverride w:ilvl="8">
-      <w:startOverride w:val="1"/>
-    </w:lvlOverride>
+    <w:abstractNumId w:val="991"/>
   </w:num>
   <w:num w:numId="1002">
     <w:abstractNumId w:val="991"/>
@@ -41177,6 +43510,36 @@
     </w:lvlOverride>
   </w:num>
   <w:num w:numId="1108">
+    <w:abstractNumId w:val="99411"/>
+    <w:lvlOverride w:ilvl="0">
+      <w:startOverride w:val="1"/>
+    </w:lvlOverride>
+    <w:lvlOverride w:ilvl="1">
+      <w:startOverride w:val="1"/>
+    </w:lvlOverride>
+    <w:lvlOverride w:ilvl="2">
+      <w:startOverride w:val="1"/>
+    </w:lvlOverride>
+    <w:lvlOverride w:ilvl="3">
+      <w:startOverride w:val="1"/>
+    </w:lvlOverride>
+    <w:lvlOverride w:ilvl="4">
+      <w:startOverride w:val="1"/>
+    </w:lvlOverride>
+    <w:lvlOverride w:ilvl="5">
+      <w:startOverride w:val="1"/>
+    </w:lvlOverride>
+    <w:lvlOverride w:ilvl="6">
+      <w:startOverride w:val="1"/>
+    </w:lvlOverride>
+    <w:lvlOverride w:ilvl="7">
+      <w:startOverride w:val="1"/>
+    </w:lvlOverride>
+    <w:lvlOverride w:ilvl="8">
+      <w:startOverride w:val="1"/>
+    </w:lvlOverride>
+  </w:num>
+  <w:num w:numId="1109">
     <w:abstractNumId w:val="99411"/>
     <w:lvlOverride w:ilvl="0">
       <w:startOverride w:val="1"/>

--- a/7A-diagnostika/chop_etish/7A_toliq_qollanma.docx
+++ b/7A-diagnostika/chop_etish/7A_toliq_qollanma.docx
@@ -39814,6 +39814,43 @@
       </w:r>
       <w:r>
         <w:t xml:space="preserve">ni oching (o‘quvchi sifatida), panelda «▶ Darsni boshlash», «Keyingi ▶» ni bir necha marta bosing.</w:t>
+      </w:r>
+      <w:r>
+        <w:t xml:space="preserve"> </w:t>
+      </w:r>
+      <w:r>
+        <w:t xml:space="preserve">⚠️ Sinashda</w:t>
+      </w:r>
+      <w:r>
+        <w:t xml:space="preserve"> </w:t>
+      </w:r>
+      <w:r>
+        <w:rPr>
+          <w:bCs/>
+          <w:b/>
+        </w:rPr>
+        <w:t xml:space="preserve">haqiqiy o‘quvchi ismini tanlamang</w:t>
+      </w:r>
+      <w:r>
+        <w:t xml:space="preserve"> </w:t>
+      </w:r>
+      <w:r>
+        <w:t xml:space="preserve">— «Ro‘yxatda yo‘qman…» →</w:t>
+      </w:r>
+      <w:r>
+        <w:t xml:space="preserve"> </w:t>
+      </w:r>
+      <w:r>
+        <w:rPr>
+          <w:rStyle w:val="VerbatimChar"/>
+        </w:rPr>
+        <w:t xml:space="preserve">TEST Ustoz</w:t>
+      </w:r>
+      <w:r>
+        <w:t xml:space="preserve"> </w:t>
+      </w:r>
+      <w:r>
+        <w:t xml:space="preserve">deb yozing. Aks holda o‘sha o‘quvchi darsda ba’zi bosqichlarni «topshirilgan» deb ko‘radi.</w:t>
       </w:r>
     </w:p>
     <w:p>
